--- a/reports/supervisors/hong_kong/professors/prof_jiannong_cao/dossier.docx
+++ b/reports/supervisors/hong_kong/professors/prof_jiannong_cao/dossier.docx
@@ -10,7 +10,7 @@
         <w:rPr>
           <w:b/>
           <w:color w:val="1B365D"/>
-          <w:sz w:val="40"/>
+          <w:sz w:val="36"/>
         </w:rPr>
         <w:t>PHD SUPERVISOR DOSSIER: PROF. JIANNONG CAO</w:t>
       </w:r>
@@ -22,15 +22,27 @@
       <w:r>
         <w:rPr>
           <w:color w:val="64748B"/>
-          <w:sz w:val="22"/>
+          <w:sz w:val="20"/>
         </w:rPr>
-        <w:t>Academic Research Intelligence • Generated: September 17, 2026</w:t>
+        <w:t>Academic Research Intelligence • Generated: September 18, 2026</w:t>
       </w:r>
     </w:p>
     <w:p>
       <w:pPr>
         <w:spacing w:after="300"/>
       </w:pPr>
+    </w:p>
+    <w:p>
+      <w:r/>
+      <w:r>
+        <w:rPr>
+          <w:b/>
+        </w:rPr>
+        <w:t>Target Professor:</w:t>
+      </w:r>
+      <w:r>
+        <w:t xml:space="preserve"> Prof. Jiannong Cao</w:t>
+      </w:r>
     </w:p>
     <w:p>
       <w:r/>
@@ -41,10 +53,156 @@
         <w:t>Institution:</w:t>
       </w:r>
       <w:r>
-        <w:t xml:space="preserve"> The Hong Kong Polytechnic University (Hong Kong)</w:t>
+        <w:t xml:space="preserve"> The Hong Kong Polytechnic University</w:t>
       </w:r>
     </w:p>
     <w:p>
+      <w:r/>
+      <w:r>
+        <w:rPr>
+          <w:b/>
+        </w:rPr>
+        <w:t>Department / School:</w:t>
+      </w:r>
+      <w:r>
+        <w:t xml:space="preserve"> Department of Computing (COMP)</w:t>
+      </w:r>
+    </w:p>
+    <w:p>
+      <w:r/>
+      <w:r>
+        <w:rPr>
+          <w:b/>
+        </w:rPr>
+        <w:t>Research Group / Laboratory:</w:t>
+      </w:r>
+      <w:r>
+        <w:t xml:space="preserve"> Internet and Mobile Computing Laboratory (IMCL)</w:t>
+      </w:r>
+    </w:p>
+    <w:p>
+      <w:r/>
+      <w:r>
+        <w:rPr>
+          <w:b/>
+        </w:rPr>
+        <w:t>Date of Assessment:</w:t>
+      </w:r>
+      <w:r>
+        <w:t xml:space="preserve"> 2026-09-18</w:t>
+      </w:r>
+    </w:p>
+    <w:p>
+      <w:r/>
+      <w:r>
+        <w:rPr>
+          <w:b/>
+        </w:rPr>
+        <w:t>Priority Tier:</w:t>
+      </w:r>
+      <w:r>
+        <w:t xml:space="preserve"> Tier 1 (Research Alignment: 100%)</w:t>
+      </w:r>
+    </w:p>
+    <w:p>
+      <w:r/>
+      <w:r>
+        <w:rPr>
+          <w:b/>
+        </w:rPr>
+        <w:t>Applicant Profile Target:</w:t>
+      </w:r>
+      <w:r>
+        <w:t xml:space="preserve"> Computer Engineering (BSc) / Computer Science (MSc) &amp;bull; Software &amp; iOS Engineering Background &amp;bull; Focus: Edge Computing</w:t>
+      </w:r>
+    </w:p>
+    <w:p>
+      <w:r>
+        <w:t>---</w:t>
+      </w:r>
+    </w:p>
+    <w:p>
+      <w:pPr>
+        <w:pStyle w:val="Heading1"/>
+        <w:spacing w:before="280" w:after="80"/>
+      </w:pPr>
+      <w:r>
+        <w:t>1. Executive Summary</w:t>
+      </w:r>
+    </w:p>
+    <w:p>
+      <w:r>
+        <w:t>Prof. Jiannong Cao is a prominent researcher in Edge Computing at The Hong Kong Polytechnic University (Hong Kong), directing research within the Internet and Mobile Computing Laboratory (IMCL). This assessment evaluates Prof. Jiannong Cao's academic trajectory from foundational computing and systems architectures to state-of-the-art collaborative edge intelligence and distributed execution frameworks.</w:t>
+      </w:r>
+    </w:p>
+    <w:p>
+      <w:r>
+        <w:t>With verified recruitment standing (CONFIRMED_ACTIVE) and direct synergy with PolyU Presidential PhD Fellowship Scheme (PPPFS) (Annual cash award of HK$40,000 + full tuition waiver + monthly stipend; Deadline: 2026-12-01 23:59:59 HKT), Prof. Jiannong Cao presents an outstanding doctoral supervisor opportunity bridging systems engineering, runtime profiling, and Edge AI.</w:t>
+      </w:r>
+    </w:p>
+    <w:p>
+      <w:r>
+        <w:t>---</w:t>
+      </w:r>
+    </w:p>
+    <w:p>
+      <w:pPr>
+        <w:pStyle w:val="Heading1"/>
+        <w:spacing w:before="280" w:after="80"/>
+      </w:pPr>
+      <w:r>
+        <w:t>2. Professor Identity &amp; Academic Profile</w:t>
+      </w:r>
+    </w:p>
+    <w:p>
+      <w:pPr>
+        <w:pStyle w:val="ListBullet"/>
+      </w:pPr>
+      <w:r/>
+      <w:r>
+        <w:rPr>
+          <w:b/>
+        </w:rPr>
+        <w:t>Full Name:</w:t>
+      </w:r>
+      <w:r>
+        <w:t xml:space="preserve"> Prof. Jiannong Cao</w:t>
+      </w:r>
+    </w:p>
+    <w:p>
+      <w:pPr>
+        <w:pStyle w:val="ListBullet"/>
+      </w:pPr>
+      <w:r/>
+      <w:r>
+        <w:rPr>
+          <w:b/>
+        </w:rPr>
+        <w:t>Current Position:</w:t>
+      </w:r>
+      <w:r>
+        <w:t xml:space="preserve"> Dean of Graduate School, Otto Poon Charitable Foundation Professor in Data Science, Chair Professor of Distributed and Mobile Computing</w:t>
+      </w:r>
+    </w:p>
+    <w:p>
+      <w:pPr>
+        <w:pStyle w:val="ListBullet"/>
+      </w:pPr>
+      <w:r/>
+      <w:r>
+        <w:rPr>
+          <w:b/>
+        </w:rPr>
+        <w:t>University:</w:t>
+      </w:r>
+      <w:r>
+        <w:t xml:space="preserve"> The Hong Kong Polytechnic University</w:t>
+      </w:r>
+    </w:p>
+    <w:p>
+      <w:pPr>
+        <w:pStyle w:val="ListBullet"/>
+      </w:pPr>
       <w:r/>
       <w:r>
         <w:rPr>
@@ -57,53 +215,48 @@
       </w:r>
     </w:p>
     <w:p>
+      <w:pPr>
+        <w:pStyle w:val="ListBullet"/>
+      </w:pPr>
       <w:r/>
       <w:r>
         <w:rPr>
           <w:b/>
         </w:rPr>
-        <w:t>Research Group:</w:t>
+        <w:t>Research Group / Lab:</w:t>
       </w:r>
       <w:r>
         <w:t xml:space="preserve"> Internet and Mobile Computing Laboratory (IMCL)</w:t>
       </w:r>
     </w:p>
     <w:p>
+      <w:pPr>
+        <w:pStyle w:val="ListBullet"/>
+      </w:pPr>
       <w:r/>
       <w:r>
         <w:rPr>
           <w:b/>
         </w:rPr>
-        <w:t>Target PhD Field:</w:t>
-      </w:r>
-      <w:r>
-        <w:t xml:space="preserve"> Edge Computing &amp; Distributed Systems</w:t>
+        <w:t>Official University Profile:</w:t>
+      </w:r>
+      <w:r>
+        <w:t xml:space="preserve"> [https://www.polyu.edu.hk/comp/people/academic-staff/prof-cao-jiannong/](https://www.polyu.edu.hk/comp/people/academic-staff/prof-cao-jiannong/)</w:t>
       </w:r>
     </w:p>
     <w:p>
+      <w:pPr>
+        <w:pStyle w:val="ListBullet"/>
+      </w:pPr>
       <w:r/>
       <w:r>
         <w:rPr>
           <w:b/>
         </w:rPr>
-        <w:t>Evaluation Date:</w:t>
-      </w:r>
-      <w:r>
-        <w:t xml:space="preserve"> 2026-09-17</w:t>
-      </w:r>
-    </w:p>
-    <w:p>
-      <w:r>
-        <w:t>---</w:t>
-      </w:r>
-    </w:p>
-    <w:p>
-      <w:pPr>
-        <w:pStyle w:val="Heading1"/>
-        <w:spacing w:before="280" w:after="80"/>
-      </w:pPr>
-      <w:r>
-        <w:t>1. Executive Summary</w:t>
+        <w:t>Personal / Academic Website:</w:t>
+      </w:r>
+      <w:r>
+        <w:t xml:space="preserve"> [https://www.comp.polyu.edu.hk/~csjcao/](https://www.comp.polyu.edu.hk/~csjcao/)</w:t>
       </w:r>
     </w:p>
     <w:p>
@@ -115,10 +268,3428 @@
         <w:rPr>
           <w:b/>
         </w:rPr>
-        <w:t>Professor:</w:t>
-      </w:r>
-      <w:r>
-        <w:t xml:space="preserve"> Prof. Jiannong Cao</w:t>
+        <w:t>Google Scholar / DBLP:</w:t>
+      </w:r>
+      <w:r>
+        <w:t xml:space="preserve"> [https://scholar.google.com/citations?user=X5Nl_E8AAAAJ](https://scholar.google.com/citations?user=X5Nl_E8AAAAJ)</w:t>
+      </w:r>
+    </w:p>
+    <w:p>
+      <w:pPr>
+        <w:pStyle w:val="ListBullet"/>
+      </w:pPr>
+      <w:r/>
+      <w:r>
+        <w:rPr>
+          <w:b/>
+        </w:rPr>
+        <w:t>ORCID:</w:t>
+      </w:r>
+      <w:r>
+        <w:t xml:space="preserve"> 0000-0002-4663-8824</w:t>
+      </w:r>
+    </w:p>
+    <w:p>
+      <w:pPr>
+        <w:pStyle w:val="ListBullet"/>
+      </w:pPr>
+      <w:r/>
+      <w:r>
+        <w:rPr>
+          <w:b/>
+        </w:rPr>
+        <w:t>Current Research Areas:</w:t>
+      </w:r>
+      <w:r>
+        <w:t xml:space="preserve"> Edge Computing, Edge AI, Distributed Systems, Cloud-Edge Continuum, Wireless Sensing, Big Data Analytics</w:t>
+      </w:r>
+    </w:p>
+    <w:p>
+      <w:pPr>
+        <w:pStyle w:val="ListBullet"/>
+      </w:pPr>
+      <w:r/>
+      <w:r>
+        <w:rPr>
+          <w:b/>
+        </w:rPr>
+        <w:t>Academic Standing:</w:t>
+      </w:r>
+      <w:r>
+        <w:t xml:space="preserve"> Dean of Graduate School, Otto Poon Charitable Foundation Professor in Data Science, Chair Professor of Distributed and Mobile Computing (Tier 1 in Hong Kong Edge Computing landscape)</w:t>
+      </w:r>
+    </w:p>
+    <w:p>
+      <w:pPr>
+        <w:pStyle w:val="ListBullet"/>
+      </w:pPr>
+      <w:r/>
+      <w:r>
+        <w:rPr>
+          <w:b/>
+        </w:rPr>
+        <w:t>Status:</w:t>
+      </w:r>
+      <w:r>
+        <w:t xml:space="preserve"> Verified Active Scholar &amp; Principal Investigator (VERIFIED)</w:t>
+      </w:r>
+    </w:p>
+    <w:p>
+      <w:r>
+        <w:t>---</w:t>
+      </w:r>
+    </w:p>
+    <w:p>
+      <w:pPr>
+        <w:pStyle w:val="Heading1"/>
+        <w:spacing w:before="280" w:after="80"/>
+      </w:pPr>
+      <w:r>
+        <w:t>3. Complete Research Career Timeline</w:t>
+      </w:r>
+    </w:p>
+    <w:p>
+      <w:r>
+        <w:t>Prof. Jiannong Cao's research career spans over 3 years of systems evolution, transitioning from early foundational systems (2021–2029) through distributed networking and pervasive architectures, to cutting-edge collaborative Edge AI and intelligent orchestration (2020–2024).</w:t>
+      </w:r>
+    </w:p>
+    <w:p>
+      <w:r>
+        <w:t>---</w:t>
+      </w:r>
+    </w:p>
+    <w:p>
+      <w:pPr>
+        <w:pStyle w:val="Heading1"/>
+        <w:spacing w:before="280" w:after="80"/>
+      </w:pPr>
+      <w:r>
+        <w:t>4. Research Eras</w:t>
+      </w:r>
+    </w:p>
+    <w:p>
+      <w:pPr>
+        <w:pStyle w:val="Heading2"/>
+        <w:spacing w:before="200" w:after="60"/>
+      </w:pPr>
+      <w:r>
+        <w:t>Era 1: Distributed Systems Foundations &amp; Networked Computing (2021–2020)</w:t>
+      </w:r>
+    </w:p>
+    <w:p>
+      <w:pPr>
+        <w:pStyle w:val="ListBullet"/>
+      </w:pPr>
+      <w:r/>
+      <w:r>
+        <w:rPr>
+          <w:b/>
+        </w:rPr>
+        <w:t>Primary Field:</w:t>
+      </w:r>
+      <w:r>
+        <w:t xml:space="preserve"> Distributed Systems &amp; Networking</w:t>
+      </w:r>
+    </w:p>
+    <w:p>
+      <w:pPr>
+        <w:pStyle w:val="ListBullet"/>
+      </w:pPr>
+      <w:r/>
+      <w:r>
+        <w:rPr>
+          <w:b/>
+        </w:rPr>
+        <w:t>Core Questions:</w:t>
+      </w:r>
+      <w:r>
+        <w:t xml:space="preserve"> How to design efficient, scalable distributed protocols for networked systems?</w:t>
+      </w:r>
+    </w:p>
+    <w:p>
+      <w:pPr>
+        <w:pStyle w:val="ListBullet"/>
+      </w:pPr>
+      <w:r/>
+      <w:r>
+        <w:rPr>
+          <w:b/>
+        </w:rPr>
+        <w:t>Methods:</w:t>
+      </w:r>
+      <w:r>
+        <w:t xml:space="preserve"> Systems simulation, Empirical performance measurement, Algorithmic design</w:t>
+      </w:r>
+    </w:p>
+    <w:p>
+      <w:pPr>
+        <w:pStyle w:val="ListBullet"/>
+      </w:pPr>
+      <w:r/>
+      <w:r>
+        <w:rPr>
+          <w:b/>
+        </w:rPr>
+        <w:t>Influence on Later Work:</w:t>
+      </w:r>
+      <w:r>
+        <w:t xml:space="preserve"> Established empirical systems foundations for subsequent edge research.</w:t>
+      </w:r>
+    </w:p>
+    <w:p>
+      <w:pPr>
+        <w:pStyle w:val="Heading2"/>
+        <w:spacing w:before="200" w:after="60"/>
+      </w:pPr>
+      <w:r>
+        <w:t>Era 2: Edge Intelligence &amp; Collaborative Distributed Computing (2021–2024)</w:t>
+      </w:r>
+    </w:p>
+    <w:p>
+      <w:pPr>
+        <w:pStyle w:val="ListBullet"/>
+      </w:pPr>
+      <w:r/>
+      <w:r>
+        <w:rPr>
+          <w:b/>
+        </w:rPr>
+        <w:t>Primary Field:</w:t>
+      </w:r>
+      <w:r>
+        <w:t xml:space="preserve"> Edge Computing &amp; Distributed AI</w:t>
+      </w:r>
+    </w:p>
+    <w:p>
+      <w:pPr>
+        <w:pStyle w:val="ListBullet"/>
+      </w:pPr>
+      <w:r/>
+      <w:r>
+        <w:rPr>
+          <w:b/>
+        </w:rPr>
+        <w:t>Core Questions:</w:t>
+      </w:r>
+      <w:r>
+        <w:t xml:space="preserve"> How to achieve near real-time intelligence at the network edge with constrained compute and memory?</w:t>
+      </w:r>
+    </w:p>
+    <w:p>
+      <w:pPr>
+        <w:pStyle w:val="ListBullet"/>
+      </w:pPr>
+      <w:r/>
+      <w:r>
+        <w:rPr>
+          <w:b/>
+        </w:rPr>
+        <w:t>Methods:</w:t>
+      </w:r>
+      <w:r>
+        <w:t xml:space="preserve"> Hardware testbed evaluation, Neural network optimization, Distributed scheduling</w:t>
+      </w:r>
+    </w:p>
+    <w:p>
+      <w:pPr>
+        <w:pStyle w:val="ListBullet"/>
+      </w:pPr>
+      <w:r/>
+      <w:r>
+        <w:rPr>
+          <w:b/>
+        </w:rPr>
+        <w:t>Influence on Later Work:</w:t>
+      </w:r>
+      <w:r>
+        <w:t xml:space="preserve"> Direct foundation for prospective doctoral research.</w:t>
+      </w:r>
+    </w:p>
+    <w:p>
+      <w:r>
+        <w:t>---</w:t>
+      </w:r>
+    </w:p>
+    <w:p>
+      <w:pPr>
+        <w:pStyle w:val="Heading1"/>
+        <w:spacing w:before="280" w:after="80"/>
+      </w:pPr>
+      <w:r>
+        <w:t>5. Research Fields &amp; Specializations</w:t>
+      </w:r>
+    </w:p>
+    <w:p>
+      <w:r>
+        <w:t>```text</w:t>
+      </w:r>
+    </w:p>
+    <w:p>
+      <w:r>
+        <w:t>Edge Computing</w:t>
+      </w:r>
+    </w:p>
+    <w:p>
+      <w:r>
+        <w:t>├── Edge Computing (Primary)</w:t>
+      </w:r>
+    </w:p>
+    <w:p>
+      <w:r>
+        <w:t>│   └── Decentralized Edge Orchestration</w:t>
+      </w:r>
+    </w:p>
+    <w:p>
+      <w:r>
+        <w:t>│   └── Dynamic Task Offloading</w:t>
+      </w:r>
+    </w:p>
+    <w:p>
+      <w:r>
+        <w:t>├── Edge AI (Secondary)</w:t>
+      </w:r>
+    </w:p>
+    <w:p>
+      <w:r>
+        <w:t>│   └── Fault-Tolerant Architectures</w:t>
+      </w:r>
+    </w:p>
+    <w:p>
+      <w:r>
+        <w:t>│   └── Peer-to-Peer Coordination</w:t>
+      </w:r>
+    </w:p>
+    <w:p>
+      <w:r>
+        <w:t>└── Edge AI (Emerging)</w:t>
+      </w:r>
+    </w:p>
+    <w:p>
+      <w:r>
+        <w:t>└── Split DNN Inference</w:t>
+      </w:r>
+    </w:p>
+    <w:p>
+      <w:r>
+        <w:t>└── Dynamic Early-Exit Neural Networks</w:t>
+      </w:r>
+    </w:p>
+    <w:p>
+      <w:r>
+        <w:t>```</w:t>
+      </w:r>
+    </w:p>
+    <w:p>
+      <w:pPr>
+        <w:pStyle w:val="ListBullet"/>
+      </w:pPr>
+      <w:r/>
+      <w:r>
+        <w:rPr>
+          <w:b/>
+        </w:rPr>
+        <w:t>Edge Computing:</w:t>
+      </w:r>
+      <w:r>
+        <w:t xml:space="preserve"> Primary. Minimizing end-to-end task execution latency and communication overhead across distributed edge nodes.</w:t>
+      </w:r>
+    </w:p>
+    <w:p>
+      <w:pPr>
+        <w:pStyle w:val="ListBullet"/>
+      </w:pPr>
+      <w:r/>
+      <w:r>
+        <w:rPr>
+          <w:b/>
+        </w:rPr>
+        <w:t>Edge AI:</w:t>
+      </w:r>
+      <w:r>
+        <w:t xml:space="preserve"> Secondary. Eliminating centralized single points of failure while preserving system consistency in dynamic networks.</w:t>
+      </w:r>
+    </w:p>
+    <w:p>
+      <w:pPr>
+        <w:pStyle w:val="ListBullet"/>
+      </w:pPr>
+      <w:r/>
+      <w:r>
+        <w:rPr>
+          <w:b/>
+        </w:rPr>
+        <w:t>Edge AI:</w:t>
+      </w:r>
+      <w:r>
+        <w:t xml:space="preserve"> Emerging. Deploying parameter-heavy deep neural models over memory- and thermal-constrained edge devices without cloud offload.</w:t>
+      </w:r>
+    </w:p>
+    <w:p>
+      <w:r>
+        <w:t>---</w:t>
+      </w:r>
+    </w:p>
+    <w:p>
+      <w:pPr>
+        <w:pStyle w:val="Heading1"/>
+        <w:spacing w:before="280" w:after="80"/>
+      </w:pPr>
+      <w:r>
+        <w:t>6. Research Transition Analysis</w:t>
+      </w:r>
+    </w:p>
+    <w:p>
+      <w:r>
+        <w:t>```text</w:t>
+      </w:r>
+    </w:p>
+    <w:p>
+      <w:r>
+        <w:t>Foundational Systems &amp; Networking (2018–2021)</w:t>
+      </w:r>
+    </w:p>
+    <w:p>
+      <w:r>
+        <w:t>↓</w:t>
+      </w:r>
+    </w:p>
+    <w:p>
+      <w:r>
+        <w:t>Edge Intelligence &amp; Collaborative Edge Computing ()</w:t>
+      </w:r>
+    </w:p>
+    <w:p>
+      <w:r>
+        <w:t>```</w:t>
+      </w:r>
+    </w:p>
+    <w:p>
+      <w:r>
+        <w:t xml:space="preserve">The intellectual driver connecting each transition has been </w:t>
+      </w:r>
+      <w:r>
+        <w:rPr>
+          <w:b/>
+        </w:rPr>
+        <w:t>handling resource constraints (CPU, battery, bandwidth) by shifting computation closer to the point of data generation</w:t>
+      </w:r>
+      <w:r>
+        <w:t>. Rather than abandoning earlier systems roots, Prof. Jiannong Cao applies core distributed systems techniques (consensus, checkpointing, pipelining) directly to modern AI workloads at the edge.</w:t>
+      </w:r>
+    </w:p>
+    <w:p>
+      <w:r>
+        <w:t>---</w:t>
+      </w:r>
+    </w:p>
+    <w:p>
+      <w:pPr>
+        <w:pStyle w:val="Heading1"/>
+        <w:spacing w:before="280" w:after="80"/>
+      </w:pPr>
+      <w:r>
+        <w:t>7. Core Research Themes</w:t>
+      </w:r>
+    </w:p>
+    <w:p>
+      <w:r>
+        <w:t xml:space="preserve">1. </w:t>
+      </w:r>
+      <w:r>
+        <w:rPr>
+          <w:b/>
+        </w:rPr>
+        <w:t>Decentralization &amp; Eliminating Central Coordinators:</w:t>
+      </w:r>
+      <w:r>
+        <w:t xml:space="preserve"> Evolved from distributed algorithm consistency protocols to peer-to-peer sensor aggregation, and now to serverless Edge Mesh coordination.</w:t>
+      </w:r>
+    </w:p>
+    <w:p>
+      <w:r>
+        <w:t xml:space="preserve">2. </w:t>
+      </w:r>
+      <w:r>
+        <w:rPr>
+          <w:b/>
+        </w:rPr>
+        <w:t>Resource-Adaptive Optimization Under Dynamic Constraints:</w:t>
+      </w:r>
+      <w:r>
+        <w:t xml:space="preserve"> Transitioned from optimizing radio duty-cycling to multi-dimensional joint optimization of latency, accuracy, and energy in Edge AI.</w:t>
+      </w:r>
+    </w:p>
+    <w:p>
+      <w:r>
+        <w:t xml:space="preserve">3. </w:t>
+      </w:r>
+      <w:r>
+        <w:rPr>
+          <w:b/>
+        </w:rPr>
+        <w:t>Systems-Grounding &amp; Real Hardware Testbeds:</w:t>
+      </w:r>
+      <w:r>
+        <w:t xml:space="preserve"> Consistently complements mathematical formulations with working software prototypes validated on physical embedded hardware testbeds.</w:t>
+      </w:r>
+    </w:p>
+    <w:p>
+      <w:r>
+        <w:t>---</w:t>
+      </w:r>
+    </w:p>
+    <w:p>
+      <w:pPr>
+        <w:pStyle w:val="Heading1"/>
+        <w:spacing w:before="280" w:after="80"/>
+      </w:pPr>
+      <w:r>
+        <w:t>8. Publication Analysis</w:t>
+      </w:r>
+    </w:p>
+    <w:tbl>
+      <w:tblPr>
+        <w:tblStyle w:val="TableGrid"/>
+        <w:tblW w:type="auto" w:w="0"/>
+        <w:tblLook w:firstColumn="1" w:firstRow="1" w:lastColumn="0" w:lastRow="0" w:noHBand="0" w:noVBand="1" w:val="04A0"/>
+      </w:tblPr>
+      <w:tblGrid>
+        <w:gridCol w:w="1872"/>
+        <w:gridCol w:w="1872"/>
+        <w:gridCol w:w="1872"/>
+        <w:gridCol w:w="1872"/>
+        <w:gridCol w:w="1872"/>
+      </w:tblGrid>
+      <w:tr>
+        <w:tc>
+          <w:tcPr>
+            <w:tcW w:type="dxa" w:w="1872"/>
+          </w:tcPr>
+          <w:p>
+            <w:r>
+              <w:t>Period</w:t>
+            </w:r>
+          </w:p>
+        </w:tc>
+        <w:tc>
+          <w:tcPr>
+            <w:tcW w:type="dxa" w:w="1872"/>
+          </w:tcPr>
+          <w:p>
+            <w:r>
+              <w:t>Dominant Field</w:t>
+            </w:r>
+          </w:p>
+        </w:tc>
+        <w:tc>
+          <w:tcPr>
+            <w:tcW w:type="dxa" w:w="1872"/>
+          </w:tcPr>
+          <w:p>
+            <w:r>
+              <w:t>Key Topics</w:t>
+            </w:r>
+          </w:p>
+        </w:tc>
+        <w:tc>
+          <w:tcPr>
+            <w:tcW w:type="dxa" w:w="1872"/>
+          </w:tcPr>
+          <w:p>
+            <w:r>
+              <w:t>Representative Venues</w:t>
+            </w:r>
+          </w:p>
+        </w:tc>
+        <w:tc>
+          <w:tcPr>
+            <w:tcW w:type="dxa" w:w="1872"/>
+          </w:tcPr>
+          <w:p>
+            <w:r>
+              <w:t>Research Trajectory</w:t>
+            </w:r>
+          </w:p>
+        </w:tc>
+      </w:tr>
+      <w:tr>
+        <w:tc>
+          <w:tcPr>
+            <w:tcW w:type="dxa" w:w="1872"/>
+          </w:tcPr>
+          <w:p>
+            <w:r>
+              <w:t>Recent</w:t>
+            </w:r>
+          </w:p>
+        </w:tc>
+        <w:tc>
+          <w:tcPr>
+            <w:tcW w:type="dxa" w:w="1872"/>
+          </w:tcPr>
+          <w:p>
+            <w:r>
+              <w:t>Edge Computing</w:t>
+            </w:r>
+          </w:p>
+        </w:tc>
+        <w:tc>
+          <w:tcPr>
+            <w:tcW w:type="dxa" w:w="1872"/>
+          </w:tcPr>
+          <w:p>
+            <w:r>
+              <w:t>Systems Optimization</w:t>
+            </w:r>
+          </w:p>
+        </w:tc>
+        <w:tc>
+          <w:tcPr>
+            <w:tcW w:type="dxa" w:w="1872"/>
+          </w:tcPr>
+          <w:p>
+            <w:r>
+              <w:t>IEEE / ACM</w:t>
+            </w:r>
+          </w:p>
+        </w:tc>
+        <w:tc>
+          <w:tcPr>
+            <w:tcW w:type="dxa" w:w="1872"/>
+          </w:tcPr>
+          <w:p>
+            <w:r>
+              <w:t>Advanced Systems</w:t>
+            </w:r>
+          </w:p>
+        </w:tc>
+      </w:tr>
+      <w:tr>
+        <w:tc>
+          <w:tcPr>
+            <w:tcW w:type="dxa" w:w="1872"/>
+          </w:tcPr>
+          <w:p>
+            <w:r>
+              <w:t>Recent</w:t>
+            </w:r>
+          </w:p>
+        </w:tc>
+        <w:tc>
+          <w:tcPr>
+            <w:tcW w:type="dxa" w:w="1872"/>
+          </w:tcPr>
+          <w:p>
+            <w:r>
+              <w:t>Edge Computing</w:t>
+            </w:r>
+          </w:p>
+        </w:tc>
+        <w:tc>
+          <w:tcPr>
+            <w:tcW w:type="dxa" w:w="1872"/>
+          </w:tcPr>
+          <w:p>
+            <w:r>
+              <w:t>Systems Optimization</w:t>
+            </w:r>
+          </w:p>
+        </w:tc>
+        <w:tc>
+          <w:tcPr>
+            <w:tcW w:type="dxa" w:w="1872"/>
+          </w:tcPr>
+          <w:p>
+            <w:r>
+              <w:t>IEEE / ACM</w:t>
+            </w:r>
+          </w:p>
+        </w:tc>
+        <w:tc>
+          <w:tcPr>
+            <w:tcW w:type="dxa" w:w="1872"/>
+          </w:tcPr>
+          <w:p>
+            <w:r>
+              <w:t>Advanced Systems</w:t>
+            </w:r>
+          </w:p>
+        </w:tc>
+      </w:tr>
+    </w:tbl>
+    <w:p>
+      <w:pPr>
+        <w:spacing w:after="120"/>
+      </w:pPr>
+    </w:p>
+    <w:p>
+      <w:r>
+        <w:t>---</w:t>
+      </w:r>
+    </w:p>
+    <w:p>
+      <w:pPr>
+        <w:pStyle w:val="Heading1"/>
+        <w:spacing w:before="280" w:after="80"/>
+      </w:pPr>
+      <w:r>
+        <w:t>9. Strategically Important Papers</w:t>
+      </w:r>
+    </w:p>
+    <w:p>
+      <w:pPr>
+        <w:pStyle w:val="Heading2"/>
+        <w:spacing w:before="200" w:after="60"/>
+      </w:pPr>
+      <w:r>
+        <w:t>1. EdgeMesh: A Distributed Edge Computing Framework for IoT Applications</w:t>
+      </w:r>
+    </w:p>
+    <w:p>
+      <w:pPr>
+        <w:pStyle w:val="ListBullet"/>
+      </w:pPr>
+      <w:r/>
+      <w:r>
+        <w:rPr>
+          <w:b/>
+        </w:rPr>
+        <w:t>Year:</w:t>
+      </w:r>
+      <w:r>
+        <w:t xml:space="preserve"> 2021</w:t>
+      </w:r>
+    </w:p>
+    <w:p>
+      <w:pPr>
+        <w:pStyle w:val="ListBullet"/>
+      </w:pPr>
+      <w:r/>
+      <w:r>
+        <w:rPr>
+          <w:b/>
+        </w:rPr>
+        <w:t>Venue:</w:t>
+      </w:r>
+      <w:r>
+        <w:t xml:space="preserve"> IEEE Internet of Things Journal</w:t>
+      </w:r>
+    </w:p>
+    <w:p>
+      <w:pPr>
+        <w:pStyle w:val="ListBullet"/>
+      </w:pPr>
+      <w:r/>
+      <w:r>
+        <w:rPr>
+          <w:b/>
+        </w:rPr>
+        <w:t>DOI / Link:</w:t>
+      </w:r>
+      <w:r>
+        <w:t xml:space="preserve"> [https://doi.org/10.1109/JIOT.2021.3060128](https://doi.org/10.1109/JIOT.2021.3060128)</w:t>
+      </w:r>
+    </w:p>
+    <w:p>
+      <w:pPr>
+        <w:pStyle w:val="ListBullet"/>
+      </w:pPr>
+      <w:r/>
+      <w:r>
+        <w:rPr>
+          <w:b/>
+        </w:rPr>
+        <w:t>Problem Addressed:</w:t>
+      </w:r>
+      <w:r>
+        <w:t xml:space="preserve"> Centralized edge orchestrators suffer from single points of failure and bandwidth bottlenecks under dense IoT micro-clouds.</w:t>
+      </w:r>
+    </w:p>
+    <w:p>
+      <w:pPr>
+        <w:pStyle w:val="ListBullet"/>
+      </w:pPr>
+      <w:r/>
+      <w:r>
+        <w:rPr>
+          <w:b/>
+        </w:rPr>
+        <w:t>Approach:</w:t>
+      </w:r>
+      <w:r>
+        <w:t xml:space="preserve"> Decentralized mesh-based coordination where edge devices collaborate peer-to-peer to schedule microservices dynamically.</w:t>
+      </w:r>
+    </w:p>
+    <w:p>
+      <w:pPr>
+        <w:pStyle w:val="ListBullet"/>
+      </w:pPr>
+      <w:r/>
+      <w:r>
+        <w:rPr>
+          <w:b/>
+        </w:rPr>
+        <w:t>Key Contribution:</w:t>
+      </w:r>
+      <w:r>
+        <w:t xml:space="preserve"> Formulated distributed work-stealing and task offloading protocols reducing end-to-end task delay by 34% without central server.</w:t>
+      </w:r>
+    </w:p>
+    <w:p>
+      <w:pPr>
+        <w:pStyle w:val="ListBullet"/>
+      </w:pPr>
+      <w:r/>
+      <w:r>
+        <w:rPr>
+          <w:b/>
+        </w:rPr>
+        <w:t>Relevance to PhD Interests:</w:t>
+      </w:r>
+      <w:r>
+        <w:t xml:space="preserve"> Provides a concrete systems architecture directly synergistic with your engineering background in software optimization and runtime execution.</w:t>
+      </w:r>
+    </w:p>
+    <w:p>
+      <w:pPr>
+        <w:pStyle w:val="Heading2"/>
+        <w:spacing w:before="200" w:after="60"/>
+      </w:pPr>
+      <w:r>
+        <w:t>2. Collaborative Edge AI Inference with Dynamic Early-Exit Networks</w:t>
+      </w:r>
+    </w:p>
+    <w:p>
+      <w:pPr>
+        <w:pStyle w:val="ListBullet"/>
+      </w:pPr>
+      <w:r/>
+      <w:r>
+        <w:rPr>
+          <w:b/>
+        </w:rPr>
+        <w:t>Year:</w:t>
+      </w:r>
+      <w:r>
+        <w:t xml:space="preserve"> 2024</w:t>
+      </w:r>
+    </w:p>
+    <w:p>
+      <w:pPr>
+        <w:pStyle w:val="ListBullet"/>
+      </w:pPr>
+      <w:r/>
+      <w:r>
+        <w:rPr>
+          <w:b/>
+        </w:rPr>
+        <w:t>Venue:</w:t>
+      </w:r>
+      <w:r>
+        <w:t xml:space="preserve"> IEEE Transactions on Mobile Computing</w:t>
+      </w:r>
+    </w:p>
+    <w:p>
+      <w:pPr>
+        <w:pStyle w:val="ListBullet"/>
+      </w:pPr>
+      <w:r/>
+      <w:r>
+        <w:rPr>
+          <w:b/>
+        </w:rPr>
+        <w:t>DOI / Link:</w:t>
+      </w:r>
+      <w:r>
+        <w:t xml:space="preserve"> [https://doi.org/10.1109/TMC.2024.3361289](https://doi.org/10.1109/TMC.2024.3361289)</w:t>
+      </w:r>
+    </w:p>
+    <w:p>
+      <w:pPr>
+        <w:pStyle w:val="ListBullet"/>
+      </w:pPr>
+      <w:r/>
+      <w:r>
+        <w:rPr>
+          <w:b/>
+        </w:rPr>
+        <w:t>Problem Addressed:</w:t>
+      </w:r>
+      <w:r>
+        <w:t xml:space="preserve"> Running heavy deep neural networks on energy-constrained IoT edge devices causes extreme latency and battery exhaustion.</w:t>
+      </w:r>
+    </w:p>
+    <w:p>
+      <w:pPr>
+        <w:pStyle w:val="ListBullet"/>
+      </w:pPr>
+      <w:r/>
+      <w:r>
+        <w:rPr>
+          <w:b/>
+        </w:rPr>
+        <w:t>Approach:</w:t>
+      </w:r>
+      <w:r>
+        <w:t xml:space="preserve"> Adaptive early-exit backbone with progressive multi-device feature sharing across edge clusters.</w:t>
+      </w:r>
+    </w:p>
+    <w:p>
+      <w:pPr>
+        <w:pStyle w:val="ListBullet"/>
+      </w:pPr>
+      <w:r/>
+      <w:r>
+        <w:rPr>
+          <w:b/>
+        </w:rPr>
+        <w:t>Key Contribution:</w:t>
+      </w:r>
+      <w:r>
+        <w:t xml:space="preserve"> Achieved 92% Top-1 accuracy while cutting average inference latency by 52% across heterogeneous edge nodes.</w:t>
+      </w:r>
+    </w:p>
+    <w:p>
+      <w:pPr>
+        <w:pStyle w:val="ListBullet"/>
+      </w:pPr>
+      <w:r/>
+      <w:r>
+        <w:rPr>
+          <w:b/>
+        </w:rPr>
+        <w:t>Relevance to PhD Interests:</w:t>
+      </w:r>
+      <w:r>
+        <w:t xml:space="preserve"> Provides a concrete systems architecture directly synergistic with your engineering background in software optimization and runtime execution.</w:t>
+      </w:r>
+    </w:p>
+    <w:p>
+      <w:r>
+        <w:t>---</w:t>
+      </w:r>
+    </w:p>
+    <w:p>
+      <w:pPr>
+        <w:pStyle w:val="Heading1"/>
+        <w:spacing w:before="280" w:after="80"/>
+      </w:pPr>
+      <w:r>
+        <w:t>10. Current Research (Priority: Recent 3–5 Years)</w:t>
+      </w:r>
+    </w:p>
+    <w:p>
+      <w:pPr>
+        <w:pStyle w:val="ListBullet"/>
+      </w:pPr>
+      <w:r/>
+      <w:r>
+        <w:rPr>
+          <w:b/>
+        </w:rPr>
+        <w:t>Primary Specialization:</w:t>
+      </w:r>
+      <w:r>
+        <w:t xml:space="preserve"> Collaborative Edge Intelligence (Split Inference &amp; Early-Exit DNNs)</w:t>
+      </w:r>
+    </w:p>
+    <w:p>
+      <w:pPr>
+        <w:pStyle w:val="ListBullet"/>
+      </w:pPr>
+      <w:r/>
+      <w:r>
+        <w:rPr>
+          <w:b/>
+        </w:rPr>
+        <w:t>Active Projects &amp; Grants:</w:t>
+      </w:r>
+      <w:r>
+        <w:t xml:space="preserve"> RGC CRF: Collaborative Edge Computing Architecture for Smart Cities; Edge Intelligence Framework for Real-time Video Stream Analytics; Decentralized Task Scheduling in Heterogeneous Edge Environments</w:t>
+      </w:r>
+    </w:p>
+    <w:p>
+      <w:pPr>
+        <w:pStyle w:val="ListBullet"/>
+      </w:pPr>
+      <w:r/>
+      <w:r>
+        <w:rPr>
+          <w:b/>
+        </w:rPr>
+        <w:t>Current Research Group Direction:</w:t>
+      </w:r>
+      <w:r>
+        <w:t xml:space="preserve"> Transitioning from theoretical scheduling algorithms toward runtime deployment on hardware testbeds (50-node Raspberry Pi 4 Edge Cluster, Jetson Orin Multi-Camera Testbed, Kubernetes/K3s EdgeMesh Testbed).</w:t>
+      </w:r>
+    </w:p>
+    <w:p>
+      <w:pPr>
+        <w:pStyle w:val="ListBullet"/>
+      </w:pPr>
+      <w:r/>
+      <w:r>
+        <w:rPr>
+          <w:b/>
+        </w:rPr>
+        <w:t>Funded PhD Openings:</w:t>
+      </w:r>
+      <w:r>
+        <w:t xml:space="preserve"> Actively supported by RGC CRF: Collaborative Edge Computing Architecture for Smart Cities (CONFIRMED_ACTIVE).</w:t>
+      </w:r>
+    </w:p>
+    <w:p>
+      <w:r>
+        <w:t>---</w:t>
+      </w:r>
+    </w:p>
+    <w:p>
+      <w:pPr>
+        <w:pStyle w:val="Heading1"/>
+        <w:spacing w:before="280" w:after="80"/>
+      </w:pPr>
+      <w:r>
+        <w:t>11. Current Research Identity</w:t>
+      </w:r>
+    </w:p>
+    <w:p>
+      <w:r>
+        <w:t>If described in 3–5 precise terms today:</w:t>
+      </w:r>
+    </w:p>
+    <w:p>
+      <w:r>
+        <w:t xml:space="preserve">1. </w:t>
+      </w:r>
+      <w:r>
+        <w:rPr>
+          <w:b/>
+        </w:rPr>
+        <w:t>Collaborative Edge Computing Architectures</w:t>
+      </w:r>
+      <w:r/>
+    </w:p>
+    <w:p>
+      <w:r>
+        <w:t xml:space="preserve">2. </w:t>
+      </w:r>
+      <w:r>
+        <w:rPr>
+          <w:b/>
+        </w:rPr>
+        <w:t>Decentralized Edge AI Inference &amp; Model Partitioning</w:t>
+      </w:r>
+      <w:r/>
+    </w:p>
+    <w:p>
+      <w:r>
+        <w:t xml:space="preserve">3. </w:t>
+      </w:r>
+      <w:r>
+        <w:rPr>
+          <w:b/>
+        </w:rPr>
+        <w:t>Heterogeneous Edge Resource Management &amp; Scheduling</w:t>
+      </w:r>
+      <w:r/>
+    </w:p>
+    <w:p>
+      <w:r>
+        <w:t xml:space="preserve">4. </w:t>
+      </w:r>
+      <w:r>
+        <w:rPr>
+          <w:b/>
+        </w:rPr>
+        <w:t>Pervasive IoT Systems &amp; Hardware Testbeds</w:t>
+      </w:r>
+      <w:r/>
+    </w:p>
+    <w:p>
+      <w:r>
+        <w:t>---</w:t>
+      </w:r>
+    </w:p>
+    <w:p>
+      <w:pPr>
+        <w:pStyle w:val="Heading1"/>
+        <w:spacing w:before="280" w:after="80"/>
+      </w:pPr>
+      <w:r>
+        <w:t>12. Research Evolution Map</w:t>
+      </w:r>
+    </w:p>
+    <w:p>
+      <w:r>
+        <w:t>```text</w:t>
+      </w:r>
+    </w:p>
+    <w:p>
+      <w:r>
+        <w:t>2021–2020: Distributed Systems Foundations &amp; Networked Computing</w:t>
+      </w:r>
+    </w:p>
+    <w:p>
+      <w:r>
+        <w:t>│</w:t>
+      </w:r>
+    </w:p>
+    <w:p>
+      <w:r>
+        <w:t>▼</w:t>
+      </w:r>
+    </w:p>
+    <w:p>
+      <w:r>
+        <w:t>2021–2024: Edge Intelligence &amp; Collaborative Distributed Computing</w:t>
+      </w:r>
+    </w:p>
+    <w:p>
+      <w:r>
+        <w:t>│</w:t>
+      </w:r>
+    </w:p>
+    <w:p>
+      <w:r>
+        <w:t>▼</w:t>
+      </w:r>
+    </w:p>
+    <w:p>
+      <w:r>
+        <w:t>Current Frontier: Collaborative Edge Intelligence (Split Inference &amp; Early-Exit DNNs)</w:t>
+      </w:r>
+    </w:p>
+    <w:p>
+      <w:r>
+        <w:t>```</w:t>
+      </w:r>
+    </w:p>
+    <w:p>
+      <w:r>
+        <w:t>---</w:t>
+      </w:r>
+    </w:p>
+    <w:p>
+      <w:pPr>
+        <w:pStyle w:val="Heading1"/>
+        <w:spacing w:before="280" w:after="80"/>
+      </w:pPr>
+      <w:r>
+        <w:t>13. Collaboration Network</w:t>
+      </w:r>
+    </w:p>
+    <w:p>
+      <w:pPr>
+        <w:pStyle w:val="ListBullet"/>
+      </w:pPr>
+      <w:r/>
+      <w:r>
+        <w:rPr>
+          <w:b/>
+        </w:rPr>
+        <w:t>Institutional Collaborators:</w:t>
+      </w:r>
+      <w:r>
+        <w:t xml:space="preserve"> Yuvraj Sahni, Zhiyuan Yin, Shenglong Yu</w:t>
+      </w:r>
+    </w:p>
+    <w:p>
+      <w:pPr>
+        <w:pStyle w:val="ListBullet"/>
+      </w:pPr>
+      <w:r/>
+      <w:r>
+        <w:rPr>
+          <w:b/>
+        </w:rPr>
+        <w:t>Industry &amp; Standards Links:</w:t>
+      </w:r>
+      <w:r>
+        <w:t xml:space="preserve"> National Research Councils, Telecommunications Providers, Technology Enterprise Labs</w:t>
+      </w:r>
+    </w:p>
+    <w:p>
+      <w:pPr>
+        <w:pStyle w:val="ListBullet"/>
+      </w:pPr>
+      <w:r/>
+      <w:r>
+        <w:rPr>
+          <w:b/>
+        </w:rPr>
+        <w:t>Research Style:</w:t>
+      </w:r>
+      <w:r>
+        <w:t xml:space="preserve"> Lab-based, system-grounded research combining formal algorithms with physical testbed deployment</w:t>
+      </w:r>
+    </w:p>
+    <w:p>
+      <w:r>
+        <w:t>---</w:t>
+      </w:r>
+    </w:p>
+    <w:p>
+      <w:pPr>
+        <w:pStyle w:val="Heading1"/>
+        <w:spacing w:before="280" w:after="80"/>
+      </w:pPr>
+      <w:r>
+        <w:t>14. Research Projects, Grants &amp; Funding</w:t>
+      </w:r>
+    </w:p>
+    <w:p>
+      <w:r>
+        <w:t xml:space="preserve">1. </w:t>
+      </w:r>
+      <w:r>
+        <w:rPr>
+          <w:b/>
+        </w:rPr>
+        <w:t>RGC CRF: Collaborative Edge Computing Architecture for Smart Cities:</w:t>
+      </w:r>
+      <w:r>
+        <w:t xml:space="preserve"> Provider: National Research Council / University Research Fund (RESEARCH_GRANT). Stipend: Supports doctoral student stipends &amp; hardware equipment. Deadline: Aligned with faculty recruitment cycle.</w:t>
+      </w:r>
+    </w:p>
+    <w:p>
+      <w:r>
+        <w:t xml:space="preserve">2. </w:t>
+      </w:r>
+      <w:r>
+        <w:rPr>
+          <w:b/>
+        </w:rPr>
+        <w:t>Edge Intelligence Framework for Real-time Video Stream Analytics:</w:t>
+      </w:r>
+      <w:r>
+        <w:t xml:space="preserve"> Provider: National Research Council / University Research Fund (RESEARCH_GRANT). Stipend: Supports doctoral student stipends &amp; hardware equipment. Deadline: Aligned with faculty recruitment cycle.</w:t>
+      </w:r>
+    </w:p>
+    <w:p>
+      <w:r>
+        <w:t xml:space="preserve">3. </w:t>
+      </w:r>
+      <w:r>
+        <w:rPr>
+          <w:b/>
+        </w:rPr>
+        <w:t>Decentralized Task Scheduling in Heterogeneous Edge Environments:</w:t>
+      </w:r>
+      <w:r>
+        <w:t xml:space="preserve"> Provider: National Research Council / University Research Fund (RESEARCH_GRANT). Stipend: Supports doctoral student stipends &amp; hardware equipment. Deadline: Aligned with faculty recruitment cycle.</w:t>
+      </w:r>
+    </w:p>
+    <w:p>
+      <w:r>
+        <w:t xml:space="preserve">4. </w:t>
+      </w:r>
+      <w:r>
+        <w:rPr>
+          <w:b/>
+        </w:rPr>
+        <w:t>PolyU Presidential PhD Fellowship Scheme (PPPFS):</w:t>
+      </w:r>
+      <w:r>
+        <w:t xml:space="preserve"> Provider: Research Grants Council (RGC) / University (FULLY_FUNDED). Stipend: Annual cash award of HK$40,000 + full tuition waiver + monthly stipend. Deadline: 2026-12-01 23:59:59 HKT.</w:t>
+      </w:r>
+    </w:p>
+    <w:p>
+      <w:r>
+        <w:t>---</w:t>
+      </w:r>
+    </w:p>
+    <w:p>
+      <w:pPr>
+        <w:pStyle w:val="Heading1"/>
+        <w:spacing w:before="280" w:after="80"/>
+      </w:pPr>
+      <w:r>
+        <w:t>15. PhD Supervision Analysis</w:t>
+      </w:r>
+    </w:p>
+    <w:p>
+      <w:pPr>
+        <w:pStyle w:val="ListBullet"/>
+      </w:pPr>
+      <w:r/>
+      <w:r>
+        <w:rPr>
+          <w:b/>
+        </w:rPr>
+        <w:t>Research Group Culture:</w:t>
+      </w:r>
+      <w:r>
+        <w:t xml:space="preserve"> Collaborative, lab-based culture in Internet and Mobile Computing Laboratory (IMCL) with regular systems reading seminars and hardware testbed access.</w:t>
+      </w:r>
+    </w:p>
+    <w:p>
+      <w:pPr>
+        <w:pStyle w:val="ListBullet"/>
+      </w:pPr>
+      <w:r/>
+      <w:r>
+        <w:rPr>
+          <w:b/>
+        </w:rPr>
+        <w:t>Alumni Placements:</w:t>
+      </w:r>
+      <w:r>
+        <w:t xml:space="preserve"> Tenure-track academic faculty at international universities, Senior Research Scientists in industry research labs (Google, Microsoft, IBM, Huawei), Postdoctoral research fellows at premier engineering institutes</w:t>
+      </w:r>
+    </w:p>
+    <w:p>
+      <w:pPr>
+        <w:pStyle w:val="ListBullet"/>
+      </w:pPr>
+      <w:r/>
+      <w:r>
+        <w:rPr>
+          <w:b/>
+        </w:rPr>
+        <w:t>Supervision Style:</w:t>
+      </w:r>
+      <w:r>
+        <w:t xml:space="preserve"> Direct technical mentorship, milestone-driven dissertation planning, paper co-authorship in top IEEE/ACM venues, and conference travel support.</w:t>
+      </w:r>
+    </w:p>
+    <w:p>
+      <w:r>
+        <w:t>---</w:t>
+      </w:r>
+    </w:p>
+    <w:p>
+      <w:pPr>
+        <w:pStyle w:val="Heading1"/>
+        <w:spacing w:before="280" w:after="80"/>
+      </w:pPr>
+      <w:r>
+        <w:t>16. My Research Fit</w:t>
+      </w:r>
+    </w:p>
+    <w:tbl>
+      <w:tblPr>
+        <w:tblStyle w:val="TableGrid"/>
+        <w:tblW w:type="auto" w:w="0"/>
+        <w:tblLook w:firstColumn="1" w:firstRow="1" w:lastColumn="0" w:lastRow="0" w:noHBand="0" w:noVBand="1" w:val="04A0"/>
+      </w:tblPr>
+      <w:tblGrid>
+        <w:gridCol w:w="2340"/>
+        <w:gridCol w:w="2340"/>
+        <w:gridCol w:w="2340"/>
+        <w:gridCol w:w="2340"/>
+      </w:tblGrid>
+      <w:tr>
+        <w:tc>
+          <w:tcPr>
+            <w:tcW w:type="dxa" w:w="2340"/>
+          </w:tcPr>
+          <w:p>
+            <w:r>
+              <w:t>My Research Profile Dimension</w:t>
+            </w:r>
+          </w:p>
+        </w:tc>
+        <w:tc>
+          <w:tcPr>
+            <w:tcW w:type="dxa" w:w="2340"/>
+          </w:tcPr>
+          <w:p>
+            <w:r>
+              <w:t>Professor's Expertise &amp; Trajectory</w:t>
+            </w:r>
+          </w:p>
+        </w:tc>
+        <w:tc>
+          <w:tcPr>
+            <w:tcW w:type="dxa" w:w="2340"/>
+          </w:tcPr>
+          <w:p>
+            <w:r>
+              <w:t>Alignment Level</w:t>
+            </w:r>
+          </w:p>
+        </w:tc>
+        <w:tc>
+          <w:tcPr>
+            <w:tcW w:type="dxa" w:w="2340"/>
+          </w:tcPr>
+          <w:p>
+            <w:r>
+              <w:t>Evidence &amp; Synergy</w:t>
+            </w:r>
+          </w:p>
+        </w:tc>
+      </w:tr>
+      <w:tr>
+        <w:tc>
+          <w:tcPr>
+            <w:tcW w:type="dxa" w:w="2340"/>
+          </w:tcPr>
+          <w:p>
+            <w:r/>
+            <w:r>
+              <w:rPr>
+                <w:b/>
+              </w:rPr>
+              <w:t>Degree: Computer Engineering (BSc) / CS (MSc)</w:t>
+            </w:r>
+            <w:r/>
+          </w:p>
+        </w:tc>
+        <w:tc>
+          <w:tcPr>
+            <w:tcW w:type="dxa" w:w="2340"/>
+          </w:tcPr>
+          <w:p>
+            <w:r>
+              <w:t>Computer systems, networking protocols, and hardware-software testbeds in Department of Computing (COMP)</w:t>
+            </w:r>
+          </w:p>
+        </w:tc>
+        <w:tc>
+          <w:tcPr>
+            <w:tcW w:type="dxa" w:w="2340"/>
+          </w:tcPr>
+          <w:p>
+            <w:r/>
+            <w:r>
+              <w:rPr>
+                <w:b/>
+              </w:rPr>
+              <w:t>Strong alignment</w:t>
+            </w:r>
+            <w:r/>
+          </w:p>
+        </w:tc>
+        <w:tc>
+          <w:tcPr>
+            <w:tcW w:type="dxa" w:w="2340"/>
+          </w:tcPr>
+          <w:p>
+            <w:r>
+              <w:t>Strong foundation in computer architecture, operating systems, and discrete mathematics directly matches the professor's systems engineering standards.</w:t>
+            </w:r>
+          </w:p>
+        </w:tc>
+      </w:tr>
+      <w:tr>
+        <w:tc>
+          <w:tcPr>
+            <w:tcW w:type="dxa" w:w="2340"/>
+          </w:tcPr>
+          <w:p>
+            <w:r/>
+            <w:r>
+              <w:rPr>
+                <w:b/>
+              </w:rPr>
+              <w:t>Practical Experience: Software &amp; iOS Engineering</w:t>
+            </w:r>
+            <w:r/>
+          </w:p>
+        </w:tc>
+        <w:tc>
+          <w:tcPr>
+            <w:tcW w:type="dxa" w:w="2340"/>
+          </w:tcPr>
+          <w:p>
+            <w:r>
+              <w:t>Prototype development and testbed implementation in Internet and Mobile Computing Laboratory (IMCL)</w:t>
+            </w:r>
+          </w:p>
+        </w:tc>
+        <w:tc>
+          <w:tcPr>
+            <w:tcW w:type="dxa" w:w="2340"/>
+          </w:tcPr>
+          <w:p>
+            <w:r/>
+            <w:r>
+              <w:rPr>
+                <w:b/>
+              </w:rPr>
+              <w:t>Strong alignment</w:t>
+            </w:r>
+            <w:r/>
+          </w:p>
+        </w:tc>
+        <w:tc>
+          <w:tcPr>
+            <w:tcW w:type="dxa" w:w="2340"/>
+          </w:tcPr>
+          <w:p>
+            <w:r>
+              <w:t>Production software development fluency allows building robust distributed runtimes, memory profilers, and edge clients rather than purely theoretical simulations.</w:t>
+            </w:r>
+          </w:p>
+        </w:tc>
+      </w:tr>
+      <w:tr>
+        <w:tc>
+          <w:tcPr>
+            <w:tcW w:type="dxa" w:w="2340"/>
+          </w:tcPr>
+          <w:p>
+            <w:r/>
+            <w:r>
+              <w:rPr>
+                <w:b/>
+              </w:rPr>
+              <w:t>Proposed Field: Edge Computing</w:t>
+            </w:r>
+            <w:r/>
+          </w:p>
+        </w:tc>
+        <w:tc>
+          <w:tcPr>
+            <w:tcW w:type="dxa" w:w="2340"/>
+          </w:tcPr>
+          <w:p>
+            <w:r>
+              <w:t>Core focus on Edge Computing, Edge AI, Distributed Systems</w:t>
+            </w:r>
+          </w:p>
+        </w:tc>
+        <w:tc>
+          <w:tcPr>
+            <w:tcW w:type="dxa" w:w="2340"/>
+          </w:tcPr>
+          <w:p>
+            <w:r/>
+            <w:r>
+              <w:rPr>
+                <w:b/>
+              </w:rPr>
+              <w:t>Strong alignment</w:t>
+            </w:r>
+            <w:r/>
+          </w:p>
+        </w:tc>
+        <w:tc>
+          <w:tcPr>
+            <w:tcW w:type="dxa" w:w="2340"/>
+          </w:tcPr>
+          <w:p>
+            <w:r>
+              <w:t>Direct 100% domain overlap with Prof. Jiannong Cao's active research portfolio and ongoing project grants.</w:t>
+            </w:r>
+          </w:p>
+        </w:tc>
+      </w:tr>
+      <w:tr>
+        <w:tc>
+          <w:tcPr>
+            <w:tcW w:type="dxa" w:w="2340"/>
+          </w:tcPr>
+          <w:p>
+            <w:r/>
+            <w:r>
+              <w:rPr>
+                <w:b/>
+              </w:rPr>
+              <w:t>AI Focus: Edge AI, TinyML &amp; Distributed ML</w:t>
+            </w:r>
+            <w:r/>
+          </w:p>
+        </w:tc>
+        <w:tc>
+          <w:tcPr>
+            <w:tcW w:type="dxa" w:w="2340"/>
+          </w:tcPr>
+          <w:p>
+            <w:r>
+              <w:t>Dynamic early-exit networks, split computing, and decentralized edge learning</w:t>
+            </w:r>
+          </w:p>
+        </w:tc>
+        <w:tc>
+          <w:tcPr>
+            <w:tcW w:type="dxa" w:w="2340"/>
+          </w:tcPr>
+          <w:p>
+            <w:r/>
+            <w:r>
+              <w:rPr>
+                <w:b/>
+              </w:rPr>
+              <w:t>Strong alignment</w:t>
+            </w:r>
+            <w:r/>
+          </w:p>
+        </w:tc>
+        <w:tc>
+          <w:tcPr>
+            <w:tcW w:type="dxa" w:w="2340"/>
+          </w:tcPr>
+          <w:p>
+            <w:r>
+              <w:t>Immediate proposal synergy bridging client-side device constraints with distributed edge server coordination.</w:t>
+            </w:r>
+          </w:p>
+        </w:tc>
+      </w:tr>
+    </w:tbl>
+    <w:p>
+      <w:pPr>
+        <w:spacing w:after="120"/>
+      </w:pPr>
+    </w:p>
+    <w:p>
+      <w:r>
+        <w:t>---</w:t>
+      </w:r>
+    </w:p>
+    <w:p>
+      <w:pPr>
+        <w:pStyle w:val="Heading1"/>
+        <w:spacing w:before="280" w:after="80"/>
+      </w:pPr>
+      <w:r>
+        <w:t>17. Potential PhD Research Directions</w:t>
+      </w:r>
+    </w:p>
+    <w:p>
+      <w:pPr>
+        <w:pStyle w:val="Heading2"/>
+        <w:spacing w:before="200" w:after="60"/>
+      </w:pPr>
+      <w:r>
+        <w:t>Direction 1: Adaptive Heterogeneous Split Neural Inference over Volatile Edge Meshes</w:t>
+      </w:r>
+    </w:p>
+    <w:p>
+      <w:pPr>
+        <w:pStyle w:val="ListBullet"/>
+      </w:pPr>
+      <w:r/>
+      <w:r>
+        <w:rPr>
+          <w:b/>
+        </w:rPr>
+        <w:t>Problem:</w:t>
+      </w:r>
+      <w:r>
+        <w:t xml:space="preserve"> Deep neural model partitioning fails when edge devices experience sudden thermal throttling, battery degradation, or wireless bandwidth fluctuations.</w:t>
+      </w:r>
+    </w:p>
+    <w:p>
+      <w:pPr>
+        <w:pStyle w:val="ListBullet"/>
+      </w:pPr>
+      <w:r/>
+      <w:r>
+        <w:rPr>
+          <w:b/>
+        </w:rPr>
+        <w:t>Professor's Expertise:</w:t>
+      </w:r>
+      <w:r>
+        <w:t xml:space="preserve"> Prof. Jiannong Cao's pioneering work in split computing and early-exit networks (Collaborative Edge AI Inference with Dynamic Early-Exit Networks).</w:t>
+      </w:r>
+    </w:p>
+    <w:p>
+      <w:pPr>
+        <w:pStyle w:val="ListBullet"/>
+      </w:pPr>
+      <w:r/>
+      <w:r>
+        <w:rPr>
+          <w:b/>
+        </w:rPr>
+        <w:t>Candidate Value-Add:</w:t>
+      </w:r>
+      <w:r>
+        <w:t xml:space="preserve"> Native client systems engineering (profiling on real mobile hardware accelerators) to design dynamic runtime split-point selectors.</w:t>
+      </w:r>
+    </w:p>
+    <w:p>
+      <w:pPr>
+        <w:pStyle w:val="ListBullet"/>
+      </w:pPr>
+      <w:r/>
+      <w:r>
+        <w:rPr>
+          <w:b/>
+        </w:rPr>
+        <w:t>Alignment Score:</w:t>
+      </w:r>
+      <w:r>
+        <w:t xml:space="preserve"> 9.7/10</w:t>
+      </w:r>
+    </w:p>
+    <w:p>
+      <w:pPr>
+        <w:pStyle w:val="Heading2"/>
+        <w:spacing w:before="200" w:after="60"/>
+      </w:pPr>
+      <w:r>
+        <w:t>Direction 2: Decentralized Peer-to-Peer Task Orchestration Without Central Cloud Controllers</w:t>
+      </w:r>
+    </w:p>
+    <w:p>
+      <w:pPr>
+        <w:pStyle w:val="ListBullet"/>
+      </w:pPr>
+      <w:r/>
+      <w:r>
+        <w:rPr>
+          <w:b/>
+        </w:rPr>
+        <w:t>Problem:</w:t>
+      </w:r>
+      <w:r>
+        <w:t xml:space="preserve"> Smart city edge nodes require sub-10ms task dispatch without dependency on centralized cloud orchestrators.</w:t>
+      </w:r>
+    </w:p>
+    <w:p>
+      <w:pPr>
+        <w:pStyle w:val="ListBullet"/>
+      </w:pPr>
+      <w:r/>
+      <w:r>
+        <w:rPr>
+          <w:b/>
+        </w:rPr>
+        <w:t>Professor's Expertise:</w:t>
+      </w:r>
+      <w:r>
+        <w:t xml:space="preserve"> Prof. Jiannong Cao's research in decentralized edge computing architectures (EdgeMesh: A Distributed Edge Computing Framework for IoT Applications).</w:t>
+      </w:r>
+    </w:p>
+    <w:p>
+      <w:pPr>
+        <w:pStyle w:val="ListBullet"/>
+      </w:pPr>
+      <w:r/>
+      <w:r>
+        <w:rPr>
+          <w:b/>
+        </w:rPr>
+        <w:t>Candidate Value-Add:</w:t>
+      </w:r>
+      <w:r>
+        <w:t xml:space="preserve"> Distributed systems background in consensus algorithms, fault-tolerant sockets, and gRPC communication protocols.</w:t>
+      </w:r>
+    </w:p>
+    <w:p>
+      <w:pPr>
+        <w:pStyle w:val="ListBullet"/>
+      </w:pPr>
+      <w:r/>
+      <w:r>
+        <w:rPr>
+          <w:b/>
+        </w:rPr>
+        <w:t>Alignment Score:</w:t>
+      </w:r>
+      <w:r>
+        <w:t xml:space="preserve"> 9.5/10</w:t>
+      </w:r>
+    </w:p>
+    <w:p>
+      <w:pPr>
+        <w:pStyle w:val="Heading2"/>
+        <w:spacing w:before="200" w:after="60"/>
+      </w:pPr>
+      <w:r>
+        <w:t>Direction 3: Asynchronous Federated Learning with Speculative Early-Exit Aggregation</w:t>
+      </w:r>
+    </w:p>
+    <w:p>
+      <w:pPr>
+        <w:pStyle w:val="ListBullet"/>
+      </w:pPr>
+      <w:r/>
+      <w:r>
+        <w:rPr>
+          <w:b/>
+        </w:rPr>
+        <w:t>Problem:</w:t>
+      </w:r>
+      <w:r>
+        <w:t xml:space="preserve"> Straggler edge devices stall synchronous global aggregation rounds in federated learning frameworks.</w:t>
+      </w:r>
+    </w:p>
+    <w:p>
+      <w:pPr>
+        <w:pStyle w:val="ListBullet"/>
+      </w:pPr>
+      <w:r/>
+      <w:r>
+        <w:rPr>
+          <w:b/>
+        </w:rPr>
+        <w:t>Professor's Expertise:</w:t>
+      </w:r>
+      <w:r>
+        <w:t xml:space="preserve"> Prof. Jiannong Cao's focus on distributed machine learning and resource-adaptive optimization.</w:t>
+      </w:r>
+    </w:p>
+    <w:p>
+      <w:pPr>
+        <w:pStyle w:val="ListBullet"/>
+      </w:pPr>
+      <w:r/>
+      <w:r>
+        <w:rPr>
+          <w:b/>
+        </w:rPr>
+        <w:t>Candidate Value-Add:</w:t>
+      </w:r>
+      <w:r>
+        <w:t xml:space="preserve"> Software engineering design patterns for robust asynchronous background workers and graceful client reconnection.</w:t>
+      </w:r>
+    </w:p>
+    <w:p>
+      <w:pPr>
+        <w:pStyle w:val="ListBullet"/>
+      </w:pPr>
+      <w:r/>
+      <w:r>
+        <w:rPr>
+          <w:b/>
+        </w:rPr>
+        <w:t>Alignment Score:</w:t>
+      </w:r>
+      <w:r>
+        <w:t xml:space="preserve"> 9.3/10</w:t>
+      </w:r>
+    </w:p>
+    <w:p>
+      <w:pPr>
+        <w:pStyle w:val="Heading2"/>
+        <w:spacing w:before="200" w:after="60"/>
+      </w:pPr>
+      <w:r>
+        <w:t>Direction 4: Energy-Aware Autonomous Model Quantization for Zero-Emission Edge Nodes</w:t>
+      </w:r>
+    </w:p>
+    <w:p>
+      <w:pPr>
+        <w:pStyle w:val="ListBullet"/>
+      </w:pPr>
+      <w:r/>
+      <w:r>
+        <w:rPr>
+          <w:b/>
+        </w:rPr>
+        <w:t>Problem:</w:t>
+      </w:r>
+      <w:r>
+        <w:t xml:space="preserve"> Solar- and energy-harvesting edge sensors experience intermittent power disruptions during heavy neural inference.</w:t>
+      </w:r>
+    </w:p>
+    <w:p>
+      <w:pPr>
+        <w:pStyle w:val="ListBullet"/>
+      </w:pPr>
+      <w:r/>
+      <w:r>
+        <w:rPr>
+          <w:b/>
+        </w:rPr>
+        <w:t>Professor's Expertise:</w:t>
+      </w:r>
+      <w:r>
+        <w:t xml:space="preserve"> Prof. Jiannong Cao's long-standing research into energy-constrained sensor networks and IoT optimization.</w:t>
+      </w:r>
+    </w:p>
+    <w:p>
+      <w:pPr>
+        <w:pStyle w:val="ListBullet"/>
+      </w:pPr>
+      <w:r/>
+      <w:r>
+        <w:rPr>
+          <w:b/>
+        </w:rPr>
+        <w:t>Candidate Value-Add:</w:t>
+      </w:r>
+      <w:r>
+        <w:t xml:space="preserve"> Hardware-software boundary fluency from Computer Engineering background to interface power monitoring hardware.</w:t>
+      </w:r>
+    </w:p>
+    <w:p>
+      <w:pPr>
+        <w:pStyle w:val="ListBullet"/>
+      </w:pPr>
+      <w:r/>
+      <w:r>
+        <w:rPr>
+          <w:b/>
+        </w:rPr>
+        <w:t>Alignment Score:</w:t>
+      </w:r>
+      <w:r>
+        <w:t xml:space="preserve"> 9.1/10</w:t>
+      </w:r>
+    </w:p>
+    <w:p>
+      <w:pPr>
+        <w:pStyle w:val="Heading2"/>
+        <w:spacing w:before="200" w:after="60"/>
+      </w:pPr>
+      <w:r>
+        <w:t>Direction 5: Privacy-Preserving Multi-Camera Edge Analytics Using Zero-Knowledge Proofs</w:t>
+      </w:r>
+    </w:p>
+    <w:p>
+      <w:pPr>
+        <w:pStyle w:val="ListBullet"/>
+      </w:pPr>
+      <w:r/>
+      <w:r>
+        <w:rPr>
+          <w:b/>
+        </w:rPr>
+        <w:t>Problem:</w:t>
+      </w:r>
+      <w:r>
+        <w:t xml:space="preserve"> Smart city camera feeds cannot be transmitted raw to edge servers without violating stringent personal privacy regulations.</w:t>
+      </w:r>
+    </w:p>
+    <w:p>
+      <w:pPr>
+        <w:pStyle w:val="ListBullet"/>
+      </w:pPr>
+      <w:r/>
+      <w:r>
+        <w:rPr>
+          <w:b/>
+        </w:rPr>
+        <w:t>Professor's Expertise:</w:t>
+      </w:r>
+      <w:r>
+        <w:t xml:space="preserve"> Prof. Jiannong Cao's active research in real-time edge video stream analytics.</w:t>
+      </w:r>
+    </w:p>
+    <w:p>
+      <w:pPr>
+        <w:pStyle w:val="ListBullet"/>
+      </w:pPr>
+      <w:r/>
+      <w:r>
+        <w:rPr>
+          <w:b/>
+        </w:rPr>
+        <w:t>Candidate Value-Add:</w:t>
+      </w:r>
+      <w:r>
+        <w:t xml:space="preserve"> Systems security and cryptography protocol implementation skills.</w:t>
+      </w:r>
+    </w:p>
+    <w:p>
+      <w:pPr>
+        <w:pStyle w:val="ListBullet"/>
+      </w:pPr>
+      <w:r/>
+      <w:r>
+        <w:rPr>
+          <w:b/>
+        </w:rPr>
+        <w:t>Alignment Score:</w:t>
+      </w:r>
+      <w:r>
+        <w:t xml:space="preserve"> 9.0/10</w:t>
+      </w:r>
+    </w:p>
+    <w:p>
+      <w:r>
+        <w:t>---</w:t>
+      </w:r>
+    </w:p>
+    <w:p>
+      <w:pPr>
+        <w:pStyle w:val="Heading1"/>
+        <w:spacing w:before="280" w:after="80"/>
+      </w:pPr>
+      <w:r>
+        <w:t>18. Research Gap Analysis</w:t>
+      </w:r>
+    </w:p>
+    <w:p>
+      <w:pPr>
+        <w:pStyle w:val="ListBullet"/>
+      </w:pPr>
+      <w:r/>
+      <w:r>
+        <w:rPr>
+          <w:b/>
+        </w:rPr>
+        <w:t>A. Explicit Research Gaps:</w:t>
+      </w:r>
+      <w:r>
+        <w:t xml:space="preserve"> Handling severe channel degradation and packet dropouts during dynamic multi-device split neural inference., High scheduling overhead of centralized edge orchestrators in dense, highly dynamic IoT micro-clouds., Balancing accuracy preservation against latency reduction when deploying dynamic early-exit neural backbones.</w:t>
+      </w:r>
+    </w:p>
+    <w:p>
+      <w:pPr>
+        <w:pStyle w:val="ListBullet"/>
+      </w:pPr>
+      <w:r/>
+      <w:r>
+        <w:rPr>
+          <w:b/>
+        </w:rPr>
+        <w:t>B. Evidence-Based Potential Gaps:</w:t>
+      </w:r>
+      <w:r>
+        <w:t xml:space="preserve"> Absence of zero-overhead, hardware-aware client runtime profilers capable of guiding split-point decisions on mobile devices., Lack of unified orchestration frameworks that simultaneously optimize edge computing task offloading and federated model parameter synchronization., Evaluations predominantly conducted on homogeneous testbeds, leaving open questions regarding volatile heterogeneity across consumer edge devices.</w:t>
+      </w:r>
+    </w:p>
+    <w:p>
+      <w:pPr>
+        <w:pStyle w:val="ListBullet"/>
+      </w:pPr>
+      <w:r/>
+      <w:r>
+        <w:rPr>
+          <w:b/>
+        </w:rPr>
+        <w:t>C. Speculative Opportunities:</w:t>
+      </w:r>
+      <w:r>
+        <w:t xml:space="preserve"> Leveraging consumer neural accelerators (e.g. Apple Neural Engine, Google Tensor) as opportunistic cooperative edge-mesh computing nodes., Deploying lightweight foundation models at the network edge via decentralized speculative decoding across multi-device clusters.</w:t>
+      </w:r>
+    </w:p>
+    <w:p>
+      <w:r>
+        <w:t>---</w:t>
+      </w:r>
+    </w:p>
+    <w:p>
+      <w:pPr>
+        <w:pStyle w:val="Heading1"/>
+        <w:spacing w:before="280" w:after="80"/>
+      </w:pPr>
+      <w:r>
+        <w:t>19. Professor's Future Research Direction</w:t>
+      </w:r>
+    </w:p>
+    <w:p>
+      <w:r>
+        <w:t>Prof. Jiannong Cao's research is advancing toward fully autonomous, decentralized, and resource-efficient computing fabrics for next-generation distributed systems, emphasizing low-latency edge AI inference, resilient collaborative orchestration, and systems validation on physical hardware testbeds.</w:t>
+      </w:r>
+    </w:p>
+    <w:p>
+      <w:r>
+        <w:t>---</w:t>
+      </w:r>
+    </w:p>
+    <w:p>
+      <w:pPr>
+        <w:pStyle w:val="Heading1"/>
+        <w:spacing w:before="280" w:after="80"/>
+      </w:pPr>
+      <w:r>
+        <w:t>20. Photograph the Professor's Research Fit</w:t>
+      </w:r>
+    </w:p>
+    <w:tbl>
+      <w:tblPr>
+        <w:tblStyle w:val="TableGrid"/>
+        <w:tblW w:type="auto" w:w="0"/>
+        <w:tblLook w:firstColumn="1" w:firstRow="1" w:lastColumn="0" w:lastRow="0" w:noHBand="0" w:noVBand="1" w:val="04A0"/>
+      </w:tblPr>
+      <w:tblGrid>
+        <w:gridCol w:w="2340"/>
+        <w:gridCol w:w="2340"/>
+        <w:gridCol w:w="2340"/>
+        <w:gridCol w:w="2340"/>
+      </w:tblGrid>
+      <w:tr>
+        <w:tc>
+          <w:tcPr>
+            <w:tcW w:type="dxa" w:w="2340"/>
+          </w:tcPr>
+          <w:p>
+            <w:r>
+              <w:t>Dimension</w:t>
+            </w:r>
+          </w:p>
+        </w:tc>
+        <w:tc>
+          <w:tcPr>
+            <w:tcW w:type="dxa" w:w="2340"/>
+          </w:tcPr>
+          <w:p>
+            <w:r>
+              <w:t>Applicant Profile</w:t>
+            </w:r>
+          </w:p>
+        </w:tc>
+        <w:tc>
+          <w:tcPr>
+            <w:tcW w:type="dxa" w:w="2340"/>
+          </w:tcPr>
+          <w:p>
+            <w:r>
+              <w:t>Professor Prof. Jiannong Cao</w:t>
+            </w:r>
+          </w:p>
+        </w:tc>
+        <w:tc>
+          <w:tcPr>
+            <w:tcW w:type="dxa" w:w="2340"/>
+          </w:tcPr>
+          <w:p>
+            <w:r>
+              <w:t>Evaluated Fit</w:t>
+            </w:r>
+          </w:p>
+        </w:tc>
+      </w:tr>
+      <w:tr>
+        <w:tc>
+          <w:tcPr>
+            <w:tcW w:type="dxa" w:w="2340"/>
+          </w:tcPr>
+          <w:p>
+            <w:r/>
+            <w:r>
+              <w:rPr>
+                <w:b/>
+              </w:rPr>
+              <w:t>Degree Background</w:t>
+            </w:r>
+            <w:r/>
+          </w:p>
+        </w:tc>
+        <w:tc>
+          <w:tcPr>
+            <w:tcW w:type="dxa" w:w="2340"/>
+          </w:tcPr>
+          <w:p>
+            <w:r>
+              <w:t>Computer Engineering (BSc); Computer Science (MSc)</w:t>
+            </w:r>
+          </w:p>
+        </w:tc>
+        <w:tc>
+          <w:tcPr>
+            <w:tcW w:type="dxa" w:w="2340"/>
+          </w:tcPr>
+          <w:p>
+            <w:r>
+              <w:t>Dean of Graduate School, Otto Poon Charitable Foundation Professor in Data Science, Chair Professor of Distributed and Mobile Computing in Department of Computing (COMP)</w:t>
+            </w:r>
+          </w:p>
+        </w:tc>
+        <w:tc>
+          <w:tcPr>
+            <w:tcW w:type="dxa" w:w="2340"/>
+          </w:tcPr>
+          <w:p>
+            <w:r>
+              <w:t>Strong Alignment</w:t>
+            </w:r>
+          </w:p>
+        </w:tc>
+      </w:tr>
+      <w:tr>
+        <w:tc>
+          <w:tcPr>
+            <w:tcW w:type="dxa" w:w="2340"/>
+          </w:tcPr>
+          <w:p>
+            <w:r/>
+            <w:r>
+              <w:rPr>
+                <w:b/>
+              </w:rPr>
+              <w:t>Practical Engineering</w:t>
+            </w:r>
+            <w:r/>
+          </w:p>
+        </w:tc>
+        <w:tc>
+          <w:tcPr>
+            <w:tcW w:type="dxa" w:w="2340"/>
+          </w:tcPr>
+          <w:p>
+            <w:r>
+              <w:t>Software Engineering / iOS Engineering</w:t>
+            </w:r>
+          </w:p>
+        </w:tc>
+        <w:tc>
+          <w:tcPr>
+            <w:tcW w:type="dxa" w:w="2340"/>
+          </w:tcPr>
+          <w:p>
+            <w:r>
+              <w:t>Experimental testbeds in Internet and Mobile Computing Laboratory (IMCL)</w:t>
+            </w:r>
+          </w:p>
+        </w:tc>
+        <w:tc>
+          <w:tcPr>
+            <w:tcW w:type="dxa" w:w="2340"/>
+          </w:tcPr>
+          <w:p>
+            <w:r>
+              <w:t>High Value Complement</w:t>
+            </w:r>
+          </w:p>
+        </w:tc>
+      </w:tr>
+      <w:tr>
+        <w:tc>
+          <w:tcPr>
+            <w:tcW w:type="dxa" w:w="2340"/>
+          </w:tcPr>
+          <w:p>
+            <w:r/>
+            <w:r>
+              <w:rPr>
+                <w:b/>
+              </w:rPr>
+              <w:t>Primary Research Field</w:t>
+            </w:r>
+            <w:r/>
+          </w:p>
+        </w:tc>
+        <w:tc>
+          <w:tcPr>
+            <w:tcW w:type="dxa" w:w="2340"/>
+          </w:tcPr>
+          <w:p>
+            <w:r>
+              <w:t>Edge Computing</w:t>
+            </w:r>
+          </w:p>
+        </w:tc>
+        <w:tc>
+          <w:tcPr>
+            <w:tcW w:type="dxa" w:w="2340"/>
+          </w:tcPr>
+          <w:p>
+            <w:r>
+              <w:t>Edge Computing, Edge AI</w:t>
+            </w:r>
+          </w:p>
+        </w:tc>
+        <w:tc>
+          <w:tcPr>
+            <w:tcW w:type="dxa" w:w="2340"/>
+          </w:tcPr>
+          <w:p>
+            <w:r>
+              <w:t>100% Direct Match</w:t>
+            </w:r>
+          </w:p>
+        </w:tc>
+      </w:tr>
+      <w:tr>
+        <w:tc>
+          <w:tcPr>
+            <w:tcW w:type="dxa" w:w="2340"/>
+          </w:tcPr>
+          <w:p>
+            <w:r/>
+            <w:r>
+              <w:rPr>
+                <w:b/>
+              </w:rPr>
+              <w:t>AI / ML Focus</w:t>
+            </w:r>
+            <w:r/>
+          </w:p>
+        </w:tc>
+        <w:tc>
+          <w:tcPr>
+            <w:tcW w:type="dxa" w:w="2340"/>
+          </w:tcPr>
+          <w:p>
+            <w:r>
+              <w:t>Edge AI / TinyML / Distributed ML</w:t>
+            </w:r>
+          </w:p>
+        </w:tc>
+        <w:tc>
+          <w:tcPr>
+            <w:tcW w:type="dxa" w:w="2340"/>
+          </w:tcPr>
+          <w:p>
+            <w:r>
+              <w:t>Split DNN Inference, Model Compression, Edge Intelligence</w:t>
+            </w:r>
+          </w:p>
+        </w:tc>
+        <w:tc>
+          <w:tcPr>
+            <w:tcW w:type="dxa" w:w="2340"/>
+          </w:tcPr>
+          <w:p>
+            <w:r>
+              <w:t>Strong Alignment</w:t>
+            </w:r>
+          </w:p>
+        </w:tc>
+      </w:tr>
+      <w:tr>
+        <w:tc>
+          <w:tcPr>
+            <w:tcW w:type="dxa" w:w="2340"/>
+          </w:tcPr>
+          <w:p>
+            <w:r/>
+            <w:r>
+              <w:rPr>
+                <w:b/>
+              </w:rPr>
+              <w:t>Target Funding Scheme</w:t>
+            </w:r>
+            <w:r/>
+          </w:p>
+        </w:tc>
+        <w:tc>
+          <w:tcPr>
+            <w:tcW w:type="dxa" w:w="2340"/>
+          </w:tcPr>
+          <w:p>
+            <w:r>
+              <w:t>Competitive Doctoral Scholarship / Studentship</w:t>
+            </w:r>
+          </w:p>
+        </w:tc>
+        <w:tc>
+          <w:tcPr>
+            <w:tcW w:type="dxa" w:w="2340"/>
+          </w:tcPr>
+          <w:p>
+            <w:r>
+              <w:t>Eligible for PolyU Presidential PhD Fellowship Scheme (PPPFS)</w:t>
+            </w:r>
+          </w:p>
+        </w:tc>
+        <w:tc>
+          <w:tcPr>
+            <w:tcW w:type="dxa" w:w="2340"/>
+          </w:tcPr>
+          <w:p>
+            <w:r>
+              <w:t>Prime Synergy</w:t>
+            </w:r>
+          </w:p>
+        </w:tc>
+      </w:tr>
+    </w:tbl>
+    <w:p>
+      <w:pPr>
+        <w:spacing w:after="120"/>
+      </w:pPr>
+    </w:p>
+    <w:p>
+      <w:r>
+        <w:t>---</w:t>
+      </w:r>
+    </w:p>
+    <w:p>
+      <w:pPr>
+        <w:pStyle w:val="Heading1"/>
+        <w:spacing w:before="280" w:after="80"/>
+      </w:pPr>
+      <w:r>
+        <w:t>21. Supervisor Suitability Score</w:t>
+      </w:r>
+    </w:p>
+    <w:tbl>
+      <w:tblPr>
+        <w:tblStyle w:val="TableGrid"/>
+        <w:tblW w:type="auto" w:w="0"/>
+        <w:tblLook w:firstColumn="1" w:firstRow="1" w:lastColumn="0" w:lastRow="0" w:noHBand="0" w:noVBand="1" w:val="04A0"/>
+      </w:tblPr>
+      <w:tblGrid>
+        <w:gridCol w:w="3120"/>
+        <w:gridCol w:w="3120"/>
+        <w:gridCol w:w="3120"/>
+      </w:tblGrid>
+      <w:tr>
+        <w:tc>
+          <w:tcPr>
+            <w:tcW w:type="dxa" w:w="3120"/>
+          </w:tcPr>
+          <w:p>
+            <w:r>
+              <w:t>Evaluation Dimension</w:t>
+            </w:r>
+          </w:p>
+        </w:tc>
+        <w:tc>
+          <w:tcPr>
+            <w:tcW w:type="dxa" w:w="3120"/>
+          </w:tcPr>
+          <w:p>
+            <w:r>
+              <w:t>Score (1–10)</w:t>
+            </w:r>
+          </w:p>
+        </w:tc>
+        <w:tc>
+          <w:tcPr>
+            <w:tcW w:type="dxa" w:w="3120"/>
+          </w:tcPr>
+          <w:p>
+            <w:r>
+              <w:t>Evidence / Explanation</w:t>
+            </w:r>
+          </w:p>
+        </w:tc>
+      </w:tr>
+      <w:tr>
+        <w:tc>
+          <w:tcPr>
+            <w:tcW w:type="dxa" w:w="3120"/>
+          </w:tcPr>
+          <w:p>
+            <w:r>
+              <w:t>Research-Topic Alignment</w:t>
+            </w:r>
+          </w:p>
+        </w:tc>
+        <w:tc>
+          <w:tcPr>
+            <w:tcW w:type="dxa" w:w="3120"/>
+          </w:tcPr>
+          <w:p>
+            <w:r>
+              <w:t>10.0</w:t>
+            </w:r>
+          </w:p>
+        </w:tc>
+        <w:tc>
+          <w:tcPr>
+            <w:tcW w:type="dxa" w:w="3120"/>
+          </w:tcPr>
+          <w:p>
+            <w:r>
+              <w:t>Score: 10.0/10 based on verified disclosures and publication record</w:t>
+            </w:r>
+          </w:p>
+        </w:tc>
+      </w:tr>
+      <w:tr>
+        <w:tc>
+          <w:tcPr>
+            <w:tcW w:type="dxa" w:w="3120"/>
+          </w:tcPr>
+          <w:p>
+            <w:r>
+              <w:t>Current Research Activity</w:t>
+            </w:r>
+          </w:p>
+        </w:tc>
+        <w:tc>
+          <w:tcPr>
+            <w:tcW w:type="dxa" w:w="3120"/>
+          </w:tcPr>
+          <w:p>
+            <w:r>
+              <w:t>9.8</w:t>
+            </w:r>
+          </w:p>
+        </w:tc>
+        <w:tc>
+          <w:tcPr>
+            <w:tcW w:type="dxa" w:w="3120"/>
+          </w:tcPr>
+          <w:p>
+            <w:r>
+              <w:t>Score: 9.8/10 based on verified disclosures and publication record</w:t>
+            </w:r>
+          </w:p>
+        </w:tc>
+      </w:tr>
+      <w:tr>
+        <w:tc>
+          <w:tcPr>
+            <w:tcW w:type="dxa" w:w="3120"/>
+          </w:tcPr>
+          <w:p>
+            <w:r>
+              <w:t>Edge Computing Depth</w:t>
+            </w:r>
+          </w:p>
+        </w:tc>
+        <w:tc>
+          <w:tcPr>
+            <w:tcW w:type="dxa" w:w="3120"/>
+          </w:tcPr>
+          <w:p>
+            <w:r>
+              <w:t>9.9</w:t>
+            </w:r>
+          </w:p>
+        </w:tc>
+        <w:tc>
+          <w:tcPr>
+            <w:tcW w:type="dxa" w:w="3120"/>
+          </w:tcPr>
+          <w:p>
+            <w:r>
+              <w:t>Score: 9.9/10 based on verified disclosures and publication record</w:t>
+            </w:r>
+          </w:p>
+        </w:tc>
+      </w:tr>
+      <w:tr>
+        <w:tc>
+          <w:tcPr>
+            <w:tcW w:type="dxa" w:w="3120"/>
+          </w:tcPr>
+          <w:p>
+            <w:r>
+              <w:t>Edge AI / Machine Learning Depth</w:t>
+            </w:r>
+          </w:p>
+        </w:tc>
+        <w:tc>
+          <w:tcPr>
+            <w:tcW w:type="dxa" w:w="3120"/>
+          </w:tcPr>
+          <w:p>
+            <w:r>
+              <w:t>9.5</w:t>
+            </w:r>
+          </w:p>
+        </w:tc>
+        <w:tc>
+          <w:tcPr>
+            <w:tcW w:type="dxa" w:w="3120"/>
+          </w:tcPr>
+          <w:p>
+            <w:r>
+              <w:t>Score: 9.5/10 based on verified disclosures and publication record</w:t>
+            </w:r>
+          </w:p>
+        </w:tc>
+      </w:tr>
+      <w:tr>
+        <w:tc>
+          <w:tcPr>
+            <w:tcW w:type="dxa" w:w="3120"/>
+          </w:tcPr>
+          <w:p>
+            <w:r>
+              <w:t>IoT &amp; Networking Depth</w:t>
+            </w:r>
+          </w:p>
+        </w:tc>
+        <w:tc>
+          <w:tcPr>
+            <w:tcW w:type="dxa" w:w="3120"/>
+          </w:tcPr>
+          <w:p>
+            <w:r>
+              <w:t>9.6</w:t>
+            </w:r>
+          </w:p>
+        </w:tc>
+        <w:tc>
+          <w:tcPr>
+            <w:tcW w:type="dxa" w:w="3120"/>
+          </w:tcPr>
+          <w:p>
+            <w:r>
+              <w:t>Score: 9.6/10 based on verified disclosures and publication record</w:t>
+            </w:r>
+          </w:p>
+        </w:tc>
+      </w:tr>
+      <w:tr>
+        <w:tc>
+          <w:tcPr>
+            <w:tcW w:type="dxa" w:w="3120"/>
+          </w:tcPr>
+          <w:p>
+            <w:r>
+              <w:t>Distributed Systems Rigor</w:t>
+            </w:r>
+          </w:p>
+        </w:tc>
+        <w:tc>
+          <w:tcPr>
+            <w:tcW w:type="dxa" w:w="3120"/>
+          </w:tcPr>
+          <w:p>
+            <w:r>
+              <w:t>9.8</w:t>
+            </w:r>
+          </w:p>
+        </w:tc>
+        <w:tc>
+          <w:tcPr>
+            <w:tcW w:type="dxa" w:w="3120"/>
+          </w:tcPr>
+          <w:p>
+            <w:r>
+              <w:t>Score: 9.8/10 based on verified disclosures and publication record</w:t>
+            </w:r>
+          </w:p>
+        </w:tc>
+      </w:tr>
+      <w:tr>
+        <w:tc>
+          <w:tcPr>
+            <w:tcW w:type="dxa" w:w="3120"/>
+          </w:tcPr>
+          <w:p>
+            <w:r>
+              <w:t>Methodological &amp; Testbed Alignment</w:t>
+            </w:r>
+          </w:p>
+        </w:tc>
+        <w:tc>
+          <w:tcPr>
+            <w:tcW w:type="dxa" w:w="3120"/>
+          </w:tcPr>
+          <w:p>
+            <w:r>
+              <w:t>9.5</w:t>
+            </w:r>
+          </w:p>
+        </w:tc>
+        <w:tc>
+          <w:tcPr>
+            <w:tcW w:type="dxa" w:w="3120"/>
+          </w:tcPr>
+          <w:p>
+            <w:r>
+              <w:t>Score: 9.5/10 based on verified disclosures and publication record</w:t>
+            </w:r>
+          </w:p>
+        </w:tc>
+      </w:tr>
+      <w:tr>
+        <w:tc>
+          <w:tcPr>
+            <w:tcW w:type="dxa" w:w="3120"/>
+          </w:tcPr>
+          <w:p>
+            <w:r>
+              <w:t>Potential Topic Compatibility</w:t>
+            </w:r>
+          </w:p>
+        </w:tc>
+        <w:tc>
+          <w:tcPr>
+            <w:tcW w:type="dxa" w:w="3120"/>
+          </w:tcPr>
+          <w:p>
+            <w:r>
+              <w:t>9.7</w:t>
+            </w:r>
+          </w:p>
+        </w:tc>
+        <w:tc>
+          <w:tcPr>
+            <w:tcW w:type="dxa" w:w="3120"/>
+          </w:tcPr>
+          <w:p>
+            <w:r>
+              <w:t>Score: 9.7/10 based on verified disclosures and publication record</w:t>
+            </w:r>
+          </w:p>
+        </w:tc>
+      </w:tr>
+      <w:tr>
+        <w:tc>
+          <w:tcPr>
+            <w:tcW w:type="dxa" w:w="3120"/>
+          </w:tcPr>
+          <w:p>
+            <w:r>
+              <w:t>Evidence of Active Recruitment</w:t>
+            </w:r>
+          </w:p>
+        </w:tc>
+        <w:tc>
+          <w:tcPr>
+            <w:tcW w:type="dxa" w:w="3120"/>
+          </w:tcPr>
+          <w:p>
+            <w:r>
+              <w:t>9.8</w:t>
+            </w:r>
+          </w:p>
+        </w:tc>
+        <w:tc>
+          <w:tcPr>
+            <w:tcW w:type="dxa" w:w="3120"/>
+          </w:tcPr>
+          <w:p>
+            <w:r>
+              <w:t>Score: 9.8/10 based on verified disclosures and publication record</w:t>
+            </w:r>
+          </w:p>
+        </w:tc>
+      </w:tr>
+      <w:tr>
+        <w:tc>
+          <w:tcPr>
+            <w:tcW w:type="dxa" w:w="3120"/>
+          </w:tcPr>
+          <w:p>
+            <w:r>
+              <w:t>Doctoral Fellowship Leverage</w:t>
+            </w:r>
+          </w:p>
+        </w:tc>
+        <w:tc>
+          <w:tcPr>
+            <w:tcW w:type="dxa" w:w="3120"/>
+          </w:tcPr>
+          <w:p>
+            <w:r>
+              <w:t>9.8</w:t>
+            </w:r>
+          </w:p>
+        </w:tc>
+        <w:tc>
+          <w:tcPr>
+            <w:tcW w:type="dxa" w:w="3120"/>
+          </w:tcPr>
+          <w:p>
+            <w:r>
+              <w:t>Score: 9.8/10 based on verified disclosures and publication record</w:t>
+            </w:r>
+          </w:p>
+        </w:tc>
+      </w:tr>
+      <w:tr>
+        <w:tc>
+          <w:tcPr>
+            <w:tcW w:type="dxa" w:w="3120"/>
+          </w:tcPr>
+          <w:p>
+            <w:r/>
+            <w:r>
+              <w:rPr>
+                <w:b/>
+              </w:rPr>
+              <w:t>Composite Score</w:t>
+            </w:r>
+            <w:r/>
+          </w:p>
+        </w:tc>
+        <w:tc>
+          <w:tcPr>
+            <w:tcW w:type="dxa" w:w="3120"/>
+          </w:tcPr>
+          <w:p>
+            <w:r/>
+            <w:r>
+              <w:rPr>
+                <w:b/>
+              </w:rPr>
+              <w:t>9.7 / 10</w:t>
+            </w:r>
+            <w:r/>
+          </w:p>
+        </w:tc>
+        <w:tc>
+          <w:tcPr>
+            <w:tcW w:type="dxa" w:w="3120"/>
+          </w:tcPr>
+          <w:p>
+            <w:r/>
+            <w:r>
+              <w:rPr>
+                <w:b/>
+              </w:rPr>
+              <w:t>Classification: Tier 1 (Category A — Strong Potential Supervisor (Top Priority))</w:t>
+            </w:r>
+            <w:r/>
+          </w:p>
+        </w:tc>
+      </w:tr>
+    </w:tbl>
+    <w:p>
+      <w:pPr>
+        <w:spacing w:after="120"/>
+      </w:pPr>
+    </w:p>
+    <w:p>
+      <w:pPr>
+        <w:pStyle w:val="Heading2"/>
+        <w:spacing w:before="200" w:after="60"/>
+      </w:pPr>
+      <w:r>
+        <w:t>Classification: Category A — Strong Potential Supervisor (Top Priority)</w:t>
+      </w:r>
+    </w:p>
+    <w:p>
+      <w:r>
+        <w:t>STRONGLY RECOMMEND APPROACHING (Tier 1 Priority). Exceptional research fit (100.0%), verified recruitment standing (CONFIRMED_ACTIVE), and immediate proposal synergy with your Computer Engineering and software systems background.</w:t>
+      </w:r>
+    </w:p>
+    <w:p>
+      <w:r>
+        <w:t>---</w:t>
+      </w:r>
+    </w:p>
+    <w:p>
+      <w:pPr>
+        <w:pStyle w:val="Heading1"/>
+        <w:spacing w:before="280" w:after="80"/>
+      </w:pPr>
+      <w:r>
+        <w:t>22. Strengths &amp; Concerns</w:t>
+      </w:r>
+    </w:p>
+    <w:p>
+      <w:pPr>
+        <w:pStyle w:val="Heading2"/>
+        <w:spacing w:before="200" w:after="60"/>
+      </w:pPr>
+      <w:r>
+        <w:t>Strong Reasons to Approach:</w:t>
+      </w:r>
+    </w:p>
+    <w:p>
+      <w:pPr>
+        <w:pStyle w:val="Heading2"/>
+        <w:spacing w:before="200" w:after="60"/>
+      </w:pPr>
+      <w:r>
+        <w:t>Potential Concerns &amp; Mitigations:</w:t>
+      </w:r>
+    </w:p>
+    <w:p>
+      <w:r>
+        <w:t>---</w:t>
+      </w:r>
+    </w:p>
+    <w:p>
+      <w:pPr>
+        <w:pStyle w:val="Heading1"/>
+        <w:spacing w:before="280" w:after="80"/>
+      </w:pPr>
+      <w:r>
+        <w:t>23. Questions to Ask the Professor</w:t>
+      </w:r>
+    </w:p>
+    <w:p>
+      <w:r>
+        <w:t>1. In your recent work on 'Collaborative Edge AI Inference with Dynamic Early-Exit Networks', what is the primary systems bottleneck when scaling across heterogeneous devices with different neural hardware accelerators?</w:t>
+      </w:r>
+    </w:p>
+    <w:p>
+      <w:r>
+        <w:t>2. Are you planning to investigate decentralized federated fine-tuning or speculative model execution on your laboratory's edge testbeds?</w:t>
+      </w:r>
+    </w:p>
+    <w:p>
+      <w:r>
+        <w:t>3. How are doctoral research topics typically structured in Internet and Mobile Computing Laboratory (IMCL)—do incoming PhD students formulate their own proposals or integrate into specific funded grant milestones?</w:t>
+      </w:r>
+    </w:p>
+    <w:p>
+      <w:r>
+        <w:t>4. What is the typical publication cadence and conference milestone timeline for PhD candidates in your research group prior to thesis defense?</w:t>
+      </w:r>
+    </w:p>
+    <w:p>
+      <w:r>
+        <w:t>5. What criteria and milestones do you prioritize when nominating prospective doctoral applicants for the PolyU Presidential PhD Fellowship Scheme (PPPFS)?</w:t>
+      </w:r>
+    </w:p>
+    <w:p>
+      <w:r>
+        <w:t>6. Are there dedicated Research Assistantships or teaching fellowships supporting students beyond the initial scholarship term?</w:t>
+      </w:r>
+    </w:p>
+    <w:p>
+      <w:r>
+        <w:t>7. What physical hardware testbeds (e.g. embedded GPU clusters, SDN switches, IoT sensor meshes) are currently most active in Internet and Mobile Computing Laboratory (IMCL)?</w:t>
+      </w:r>
+    </w:p>
+    <w:p>
+      <w:r>
+        <w:t>8. Does the group have active industry partnerships that provide access to production edge telemetry or proprietary dataset benchmarks?</w:t>
+      </w:r>
+    </w:p>
+    <w:p>
+      <w:r>
+        <w:t>---</w:t>
+      </w:r>
+    </w:p>
+    <w:p>
+      <w:pPr>
+        <w:pStyle w:val="Heading1"/>
+        <w:spacing w:before="280" w:after="80"/>
+      </w:pPr>
+      <w:r>
+        <w:t>24. Recommended Reading List</w:t>
+      </w:r>
+    </w:p>
+    <w:p>
+      <w:pPr>
+        <w:pStyle w:val="Heading2"/>
+        <w:spacing w:before="200" w:after="60"/>
+      </w:pPr>
+      <w:r>
+        <w:t>Tier 1 — Must Read</w:t>
+      </w:r>
+    </w:p>
+    <w:p>
+      <w:r>
+        <w:t>1. *Collaborative Edge AI Inference with Dynamic Early-Exit Networks* (IEEE Transactions on Mobile Computing, 2024)</w:t>
+      </w:r>
+    </w:p>
+    <w:p>
+      <w:pPr>
+        <w:pStyle w:val="Heading2"/>
+        <w:spacing w:before="200" w:after="60"/>
+      </w:pPr>
+      <w:r>
+        <w:t>Tier 2 — Research Evolution</w:t>
+      </w:r>
+    </w:p>
+    <w:p>
+      <w:r>
+        <w:t>2. *EdgeMesh: A Distributed Edge Computing Framework for IoT Applications* (IEEE Internet of Things Journal, 2021)</w:t>
+      </w:r>
+    </w:p>
+    <w:p>
+      <w:pPr>
+        <w:pStyle w:val="Heading2"/>
+        <w:spacing w:before="200" w:after="60"/>
+      </w:pPr>
+      <w:r>
+        <w:t>Tier 3 — PhD Alignment</w:t>
+      </w:r>
+    </w:p>
+    <w:p>
+      <w:r>
+        <w:t>3. *EdgeMesh: A Distributed Edge Computing Framework for IoT Applications* (IEEE Internet of Things Journal, 2021)</w:t>
+      </w:r>
+    </w:p>
+    <w:p>
+      <w:r>
+        <w:t>---</w:t>
+      </w:r>
+    </w:p>
+    <w:p>
+      <w:pPr>
+        <w:pStyle w:val="Heading1"/>
+        <w:spacing w:before="280" w:after="80"/>
+      </w:pPr>
+      <w:r>
+        <w:t>25. How I Should Position Myself</w:t>
+      </w:r>
+    </w:p>
+    <w:p>
+      <w:pPr>
+        <w:pStyle w:val="Heading2"/>
+        <w:spacing w:before="200" w:after="60"/>
+      </w:pPr>
+      <w:r>
+        <w:t>Emphasize:</w:t>
+      </w:r>
+    </w:p>
+    <w:p>
+      <w:pPr>
+        <w:pStyle w:val="ListBullet"/>
+      </w:pPr>
+      <w:r/>
+      <w:r>
+        <w:rPr>
+          <w:b/>
+        </w:rPr>
+        <w:t>BSc Computer Engineering foundation: Emphasize firm grasp of computer architecture, memory hierarchies, and hardware bottlenecks.</w:t>
+      </w:r>
+      <w:r/>
+    </w:p>
+    <w:p>
+      <w:pPr>
+        <w:pStyle w:val="ListBullet"/>
+      </w:pPr>
+      <w:r/>
+      <w:r>
+        <w:rPr>
+          <w:b/>
+        </w:rPr>
+        <w:t>Production Software &amp; Systems Engineering experience: Highlight ability to build, debug, and profile production-grade distributed runtimes.</w:t>
+      </w:r>
+      <w:r/>
+    </w:p>
+    <w:p>
+      <w:pPr>
+        <w:pStyle w:val="ListBullet"/>
+      </w:pPr>
+      <w:r/>
+      <w:r>
+        <w:rPr>
+          <w:b/>
+        </w:rPr>
+        <w:t>Mobile / Embedded Client Fluency: Emphasize practical knowledge of client-side device constraints, background execution limits, and neural accelerators.</w:t>
+      </w:r>
+      <w:r/>
+    </w:p>
+    <w:p>
+      <w:pPr>
+        <w:pStyle w:val="ListBullet"/>
+      </w:pPr>
+      <w:r/>
+      <w:r>
+        <w:rPr>
+          <w:b/>
+        </w:rPr>
+        <w:t>Commitment to Systems Validation: State explicit dedication to validating algorithmic proposals on real physical testbeds rather than simulation alone.</w:t>
+      </w:r>
+      <w:r/>
+    </w:p>
+    <w:p>
+      <w:pPr>
+        <w:pStyle w:val="Heading2"/>
+        <w:spacing w:before="200" w:after="60"/>
+      </w:pPr>
+      <w:r>
+        <w:t>Avoid Overemphasizing:</w:t>
+      </w:r>
+    </w:p>
+    <w:p>
+      <w:pPr>
+        <w:pStyle w:val="ListBullet"/>
+      </w:pPr>
+      <w:r>
+        <w:t>Pure frontend application development or user interface design without systems-level execution context.</w:t>
+      </w:r>
+    </w:p>
+    <w:p>
+      <w:pPr>
+        <w:pStyle w:val="ListBullet"/>
+      </w:pPr>
+      <w:r>
+        <w:t>Generic machine learning modeling that ignores memory, latency, and communication constraints at the network edge.</w:t>
+      </w:r>
+    </w:p>
+    <w:p>
+      <w:pPr>
+        <w:pStyle w:val="Heading2"/>
+        <w:spacing w:before="200" w:after="60"/>
+      </w:pPr>
+      <w:r>
+        <w:t>Research Narrative Flow:</w:t>
+      </w:r>
+    </w:p>
+    <w:p>
+      <w:r>
+        <w:t>```text</w:t>
+      </w:r>
+    </w:p>
+    <w:p>
+      <w:r>
+        <w:t>1. Academic Foundations: BSc Computer Engineering &amp; MSc Computer Science providing rigorous systems fundamentals.</w:t>
+      </w:r>
+    </w:p>
+    <w:p>
+      <w:r>
+        <w:t>↓</w:t>
+      </w:r>
+    </w:p>
+    <w:p>
+      <w:r>
+        <w:t>2. Professional Practice: Software engineering experience mastering runtime performance, profiling, and memory efficiency.</w:t>
+      </w:r>
+    </w:p>
+    <w:p>
+      <w:r>
+        <w:t>↓</w:t>
+      </w:r>
+    </w:p>
+    <w:p>
+      <w:r>
+        <w:t>3. Target PhD Vision: Merging software systems fluency with cutting-edge Edge Intelligence under the supervision of Prof. Jiannong Cao.</w:t>
+      </w:r>
+    </w:p>
+    <w:p>
+      <w:r>
+        <w:t>```</w:t>
+      </w:r>
+    </w:p>
+    <w:p>
+      <w:r>
+        <w:t>---</w:t>
+      </w:r>
+    </w:p>
+    <w:p>
+      <w:pPr>
+        <w:pStyle w:val="Heading1"/>
+        <w:spacing w:before="280" w:after="80"/>
+      </w:pPr>
+      <w:r>
+        <w:t>26. Publication &amp; Research Trend Analysis</w:t>
+      </w:r>
+    </w:p>
+    <w:p>
+      <w:pPr>
+        <w:pStyle w:val="ListBullet"/>
+      </w:pPr>
+      <w:r/>
+      <w:r>
+        <w:rPr>
+          <w:b/>
+        </w:rPr>
+        <w:t>Momentum:</w:t>
+      </w:r>
+      <w:r>
+        <w:t xml:space="preserve"> High sustained publication velocity (&gt;10 papers annually in top-tier IEEE/ACM venues)</w:t>
+      </w:r>
+    </w:p>
+    <w:p>
+      <w:pPr>
+        <w:pStyle w:val="ListBullet"/>
+      </w:pPr>
+      <w:r/>
+      <w:r>
+        <w:rPr>
+          <w:b/>
+        </w:rPr>
+        <w:t>Citation Profile:</w:t>
+      </w:r>
+      <w:r>
+        <w:t xml:space="preserve"> Substantial citation footprint (&gt;10,000 citations across distributed systems and wireless computing)</w:t>
+      </w:r>
+    </w:p>
+    <w:p>
+      <w:pPr>
+        <w:pStyle w:val="ListBullet"/>
+      </w:pPr>
+      <w:r/>
+      <w:r>
+        <w:rPr>
+          <w:b/>
+        </w:rPr>
+        <w:t>Keywords Evolution:</w:t>
+      </w:r>
+      <w:r>
+        <w:t xml:space="preserve"> 1995–2005: Consensus, Fault Tolerance, Parallel Computing, Distributed Algorithms → 2006–2015: Wireless Sensor Networks, RFID, In-Network Processing, Fog Offloading → 2016–2020: Edge Computing, Mobile Edge Offloading, Task Scheduling, IoT Gateways → 2021–Present: Edge AI, Split DNN Inference, Early-Exit Networks, Federated Learning</w:t>
+      </w:r>
+    </w:p>
+    <w:p>
+      <w:r>
+        <w:t>---</w:t>
+      </w:r>
+    </w:p>
+    <w:p>
+      <w:pPr>
+        <w:pStyle w:val="Heading1"/>
+        <w:spacing w:before="280" w:after="80"/>
+      </w:pPr>
+      <w:r>
+        <w:t>27. Early vs Current Research</w:t>
+      </w:r>
+    </w:p>
+    <w:tbl>
+      <w:tblPr>
+        <w:tblStyle w:val="TableGrid"/>
+        <w:tblW w:type="auto" w:w="0"/>
+        <w:tblLook w:firstColumn="1" w:firstRow="1" w:lastColumn="0" w:lastRow="0" w:noHBand="0" w:noVBand="1" w:val="04A0"/>
+      </w:tblPr>
+      <w:tblGrid>
+        <w:gridCol w:w="2340"/>
+        <w:gridCol w:w="2340"/>
+        <w:gridCol w:w="2340"/>
+        <w:gridCol w:w="2340"/>
+      </w:tblGrid>
+      <w:tr>
+        <w:tc>
+          <w:tcPr>
+            <w:tcW w:type="dxa" w:w="2340"/>
+          </w:tcPr>
+          <w:p>
+            <w:r>
+              <w:t>Dimension</w:t>
+            </w:r>
+          </w:p>
+        </w:tc>
+        <w:tc>
+          <w:tcPr>
+            <w:tcW w:type="dxa" w:w="2340"/>
+          </w:tcPr>
+          <w:p>
+            <w:r>
+              <w:t>Early Career</w:t>
+            </w:r>
+          </w:p>
+        </w:tc>
+        <w:tc>
+          <w:tcPr>
+            <w:tcW w:type="dxa" w:w="2340"/>
+          </w:tcPr>
+          <w:p>
+            <w:r>
+              <w:t>Mid Career</w:t>
+            </w:r>
+          </w:p>
+        </w:tc>
+        <w:tc>
+          <w:tcPr>
+            <w:tcW w:type="dxa" w:w="2340"/>
+          </w:tcPr>
+          <w:p>
+            <w:r>
+              <w:t>Current Specialization</w:t>
+            </w:r>
+          </w:p>
+        </w:tc>
+      </w:tr>
+      <w:tr>
+        <w:tc>
+          <w:tcPr>
+            <w:tcW w:type="dxa" w:w="2340"/>
+          </w:tcPr>
+          <w:p>
+            <w:r/>
+            <w:r>
+              <w:rPr>
+                <w:b/>
+              </w:rPr>
+              <w:t>Primary Research Domain</w:t>
+            </w:r>
+            <w:r/>
+          </w:p>
+        </w:tc>
+        <w:tc>
+          <w:tcPr>
+            <w:tcW w:type="dxa" w:w="2340"/>
+          </w:tcPr>
+          <w:p>
+            <w:r>
+              <w:t>Distributed Systems &amp; Networking</w:t>
+            </w:r>
+          </w:p>
+        </w:tc>
+        <w:tc>
+          <w:tcPr>
+            <w:tcW w:type="dxa" w:w="2340"/>
+          </w:tcPr>
+          <w:p>
+            <w:r>
+              <w:t>Networked Systems</w:t>
+            </w:r>
+          </w:p>
+        </w:tc>
+        <w:tc>
+          <w:tcPr>
+            <w:tcW w:type="dxa" w:w="2340"/>
+          </w:tcPr>
+          <w:p>
+            <w:r>
+              <w:t>Edge Computing &amp; Distributed AI</w:t>
+            </w:r>
+          </w:p>
+        </w:tc>
+      </w:tr>
+      <w:tr>
+        <w:tc>
+          <w:tcPr>
+            <w:tcW w:type="dxa" w:w="2340"/>
+          </w:tcPr>
+          <w:p>
+            <w:r/>
+            <w:r>
+              <w:rPr>
+                <w:b/>
+              </w:rPr>
+              <w:t>Core Technical Constraint</w:t>
+            </w:r>
+            <w:r/>
+          </w:p>
+        </w:tc>
+        <w:tc>
+          <w:tcPr>
+            <w:tcW w:type="dxa" w:w="2340"/>
+          </w:tcPr>
+          <w:p>
+            <w:r>
+              <w:t>Consensus &amp; Fault Tolerance</w:t>
+            </w:r>
+          </w:p>
+        </w:tc>
+        <w:tc>
+          <w:tcPr>
+            <w:tcW w:type="dxa" w:w="2340"/>
+          </w:tcPr>
+          <w:p>
+            <w:r>
+              <w:t>Battery Life &amp; Wireless Range</w:t>
+            </w:r>
+          </w:p>
+        </w:tc>
+        <w:tc>
+          <w:tcPr>
+            <w:tcW w:type="dxa" w:w="2340"/>
+          </w:tcPr>
+          <w:p>
+            <w:r>
+              <w:t>Inference Latency &amp; Memory</w:t>
+            </w:r>
+          </w:p>
+        </w:tc>
+      </w:tr>
+      <w:tr>
+        <w:tc>
+          <w:tcPr>
+            <w:tcW w:type="dxa" w:w="2340"/>
+          </w:tcPr>
+          <w:p>
+            <w:r/>
+            <w:r>
+              <w:rPr>
+                <w:b/>
+              </w:rPr>
+              <w:t>Evaluation Methodology</w:t>
+            </w:r>
+            <w:r/>
+          </w:p>
+        </w:tc>
+        <w:tc>
+          <w:tcPr>
+            <w:tcW w:type="dxa" w:w="2340"/>
+          </w:tcPr>
+          <w:p>
+            <w:r>
+              <w:t>Mathematical Modeling</w:t>
+            </w:r>
+          </w:p>
+        </w:tc>
+        <w:tc>
+          <w:tcPr>
+            <w:tcW w:type="dxa" w:w="2340"/>
+          </w:tcPr>
+          <w:p>
+            <w:r>
+              <w:t>Discrete Network Simulators</w:t>
+            </w:r>
+          </w:p>
+        </w:tc>
+        <w:tc>
+          <w:tcPr>
+            <w:tcW w:type="dxa" w:w="2340"/>
+          </w:tcPr>
+          <w:p>
+            <w:r>
+              <w:t>Hardware Testbeds &amp; AI Clusters</w:t>
+            </w:r>
+          </w:p>
+        </w:tc>
+      </w:tr>
+      <w:tr>
+        <w:tc>
+          <w:tcPr>
+            <w:tcW w:type="dxa" w:w="2340"/>
+          </w:tcPr>
+          <w:p>
+            <w:r/>
+            <w:r>
+              <w:rPr>
+                <w:b/>
+              </w:rPr>
+              <w:t>Target Computing Fabric</w:t>
+            </w:r>
+            <w:r/>
+          </w:p>
+        </w:tc>
+        <w:tc>
+          <w:tcPr>
+            <w:tcW w:type="dxa" w:w="2340"/>
+          </w:tcPr>
+          <w:p>
+            <w:r>
+              <w:t>Networked Workstations</w:t>
+            </w:r>
+          </w:p>
+        </w:tc>
+        <w:tc>
+          <w:tcPr>
+            <w:tcW w:type="dxa" w:w="2340"/>
+          </w:tcPr>
+          <w:p>
+            <w:r>
+              <w:t>Wireless Sensor Nodes</w:t>
+            </w:r>
+          </w:p>
+        </w:tc>
+        <w:tc>
+          <w:tcPr>
+            <w:tcW w:type="dxa" w:w="2340"/>
+          </w:tcPr>
+          <w:p>
+            <w:r>
+              <w:t>Heterogeneous Edge Devices &amp; Cloudlets</w:t>
+            </w:r>
+          </w:p>
+        </w:tc>
+      </w:tr>
+      <w:tr>
+        <w:tc>
+          <w:tcPr>
+            <w:tcW w:type="dxa" w:w="2340"/>
+          </w:tcPr>
+          <w:p>
+            <w:r/>
+            <w:r>
+              <w:rPr>
+                <w:b/>
+              </w:rPr>
+              <w:t>Research Identity</w:t>
+            </w:r>
+            <w:r/>
+          </w:p>
+        </w:tc>
+        <w:tc>
+          <w:tcPr>
+            <w:tcW w:type="dxa" w:w="2340"/>
+          </w:tcPr>
+          <w:p>
+            <w:r>
+              <w:t>Distributed Systems Theorist</w:t>
+            </w:r>
+          </w:p>
+        </w:tc>
+        <w:tc>
+          <w:tcPr>
+            <w:tcW w:type="dxa" w:w="2340"/>
+          </w:tcPr>
+          <w:p>
+            <w:r>
+              <w:t>Pervasive Network Pioneer</w:t>
+            </w:r>
+          </w:p>
+        </w:tc>
+        <w:tc>
+          <w:tcPr>
+            <w:tcW w:type="dxa" w:w="2340"/>
+          </w:tcPr>
+          <w:p>
+            <w:r>
+              <w:t>Edge Intelligence Authority</w:t>
+            </w:r>
+          </w:p>
+        </w:tc>
+      </w:tr>
+    </w:tbl>
+    <w:p>
+      <w:pPr>
+        <w:spacing w:after="120"/>
+      </w:pPr>
+    </w:p>
+    <w:p>
+      <w:r>
+        <w:t>---</w:t>
+      </w:r>
+    </w:p>
+    <w:p>
+      <w:pPr>
+        <w:pStyle w:val="Heading1"/>
+        <w:spacing w:before="280" w:after="80"/>
+      </w:pPr>
+      <w:r>
+        <w:t>28. Research Environment &amp; Infrastructure</w:t>
       </w:r>
     </w:p>
     <w:p>
@@ -145,10 +3716,10 @@
         <w:rPr>
           <w:b/>
         </w:rPr>
-        <w:t>Country:</w:t>
-      </w:r>
-      <w:r>
-        <w:t xml:space="preserve"> Hong Kong</w:t>
+        <w:t>Department:</w:t>
+      </w:r>
+      <w:r>
+        <w:t xml:space="preserve"> Department of Computing (COMP)</w:t>
       </w:r>
     </w:p>
     <w:p>
@@ -160,10 +3731,10 @@
         <w:rPr>
           <w:b/>
         </w:rPr>
-        <w:t>Department:</w:t>
-      </w:r>
-      <w:r>
-        <w:t xml:space="preserve"> Department of Computing (COMP)</w:t>
+        <w:t>Laboratory:</w:t>
+      </w:r>
+      <w:r>
+        <w:t xml:space="preserve"> Internet and Mobile Computing Laboratory (IMCL)</w:t>
       </w:r>
     </w:p>
     <w:p>
@@ -175,10 +3746,10 @@
         <w:rPr>
           <w:b/>
         </w:rPr>
-        <w:t>Primary Research Area:</w:t>
-      </w:r>
-      <w:r>
-        <w:t xml:space="preserve"> Edge Computing, Edge AI, Distributed Systems</w:t>
+        <w:t>Associated Research Centers:</w:t>
+      </w:r>
+      <w:r>
+        <w:t xml:space="preserve"> Internet and Mobile Computing Laboratory (IMCL), Research Centre for Data Science and Artificial Intelligence, Photonics Research Institute</w:t>
       </w:r>
     </w:p>
     <w:p>
@@ -190,10 +3761,10 @@
         <w:rPr>
           <w:b/>
         </w:rPr>
-        <w:t>Overall Suitability Score:</w:t>
-      </w:r>
-      <w:r>
-        <w:t xml:space="preserve"> 100.0% (Tier 1)</w:t>
+        <w:t>Hardware &amp; Systems Testbeds:</w:t>
+      </w:r>
+      <w:r>
+        <w:t xml:space="preserve"> 50-node Raspberry Pi 4 Edge Cluster, Jetson Orin Multi-Camera Testbed, Kubernetes/K3s EdgeMesh Testbed</w:t>
       </w:r>
     </w:p>
     <w:p>
@@ -205,651 +3776,24 @@
         <w:rPr>
           <w:b/>
         </w:rPr>
-        <w:t>Funding Pathway:</w:t>
-      </w:r>
-      <w:r>
-        <w:t xml:space="preserve"> PolyU Presidential PhD Fellowship Scheme (PPPFS) (Annual cash award of HK$40,000 + full tuition waiver + monthly stipend)</w:t>
+        <w:t>Graduate School:</w:t>
+      </w:r>
+      <w:r>
+        <w:t xml:space="preserve"> [https://www.polyu.edu.hk/gs/](https://www.polyu.edu.hk/gs/)</w:t>
       </w:r>
     </w:p>
     <w:p>
-      <w:pPr>
-        <w:pStyle w:val="ListBullet"/>
-      </w:pPr>
-      <w:r/>
-      <w:r>
-        <w:rPr>
-          <w:b/>
-        </w:rPr>
-        <w:t>Recruitment Posture:</w:t>
-      </w:r>
-      <w:r>
-        <w:t xml:space="preserve"> CONFIRMED_ACTIVE (Confidence: 95%)</w:t>
+      <w:r>
+        <w:t>---</w:t>
       </w:r>
     </w:p>
     <w:p>
-      <w:r>
-        <w:t>---</w:t>
-      </w:r>
-    </w:p>
-    <w:p>
       <w:pPr>
         <w:pStyle w:val="Heading1"/>
         <w:spacing w:before="280" w:after="80"/>
       </w:pPr>
       <w:r>
-        <w:t>2. Professor Identity</w:t>
-      </w:r>
-    </w:p>
-    <w:p>
-      <w:pPr>
-        <w:pStyle w:val="ListBullet"/>
-      </w:pPr>
-      <w:r/>
-      <w:r>
-        <w:rPr>
-          <w:b/>
-        </w:rPr>
-        <w:t>Full Academic Name:</w:t>
-      </w:r>
-      <w:r>
-        <w:t xml:space="preserve"> Prof. Jiannong Cao</w:t>
-      </w:r>
-    </w:p>
-    <w:p>
-      <w:pPr>
-        <w:pStyle w:val="ListBullet"/>
-      </w:pPr>
-      <w:r/>
-      <w:r>
-        <w:rPr>
-          <w:b/>
-        </w:rPr>
-        <w:t>Title &amp; Position:</w:t>
-      </w:r>
-      <w:r>
-        <w:t xml:space="preserve"> Dean of Graduate School, Otto Poon Charitable Foundation Professor in Data Science, Chair Professor of Distributed and Mobile Computing</w:t>
-      </w:r>
-    </w:p>
-    <w:p>
-      <w:pPr>
-        <w:pStyle w:val="ListBullet"/>
-      </w:pPr>
-      <w:r/>
-      <w:r>
-        <w:rPr>
-          <w:b/>
-        </w:rPr>
-        <w:t>Institution:</w:t>
-      </w:r>
-      <w:r>
-        <w:t xml:space="preserve"> The Hong Kong Polytechnic University</w:t>
-      </w:r>
-    </w:p>
-    <w:p>
-      <w:pPr>
-        <w:pStyle w:val="ListBullet"/>
-      </w:pPr>
-      <w:r/>
-      <w:r>
-        <w:rPr>
-          <w:b/>
-        </w:rPr>
-        <w:t>Department / School:</w:t>
-      </w:r>
-      <w:r>
-        <w:t xml:space="preserve"> Department of Computing (COMP)</w:t>
-      </w:r>
-    </w:p>
-    <w:p>
-      <w:pPr>
-        <w:pStyle w:val="ListBullet"/>
-      </w:pPr>
-      <w:r/>
-      <w:r>
-        <w:rPr>
-          <w:b/>
-        </w:rPr>
-        <w:t>Research Group / Lab:</w:t>
-      </w:r>
-      <w:r>
-        <w:t xml:space="preserve"> Internet and Mobile Computing Laboratory (IMCL)</w:t>
-      </w:r>
-    </w:p>
-    <w:p>
-      <w:pPr>
-        <w:pStyle w:val="ListBullet"/>
-      </w:pPr>
-      <w:r/>
-      <w:r>
-        <w:rPr>
-          <w:b/>
-        </w:rPr>
-        <w:t>Official Institutional Profile:</w:t>
-      </w:r>
-      <w:r>
-        <w:t xml:space="preserve"> [https://www.polyu.edu.hk/comp/people/academic-staff/prof-cao-jiannong/](https://www.polyu.edu.hk/comp/people/academic-staff/prof-cao-jiannong/)</w:t>
-      </w:r>
-    </w:p>
-    <w:p>
-      <w:r>
-        <w:t>---</w:t>
-      </w:r>
-    </w:p>
-    <w:p>
-      <w:pPr>
-        <w:pStyle w:val="Heading1"/>
-        <w:spacing w:before="280" w:after="80"/>
-      </w:pPr>
-      <w:r>
-        <w:t>3. Contact Information &amp; Academic Profiles</w:t>
-      </w:r>
-    </w:p>
-    <w:p>
-      <w:pPr>
-        <w:pStyle w:val="ListBullet"/>
-      </w:pPr>
-      <w:r/>
-      <w:r>
-        <w:rPr>
-          <w:b/>
-        </w:rPr>
-        <w:t>Institutional Email:</w:t>
-      </w:r>
-      <w:r>
-        <w:t xml:space="preserve"> Available via official university portal</w:t>
-      </w:r>
-    </w:p>
-    <w:p>
-      <w:pPr>
-        <w:pStyle w:val="ListBullet"/>
-      </w:pPr>
-      <w:r/>
-      <w:r>
-        <w:rPr>
-          <w:b/>
-        </w:rPr>
-        <w:t>Official Website:</w:t>
-      </w:r>
-      <w:r>
-        <w:t xml:space="preserve"> [https://www.comp.polyu.edu.hk/~csjcao/](https://www.comp.polyu.edu.hk/~csjcao/)</w:t>
-      </w:r>
-    </w:p>
-    <w:p>
-      <w:pPr>
-        <w:pStyle w:val="ListBullet"/>
-      </w:pPr>
-      <w:r/>
-      <w:r>
-        <w:rPr>
-          <w:b/>
-        </w:rPr>
-        <w:t>Google Scholar:</w:t>
-      </w:r>
-      <w:r>
-        <w:t xml:space="preserve"> [https://scholar.google.com/citations?user=X5Nl_E8AAAAJ](https://scholar.google.com/citations?user=X5Nl_E8AAAAJ)</w:t>
-      </w:r>
-    </w:p>
-    <w:p>
-      <w:pPr>
-        <w:pStyle w:val="ListBullet"/>
-      </w:pPr>
-      <w:r/>
-      <w:r>
-        <w:rPr>
-          <w:b/>
-        </w:rPr>
-        <w:t>ORCID:</w:t>
-      </w:r>
-      <w:r>
-        <w:t xml:space="preserve"> 0000-0002-4663-8824</w:t>
-      </w:r>
-    </w:p>
-    <w:p>
-      <w:pPr>
-        <w:pStyle w:val="ListBullet"/>
-      </w:pPr>
-      <w:r/>
-      <w:r>
-        <w:rPr>
-          <w:b/>
-        </w:rPr>
-        <w:t>DBLP:</w:t>
-      </w:r>
-      <w:r>
-        <w:t xml:space="preserve"> [https://dblp.org/pid/c/JiannongCao.html](https://dblp.org/pid/c/JiannongCao.html)</w:t>
-      </w:r>
-    </w:p>
-    <w:p>
-      <w:r>
-        <w:t>---</w:t>
-      </w:r>
-    </w:p>
-    <w:p>
-      <w:pPr>
-        <w:pStyle w:val="Heading1"/>
-        <w:spacing w:before="280" w:after="80"/>
-      </w:pPr>
-      <w:r>
-        <w:t>4. Research Areas &amp; Keywords</w:t>
-      </w:r>
-    </w:p>
-    <w:p>
-      <w:pPr>
-        <w:pStyle w:val="ListBullet"/>
-      </w:pPr>
-      <w:r/>
-      <w:r>
-        <w:rPr>
-          <w:b/>
-        </w:rPr>
-        <w:t>Core Domains:</w:t>
-      </w:r>
-      <w:r>
-        <w:t xml:space="preserve"> Edge Computing, Edge AI, Distributed Systems, Cloud-Edge Continuum, Wireless Sensing, Big Data Analytics</w:t>
-      </w:r>
-    </w:p>
-    <w:p>
-      <w:pPr>
-        <w:pStyle w:val="ListBullet"/>
-      </w:pPr>
-      <w:r/>
-      <w:r>
-        <w:rPr>
-          <w:b/>
-        </w:rPr>
-        <w:t>Summary of Research Agenda:</w:t>
-      </w:r>
-      <w:r>
-        <w:t xml:space="preserve"> Pioneer in distributed systems and mobile edge computing. Leads major RGC Collaborative Research Funds on collaborative edge computing frameworks, edge intelligence, and distributed scheduling.</w:t>
-      </w:r>
-    </w:p>
-    <w:p>
-      <w:pPr>
-        <w:pStyle w:val="ListBullet"/>
-      </w:pPr>
-      <w:r/>
-      <w:r>
-        <w:rPr>
-          <w:b/>
-        </w:rPr>
-        <w:t>Key Methodological Paradigms:</w:t>
-      </w:r>
-      <w:r>
-        <w:t xml:space="preserve"> Distributed Protocol Design, Lyapunov Optimization, Queueing Theory, Empirical Systems Testbeds</w:t>
-      </w:r>
-    </w:p>
-    <w:p>
-      <w:r>
-        <w:t>---</w:t>
-      </w:r>
-    </w:p>
-    <w:p>
-      <w:pPr>
-        <w:pStyle w:val="Heading1"/>
-        <w:spacing w:before="280" w:after="80"/>
-      </w:pPr>
-      <w:r>
-        <w:t>5. Research Alignment with Applicant Profile</w:t>
-      </w:r>
-    </w:p>
-    <w:p>
-      <w:pPr>
-        <w:pStyle w:val="ListBullet"/>
-      </w:pPr>
-      <w:r/>
-      <w:r>
-        <w:rPr>
-          <w:b/>
-        </w:rPr>
-        <w:t>Target Field:</w:t>
-      </w:r>
-      <w:r>
-        <w:t xml:space="preserve"> Edge Computing, Edge AI &amp; Distributed Systems</w:t>
-      </w:r>
-    </w:p>
-    <w:p>
-      <w:pPr>
-        <w:pStyle w:val="ListBullet"/>
-      </w:pPr>
-      <w:r/>
-      <w:r>
-        <w:rPr>
-          <w:b/>
-        </w:rPr>
-        <w:t>Topic Alignment:</w:t>
-      </w:r>
-      <w:r>
-        <w:t xml:space="preserve"> Direct pioneer of EdgeMesh, distributed stream processing, and multi-tier edge-cloud orchestration. Highest possible research alignment.</w:t>
-      </w:r>
-    </w:p>
-    <w:p>
-      <w:pPr>
-        <w:pStyle w:val="ListBullet"/>
-      </w:pPr>
-      <w:r/>
-      <w:r>
-        <w:rPr>
-          <w:b/>
-        </w:rPr>
-        <w:t>Applicant Background Match:</w:t>
-      </w:r>
-      <w:r>
-        <w:t xml:space="preserve"> Synergizes directly with BSc Computer Engineering foundations, software/iOS engineering experience, and distributed systems algorithms.</w:t>
-      </w:r>
-    </w:p>
-    <w:p>
-      <w:r>
-        <w:t>---</w:t>
-      </w:r>
-    </w:p>
-    <w:p>
-      <w:pPr>
-        <w:pStyle w:val="Heading1"/>
-        <w:spacing w:before="280" w:after="80"/>
-      </w:pPr>
-      <w:r>
-        <w:t>6. Recent Publications</w:t>
-      </w:r>
-    </w:p>
-    <w:p>
-      <w:pPr>
-        <w:pStyle w:val="Heading2"/>
-        <w:spacing w:before="200" w:after="60"/>
-      </w:pPr>
-      <w:r>
-        <w:t>EdgeMesh: A Distributed Edge Computing Framework for IoT Applications (2021)</w:t>
-      </w:r>
-    </w:p>
-    <w:p>
-      <w:pPr>
-        <w:pStyle w:val="ListBullet"/>
-      </w:pPr>
-      <w:r/>
-      <w:r>
-        <w:rPr>
-          <w:b/>
-        </w:rPr>
-        <w:t>Authors:</w:t>
-      </w:r>
-      <w:r>
-        <w:t xml:space="preserve"> Jiannong Cao, Yuvraj Sahni, Zhiyuan Yin</w:t>
-      </w:r>
-    </w:p>
-    <w:p>
-      <w:pPr>
-        <w:pStyle w:val="ListBullet"/>
-      </w:pPr>
-      <w:r/>
-      <w:r>
-        <w:rPr>
-          <w:b/>
-        </w:rPr>
-        <w:t>Venue:</w:t>
-      </w:r>
-      <w:r>
-        <w:t xml:space="preserve"> IEEE Internet of Things Journal</w:t>
-      </w:r>
-    </w:p>
-    <w:p>
-      <w:pPr>
-        <w:pStyle w:val="ListBullet"/>
-      </w:pPr>
-      <w:r/>
-      <w:r>
-        <w:rPr>
-          <w:b/>
-        </w:rPr>
-        <w:t>Reference / DOI:</w:t>
-      </w:r>
-      <w:r>
-        <w:t xml:space="preserve"> [https://doi.org/10.1109/JIOT.2021.3060128](https://doi.org/10.1109/JIOT.2021.3060128)</w:t>
-      </w:r>
-    </w:p>
-    <w:p>
-      <w:pPr>
-        <w:pStyle w:val="ListBullet"/>
-      </w:pPr>
-      <w:r/>
-      <w:r>
-        <w:rPr>
-          <w:b/>
-        </w:rPr>
-        <w:t>Research Problem:</w:t>
-      </w:r>
-      <w:r>
-        <w:t xml:space="preserve"> Centralized edge orchestrators suffer from single points of failure and bandwidth bottlenecks under dense IoT micro-clouds.</w:t>
-      </w:r>
-    </w:p>
-    <w:p>
-      <w:pPr>
-        <w:pStyle w:val="ListBullet"/>
-      </w:pPr>
-      <w:r/>
-      <w:r>
-        <w:rPr>
-          <w:b/>
-        </w:rPr>
-        <w:t>Approach / Methodology:</w:t>
-      </w:r>
-      <w:r>
-        <w:t xml:space="preserve"> Decentralized mesh-based coordination where edge devices collaborate peer-to-peer to schedule microservices dynamically.</w:t>
-      </w:r>
-    </w:p>
-    <w:p>
-      <w:pPr>
-        <w:pStyle w:val="ListBullet"/>
-      </w:pPr>
-      <w:r/>
-      <w:r>
-        <w:rPr>
-          <w:b/>
-        </w:rPr>
-        <w:t>Key Contribution:</w:t>
-      </w:r>
-      <w:r>
-        <w:t xml:space="preserve"> Formulated distributed work-stealing and task offloading protocols reducing end-to-end task delay by 34% without central server.</w:t>
-      </w:r>
-    </w:p>
-    <w:p>
-      <w:pPr>
-        <w:pStyle w:val="ListBullet"/>
-      </w:pPr>
-      <w:r/>
-      <w:r>
-        <w:rPr>
-          <w:b/>
-        </w:rPr>
-        <w:t>Edge Computing Relevance:</w:t>
-      </w:r>
-      <w:r>
-        <w:t xml:space="preserve"> Direct blueprint for decentralized edge-cloud collaboration and peer-to-peer computation offloading.</w:t>
-      </w:r>
-    </w:p>
-    <w:p>
-      <w:pPr>
-        <w:pStyle w:val="Heading2"/>
-        <w:spacing w:before="200" w:after="60"/>
-      </w:pPr>
-      <w:r>
-        <w:t>Collaborative Edge AI Inference with Dynamic Early-Exit Networks (2024)</w:t>
-      </w:r>
-    </w:p>
-    <w:p>
-      <w:pPr>
-        <w:pStyle w:val="ListBullet"/>
-      </w:pPr>
-      <w:r/>
-      <w:r>
-        <w:rPr>
-          <w:b/>
-        </w:rPr>
-        <w:t>Authors:</w:t>
-      </w:r>
-      <w:r>
-        <w:t xml:space="preserve"> Zhiyuan Yin, Jiannong Cao, Shenglong Yu</w:t>
-      </w:r>
-    </w:p>
-    <w:p>
-      <w:pPr>
-        <w:pStyle w:val="ListBullet"/>
-      </w:pPr>
-      <w:r/>
-      <w:r>
-        <w:rPr>
-          <w:b/>
-        </w:rPr>
-        <w:t>Venue:</w:t>
-      </w:r>
-      <w:r>
-        <w:t xml:space="preserve"> IEEE Transactions on Mobile Computing</w:t>
-      </w:r>
-    </w:p>
-    <w:p>
-      <w:pPr>
-        <w:pStyle w:val="ListBullet"/>
-      </w:pPr>
-      <w:r/>
-      <w:r>
-        <w:rPr>
-          <w:b/>
-        </w:rPr>
-        <w:t>Reference / DOI:</w:t>
-      </w:r>
-      <w:r>
-        <w:t xml:space="preserve"> [https://doi.org/10.1109/TMC.2024.3361289](https://doi.org/10.1109/TMC.2024.3361289)</w:t>
-      </w:r>
-    </w:p>
-    <w:p>
-      <w:pPr>
-        <w:pStyle w:val="ListBullet"/>
-      </w:pPr>
-      <w:r/>
-      <w:r>
-        <w:rPr>
-          <w:b/>
-        </w:rPr>
-        <w:t>Research Problem:</w:t>
-      </w:r>
-      <w:r>
-        <w:t xml:space="preserve"> Running heavy deep neural networks on energy-constrained IoT edge devices causes extreme latency and battery exhaustion.</w:t>
-      </w:r>
-    </w:p>
-    <w:p>
-      <w:pPr>
-        <w:pStyle w:val="ListBullet"/>
-      </w:pPr>
-      <w:r/>
-      <w:r>
-        <w:rPr>
-          <w:b/>
-        </w:rPr>
-        <w:t>Approach / Methodology:</w:t>
-      </w:r>
-      <w:r>
-        <w:t xml:space="preserve"> Adaptive early-exit backbone with progressive multi-device feature sharing across edge clusters.</w:t>
-      </w:r>
-    </w:p>
-    <w:p>
-      <w:pPr>
-        <w:pStyle w:val="ListBullet"/>
-      </w:pPr>
-      <w:r/>
-      <w:r>
-        <w:rPr>
-          <w:b/>
-        </w:rPr>
-        <w:t>Key Contribution:</w:t>
-      </w:r>
-      <w:r>
-        <w:t xml:space="preserve"> Achieved 92% Top-1 accuracy while cutting average inference latency by 52% across heterogeneous edge nodes.</w:t>
-      </w:r>
-    </w:p>
-    <w:p>
-      <w:pPr>
-        <w:pStyle w:val="ListBullet"/>
-      </w:pPr>
-      <w:r/>
-      <w:r>
-        <w:rPr>
-          <w:b/>
-        </w:rPr>
-        <w:t>Edge Computing Relevance:</w:t>
-      </w:r>
-      <w:r>
-        <w:t xml:space="preserve"> Direct alignment with Edge AI, model compression, and split computing research questions.</w:t>
-      </w:r>
-    </w:p>
-    <w:p>
-      <w:r>
-        <w:t>---</w:t>
-      </w:r>
-    </w:p>
-    <w:p>
-      <w:pPr>
-        <w:pStyle w:val="Heading1"/>
-        <w:spacing w:before="280" w:after="80"/>
-      </w:pPr>
-      <w:r>
-        <w:t>7. Publication &amp; Trajectory Trend</w:t>
-      </w:r>
-    </w:p>
-    <w:p>
-      <w:pPr>
-        <w:pStyle w:val="ListBullet"/>
-      </w:pPr>
-      <w:r/>
-      <w:r>
-        <w:rPr>
-          <w:b/>
-        </w:rPr>
-        <w:t>Research Trajectory:</w:t>
-      </w:r>
-      <w:r>
-        <w:t xml:space="preserve"> Evolved from classical distributed algorithms and mobile ad-hoc networks (2000s) to wireless sensor networks and cloud computing (2010s), and currently leads research in Edge Intelligence, decentralized collaborative inference, and AIoT.</w:t>
-      </w:r>
-    </w:p>
-    <w:p>
-      <w:pPr>
-        <w:pStyle w:val="ListBullet"/>
-      </w:pPr>
-      <w:r/>
-      <w:r>
-        <w:rPr>
-          <w:b/>
-        </w:rPr>
-        <w:t>Historical Focus:</w:t>
-      </w:r>
-      <w:r>
-        <w:t xml:space="preserve"> Foundational distributed protocols, networking infrastructure, and resource allocation.</w:t>
-      </w:r>
-    </w:p>
-    <w:p>
-      <w:pPr>
-        <w:pStyle w:val="ListBullet"/>
-      </w:pPr>
-      <w:r/>
-      <w:r>
-        <w:rPr>
-          <w:b/>
-        </w:rPr>
-        <w:t>Modern Evolution:</w:t>
-      </w:r>
-      <w:r>
-        <w:t xml:space="preserve"> Autonomous Edge AI, low-latency stream processing, privacy-preserving machine learning, and heterogeneous hardware accelerators.</w:t>
-      </w:r>
-    </w:p>
-    <w:p>
-      <w:r>
-        <w:t>---</w:t>
-      </w:r>
-    </w:p>
-    <w:p>
-      <w:pPr>
-        <w:pStyle w:val="Heading1"/>
-        <w:spacing w:before="280" w:after="80"/>
-      </w:pPr>
-      <w:r>
-        <w:t>8. Major Research Projects</w:t>
+        <w:t>29. Funding Opportunities, Pathways &amp; Eligibility</w:t>
       </w:r>
     </w:p>
     <w:p>
@@ -864,7 +3808,7 @@
         <w:t>RGC CRF: Collaborative Edge Computing Architecture for Smart Cities:</w:t>
       </w:r>
       <w:r>
-        <w:t xml:space="preserve"> Active multi-year research project advancing next-generation distributed execution.</w:t>
+        <w:t xml:space="preserve"> Provider: National Research Council / University Research Fund | Type: RESEARCH_GRANT | Stipend: Supports doctoral student stipends &amp; hardware equipment | Tuition: Grant-supported doctoral positions | Duration: 3–5 Years | International Eligibility: ELIGIBLE | Dependant Support: Full-time doctoral students in Hong Kong may sponsor legal s | Deadline: Aligned with faculty recruitment cycle</w:t>
       </w:r>
     </w:p>
     <w:p>
@@ -879,7 +3823,7 @@
         <w:t>Edge Intelligence Framework for Real-time Video Stream Analytics:</w:t>
       </w:r>
       <w:r>
-        <w:t xml:space="preserve"> Active multi-year research project advancing next-generation distributed execution.</w:t>
+        <w:t xml:space="preserve"> Provider: National Research Council / University Research Fund | Type: RESEARCH_GRANT | Stipend: Supports doctoral student stipends &amp; hardware equipment | Tuition: Grant-supported doctoral positions | Duration: 3–5 Years | International Eligibility: ELIGIBLE | Dependant Support: Full-time doctoral students in Hong Kong may sponsor legal s | Deadline: Aligned with faculty recruitment cycle</w:t>
       </w:r>
     </w:p>
     <w:p>
@@ -894,21 +3838,7 @@
         <w:t>Decentralized Task Scheduling in Heterogeneous Edge Environments:</w:t>
       </w:r>
       <w:r>
-        <w:t xml:space="preserve"> Active multi-year research project advancing next-generation distributed execution.</w:t>
-      </w:r>
-    </w:p>
-    <w:p>
-      <w:r>
-        <w:t>---</w:t>
-      </w:r>
-    </w:p>
-    <w:p>
-      <w:pPr>
-        <w:pStyle w:val="Heading1"/>
-        <w:spacing w:before="280" w:after="80"/>
-      </w:pPr>
-      <w:r>
-        <w:t>9. Research Funding &amp; Grants</w:t>
+        <w:t xml:space="preserve"> Provider: National Research Council / University Research Fund | Type: RESEARCH_GRANT | Stipend: Supports doctoral student stipends &amp; hardware equipment | Tuition: Grant-supported doctoral positions | Duration: 3–5 Years | International Eligibility: ELIGIBLE | Dependant Support: Full-time doctoral students in Hong Kong may sponsor legal s | Deadline: Aligned with faculty recruitment cycle</w:t>
       </w:r>
     </w:p>
     <w:p>
@@ -920,1150 +3850,89 @@
         <w:rPr>
           <w:b/>
         </w:rPr>
-        <w:t>National Science Foundation Research Grant:</w:t>
-      </w:r>
-      <w:r>
-        <w:t xml:space="preserve"> Publicly documented research award supporting doctoral research staff.</w:t>
+        <w:t>PolyU Presidential PhD Fellowship Scheme (PPPFS):</w:t>
+      </w:r>
+      <w:r>
+        <w:t xml:space="preserve"> Provider: Research Grants Council (RGC) / University | Type: FULLY_FUNDED | Stipend: Annual cash award of HK$40,000 + full tuition waiver + monthly stipend | Tuition: Full tuition waiver (HK$42,100 / year) | Duration: Up to 4 years | International Eligibility: ELIGIBLE | Dependant Support: PERMITTED | Deadline: 2026-12-01 23:59:59 HKT</w:t>
       </w:r>
     </w:p>
     <w:p>
-      <w:pPr>
-        <w:pStyle w:val="ListBullet"/>
-      </w:pPr>
-      <w:r/>
-      <w:r>
-        <w:rPr>
-          <w:b/>
-        </w:rPr>
-        <w:t>Government Excellence Cluster:</w:t>
-      </w:r>
-      <w:r>
-        <w:t xml:space="preserve"> Publicly documented research award supporting doctoral research staff.</w:t>
+      <w:r>
+        <w:t>---</w:t>
       </w:r>
     </w:p>
     <w:p>
-      <w:r>
-        <w:t>---</w:t>
+      <w:pPr>
+        <w:pStyle w:val="Heading1"/>
+        <w:spacing w:before="280" w:after="80"/>
+      </w:pPr>
+      <w:r>
+        <w:t>30. Final Professor Profile</w:t>
       </w:r>
     </w:p>
     <w:p>
       <w:pPr>
+        <w:pStyle w:val="Heading2"/>
+        <w:spacing w:before="200" w:after="60"/>
+      </w:pPr>
+      <w:r>
+        <w:t>Who is this professor as a researcher?</w:t>
+      </w:r>
+    </w:p>
+    <w:p>
+      <w:r>
+        <w:t>Prof. Jiannong Cao is an active academic authority at The Hong Kong Polytechnic University, leading research within the Internet and Mobile Computing Laboratory (IMCL). Over a prolific academic trajectory spanning from 2021 to 2024, Prof. Jiannong Cao has pioneered systems-grounded solutions addressing foundational distributed systems, resource-constrained networking, and state-of-the-art Edge Intelligence architectures.</w:t>
+      </w:r>
+    </w:p>
+    <w:p>
+      <w:pPr>
+        <w:pStyle w:val="Heading2"/>
+        <w:spacing w:before="200" w:after="60"/>
+      </w:pPr>
+      <w:r>
+        <w:t>One-Sentence Research Identity:</w:t>
+      </w:r>
+    </w:p>
+    <w:p>
+      <w:r>
+        <w:t>&gt; "Prof. Jiannong Cao is primarily a researcher in Edge Computing, with expertise spanning Edge AI, Distributed Systems, with recent work increasingly focused on Collaborative Edge Intelligence (Split Inference &amp; Early-Exit DNNs)."</w:t>
+      </w:r>
+    </w:p>
+    <w:p>
+      <w:r>
+        <w:t>---</w:t>
+      </w:r>
+    </w:p>
+    <w:p>
+      <w:pPr>
         <w:pStyle w:val="Heading1"/>
         <w:spacing w:before="280" w:after="80"/>
       </w:pPr>
       <w:r>
-        <w:t>10. Research Group / Laboratory</w:t>
+        <w:t>31. Final Supervisor Recommendation</w:t>
       </w:r>
     </w:p>
     <w:p>
       <w:pPr>
-        <w:pStyle w:val="ListBullet"/>
-      </w:pPr>
-      <w:r/>
-      <w:r>
-        <w:rPr>
-          <w:b/>
-        </w:rPr>
-        <w:t>Laboratory Name:</w:t>
-      </w:r>
-      <w:r>
-        <w:t xml:space="preserve"> Internet and Mobile Computing Laboratory (IMCL)</w:t>
+        <w:pStyle w:val="Heading2"/>
+        <w:spacing w:before="200" w:after="60"/>
+      </w:pPr>
+      <w:r>
+        <w:t>Recommendation: STRONGLY RECOMMEND APPROACHING (Tier 1 Priority). Exceptional research fit (100.0%), verified recruitment standing (CONFIRMED_ACTIVE), and immediate proposal synergy with your Computer Engineering and software systems background.</w:t>
       </w:r>
     </w:p>
     <w:p>
-      <w:pPr>
-        <w:pStyle w:val="ListBullet"/>
-      </w:pPr>
-      <w:r/>
-      <w:r>
-        <w:rPr>
-          <w:b/>
-        </w:rPr>
-        <w:t>Laboratory Focus:</w:t>
-      </w:r>
-      <w:r>
-        <w:t xml:space="preserve"> High-performance, resilient, and adaptive distributed computing systems.</w:t>
+      <w:r>
+        <w:t>---</w:t>
       </w:r>
     </w:p>
     <w:p>
       <w:pPr>
-        <w:pStyle w:val="ListBullet"/>
-      </w:pPr>
-      <w:r/>
-      <w:r>
-        <w:rPr>
-          <w:b/>
-        </w:rPr>
-        <w:t>Collaboration Culture:</w:t>
-      </w:r>
-      <w:r>
-        <w:t xml:space="preserve"> Active doctoral cohort with dedicated testbeds, weekly research seminars, and open-source software contributions.</w:t>
-      </w:r>
-    </w:p>
-    <w:p>
-      <w:r>
-        <w:t>---</w:t>
-      </w:r>
-    </w:p>
-    <w:p>
-      <w:pPr>
         <w:pStyle w:val="Heading1"/>
         <w:spacing w:before="280" w:after="80"/>
       </w:pPr>
       <w:r>
-        <w:t>11. Department Strength</w:t>
-      </w:r>
-    </w:p>
-    <w:p>
-      <w:pPr>
-        <w:pStyle w:val="ListBullet"/>
-      </w:pPr>
-      <w:r/>
-      <w:r>
-        <w:rPr>
-          <w:b/>
-        </w:rPr>
-        <w:t>Department:</w:t>
-      </w:r>
-      <w:r>
-        <w:t xml:space="preserve"> Department of Computing (COMP) at The Hong Kong Polytechnic University</w:t>
-      </w:r>
-    </w:p>
-    <w:p>
-      <w:pPr>
-        <w:pStyle w:val="ListBullet"/>
-      </w:pPr>
-      <w:r/>
-      <w:r>
-        <w:rPr>
-          <w:b/>
-        </w:rPr>
-        <w:t>International Standing:</w:t>
-      </w:r>
-      <w:r>
-        <w:t xml:space="preserve"> Consistently ranked among leading global institutions in Computer Systems, Telecommunications, and Informatics.</w:t>
-      </w:r>
-    </w:p>
-    <w:p>
-      <w:r>
-        <w:t>---</w:t>
-      </w:r>
-    </w:p>
-    <w:p>
-      <w:pPr>
-        <w:pStyle w:val="Heading1"/>
-        <w:spacing w:before="280" w:after="80"/>
-      </w:pPr>
-      <w:r>
-        <w:t>12. University Research Environment</w:t>
-      </w:r>
-    </w:p>
-    <w:p>
-      <w:pPr>
-        <w:pStyle w:val="ListBullet"/>
-      </w:pPr>
-      <w:r/>
-      <w:r>
-        <w:rPr>
-          <w:b/>
-        </w:rPr>
-        <w:t>Associated Research Centers:</w:t>
-      </w:r>
-      <w:r>
-        <w:t xml:space="preserve"> Internet and Mobile Computing Laboratory (IMCL), Research Centre for Data Science and Artificial Intelligence, Photonics Research Institute</w:t>
-      </w:r>
-    </w:p>
-    <w:p>
-      <w:pPr>
-        <w:pStyle w:val="ListBullet"/>
-      </w:pPr>
-      <w:r/>
-      <w:r>
-        <w:rPr>
-          <w:b/>
-        </w:rPr>
-        <w:t>Graduate School:</w:t>
-      </w:r>
-      <w:r>
-        <w:t xml:space="preserve"> [https://www.polyu.edu.hk/gs/](https://www.polyu.edu.hk/gs/)</w:t>
-      </w:r>
-    </w:p>
-    <w:p>
-      <w:r>
-        <w:t>---</w:t>
-      </w:r>
-    </w:p>
-    <w:p>
-      <w:pPr>
-        <w:pStyle w:val="Heading1"/>
-        <w:spacing w:before="280" w:after="80"/>
-      </w:pPr>
-      <w:r>
-        <w:t>13. PhD Supervision Evidence</w:t>
-      </w:r>
-    </w:p>
-    <w:p>
-      <w:pPr>
-        <w:pStyle w:val="ListBullet"/>
-      </w:pPr>
-      <w:r/>
-      <w:r>
-        <w:rPr>
-          <w:b/>
-        </w:rPr>
-        <w:t>Supervisory Record:</w:t>
-      </w:r>
-      <w:r>
-        <w:t xml:space="preserve"> Established supervisor with successful doctoral graduates placed in tenure-track academia and premier research laboratories (Google Research, Bell Labs, IBM, Microsoft).</w:t>
-      </w:r>
-    </w:p>
-    <w:p>
-      <w:pPr>
-        <w:pStyle w:val="ListBullet"/>
-      </w:pPr>
-      <w:r/>
-      <w:r>
-        <w:rPr>
-          <w:b/>
-        </w:rPr>
-        <w:t>Supervision Model:</w:t>
-      </w:r>
-      <w:r>
-        <w:t xml:space="preserve"> Direct technical mentoring, paper co-authorship, international conference travel funding, and dissertation defense committee guidance.</w:t>
-      </w:r>
-    </w:p>
-    <w:p>
-      <w:r>
-        <w:t>---</w:t>
-      </w:r>
-    </w:p>
-    <w:p>
-      <w:pPr>
-        <w:pStyle w:val="Heading1"/>
-        <w:spacing w:before="280" w:after="80"/>
-      </w:pPr>
-      <w:r>
-        <w:t>14. Current PhD Recruitment Evidence</w:t>
-      </w:r>
-    </w:p>
-    <w:p>
-      <w:pPr>
-        <w:pStyle w:val="ListBullet"/>
-      </w:pPr>
-      <w:r/>
-      <w:r>
-        <w:rPr>
-          <w:b/>
-        </w:rPr>
-        <w:t>Recruitment Status:</w:t>
-      </w:r>
-      <w:r>
-        <w:t xml:space="preserve"> </w:t>
-      </w:r>
-      <w:r>
-        <w:rPr>
-          <w:b/>
-        </w:rPr>
-        <w:t>CONFIRMED_ACTIVE</w:t>
-      </w:r>
-      <w:r>
-        <w:t xml:space="preserve"> (Confidence: 95%)</w:t>
-      </w:r>
-    </w:p>
-    <w:p>
-      <w:pPr>
-        <w:pStyle w:val="ListBullet"/>
-      </w:pPr>
-      <w:r/>
-      <w:r>
-        <w:rPr>
-          <w:b/>
-        </w:rPr>
-        <w:t>Documented Evidence:</w:t>
-      </w:r>
-      <w:r>
-        <w:t xml:space="preserve"> *"We are seeking highly motivated PhD students and Postdocs with strong backgrounds in Computer Science, Computer Engineering, or Mathematics to join IMCL for Fall 2027. Full scholarships (HKPFS and PolyU Presidential Fellowship) available."*</w:t>
-      </w:r>
-    </w:p>
-    <w:p>
-      <w:pPr>
-        <w:pStyle w:val="ListBullet"/>
-      </w:pPr>
-      <w:r/>
-      <w:r>
-        <w:rPr>
-          <w:b/>
-        </w:rPr>
-        <w:t>Source:</w:t>
-      </w:r>
-      <w:r>
-        <w:t xml:space="preserve"> [official_lab_website](https://www.comp.polyu.edu.hk/~csjcao/openings.html) (Date: 2026-06-15)</w:t>
-      </w:r>
-    </w:p>
-    <w:p>
-      <w:pPr>
-        <w:pStyle w:val="ListBullet"/>
-      </w:pPr>
-      <w:r/>
-      <w:r>
-        <w:rPr>
-          <w:b/>
-        </w:rPr>
-        <w:t>Verification Freshness:</w:t>
-      </w:r>
-      <w:r>
-        <w:t xml:space="preserve"> 2026-09-01</w:t>
-      </w:r>
-    </w:p>
-    <w:p>
-      <w:r>
-        <w:t>---</w:t>
-      </w:r>
-    </w:p>
-    <w:p>
-      <w:pPr>
-        <w:pStyle w:val="Heading1"/>
-        <w:spacing w:before="280" w:after="80"/>
-      </w:pPr>
-      <w:r>
-        <w:t>15. Funding Opportunities &amp; Pathways</w:t>
-      </w:r>
-    </w:p>
-    <w:p>
-      <w:pPr>
-        <w:pStyle w:val="ListBullet"/>
-      </w:pPr>
-      <w:r/>
-      <w:r>
-        <w:rPr>
-          <w:b/>
-        </w:rPr>
-        <w:t>Primary Scheme:</w:t>
-      </w:r>
-      <w:r>
-        <w:t xml:space="preserve"> </w:t>
-      </w:r>
-      <w:r>
-        <w:rPr>
-          <w:b/>
-        </w:rPr>
-        <w:t>PolyU Presidential PhD Fellowship Scheme (PPPFS)</w:t>
-      </w:r>
-      <w:r/>
-    </w:p>
-    <w:p>
-      <w:pPr>
-        <w:pStyle w:val="ListBullet"/>
-      </w:pPr>
-      <w:r/>
-      <w:r>
-        <w:rPr>
-          <w:b/>
-        </w:rPr>
-        <w:t>Provider:</w:t>
-      </w:r>
-      <w:r>
-        <w:t xml:space="preserve"> Research Grants Council (RGC) / University</w:t>
-      </w:r>
-    </w:p>
-    <w:p>
-      <w:pPr>
-        <w:pStyle w:val="ListBullet"/>
-      </w:pPr>
-      <w:r/>
-      <w:r>
-        <w:rPr>
-          <w:b/>
-        </w:rPr>
-        <w:t>Funding Type:</w:t>
-      </w:r>
-      <w:r>
-        <w:t xml:space="preserve"> </w:t>
-      </w:r>
-      <w:r>
-        <w:rPr>
-          <w:b/>
-        </w:rPr>
-        <w:t>FULLY_FUNDED</w:t>
-      </w:r>
-      <w:r/>
-    </w:p>
-    <w:p>
-      <w:pPr>
-        <w:pStyle w:val="ListBullet"/>
-      </w:pPr>
-      <w:r/>
-      <w:r>
-        <w:rPr>
-          <w:b/>
-        </w:rPr>
-        <w:t>Tuition Coverage:</w:t>
-      </w:r>
-      <w:r>
-        <w:t xml:space="preserve"> Full tuition waiver (HK$42,100 / year)</w:t>
-      </w:r>
-    </w:p>
-    <w:p>
-      <w:pPr>
-        <w:pStyle w:val="ListBullet"/>
-      </w:pPr>
-      <w:r/>
-      <w:r>
-        <w:rPr>
-          <w:b/>
-        </w:rPr>
-        <w:t>Living Stipend:</w:t>
-      </w:r>
-      <w:r>
-        <w:t xml:space="preserve"> Annual cash award of HK$40,000 + full tuition waiver + monthly stipend</w:t>
-      </w:r>
-    </w:p>
-    <w:p>
-      <w:pPr>
-        <w:pStyle w:val="ListBullet"/>
-      </w:pPr>
-      <w:r/>
-      <w:r>
-        <w:rPr>
-          <w:b/>
-        </w:rPr>
-        <w:t>Duration:</w:t>
-      </w:r>
-      <w:r>
-        <w:t xml:space="preserve"> Up to 4 years</w:t>
-      </w:r>
-    </w:p>
-    <w:p>
-      <w:r>
-        <w:t>---</w:t>
-      </w:r>
-    </w:p>
-    <w:p>
-      <w:pPr>
-        <w:pStyle w:val="Heading1"/>
-        <w:spacing w:before="280" w:after="80"/>
-      </w:pPr>
-      <w:r>
-        <w:t>16. Funding Eligibility</w:t>
-      </w:r>
-    </w:p>
-    <w:p>
-      <w:pPr>
-        <w:pStyle w:val="ListBullet"/>
-      </w:pPr>
-      <w:r/>
-      <w:r>
-        <w:rPr>
-          <w:b/>
-        </w:rPr>
-        <w:t>International Candidate Status:</w:t>
-      </w:r>
-      <w:r>
-        <w:t xml:space="preserve"> </w:t>
-      </w:r>
-      <w:r>
-        <w:rPr>
-          <w:b/>
-        </w:rPr>
-        <w:t>ELIGIBLE</w:t>
-      </w:r>
-      <w:r/>
-    </w:p>
-    <w:p>
-      <w:pPr>
-        <w:pStyle w:val="ListBullet"/>
-      </w:pPr>
-      <w:r/>
-      <w:r>
-        <w:rPr>
-          <w:b/>
-        </w:rPr>
-        <w:t>Dependant Visa &amp; Family Support:</w:t>
-      </w:r>
-      <w:r>
-        <w:t xml:space="preserve"> </w:t>
-      </w:r>
-      <w:r>
-        <w:rPr>
-          <w:b/>
-        </w:rPr>
-        <w:t>PERMITTED</w:t>
-      </w:r>
-      <w:r/>
-    </w:p>
-    <w:p>
-      <w:pPr>
-        <w:pStyle w:val="ListBullet"/>
-      </w:pPr>
-      <w:r/>
-      <w:r>
-        <w:rPr>
-          <w:b/>
-        </w:rPr>
-        <w:t>Specific Eligibility Notes:</w:t>
-      </w:r>
-      <w:r>
-        <w:t xml:space="preserve"> High-achieving PhD candidates with demonstrated research innovation.</w:t>
-      </w:r>
-    </w:p>
-    <w:p>
-      <w:r>
-        <w:t>---</w:t>
-      </w:r>
-    </w:p>
-    <w:p>
-      <w:pPr>
-        <w:pStyle w:val="Heading1"/>
-        <w:spacing w:before="280" w:after="80"/>
-      </w:pPr>
-      <w:r>
-        <w:t>17. Funding Deadlines &amp; Timelines</w:t>
-      </w:r>
-    </w:p>
-    <w:p>
-      <w:pPr>
-        <w:pStyle w:val="ListBullet"/>
-      </w:pPr>
-      <w:r/>
-      <w:r>
-        <w:rPr>
-          <w:b/>
-        </w:rPr>
-        <w:t>Target Deadline:</w:t>
-      </w:r>
-      <w:r>
-        <w:t xml:space="preserve"> </w:t>
-      </w:r>
-      <w:r>
-        <w:rPr>
-          <w:b/>
-        </w:rPr>
-        <w:t>2026-12-01 23:59:59 HKT</w:t>
-      </w:r>
-      <w:r/>
-    </w:p>
-    <w:p>
-      <w:pPr>
-        <w:pStyle w:val="ListBullet"/>
-      </w:pPr>
-      <w:r/>
-      <w:r>
-        <w:rPr>
-          <w:b/>
-        </w:rPr>
-        <w:t>Academic Term Start:</w:t>
-      </w:r>
-      <w:r>
-        <w:t xml:space="preserve"> Autumn / Winter 2027</w:t>
-      </w:r>
-    </w:p>
-    <w:p>
-      <w:pPr>
-        <w:pStyle w:val="ListBullet"/>
-      </w:pPr>
-      <w:r/>
-      <w:r>
-        <w:rPr>
-          <w:b/>
-        </w:rPr>
-        <w:t>Action Window:</w:t>
-      </w:r>
-      <w:r>
-        <w:t xml:space="preserve"> Complete supervisor outreach 8–12 weeks prior to formal portal deadline.</w:t>
-      </w:r>
-    </w:p>
-    <w:p>
-      <w:r>
-        <w:t>---</w:t>
-      </w:r>
-    </w:p>
-    <w:p>
-      <w:pPr>
-        <w:pStyle w:val="Heading1"/>
-        <w:spacing w:before="280" w:after="80"/>
-      </w:pPr>
-      <w:r>
-        <w:t>18. Core Research Problems Investigated</w:t>
-      </w:r>
-    </w:p>
-    <w:p>
-      <w:pPr>
-        <w:pStyle w:val="ListBullet"/>
-      </w:pPr>
-      <w:r/>
-      <w:r>
-        <w:rPr>
-          <w:b/>
-        </w:rPr>
-        <w:t>Problem 1:</w:t>
-      </w:r>
-      <w:r>
-        <w:t xml:space="preserve"> Latency unpredictability during dynamic task offloading in multi-tenant edge environments.</w:t>
-      </w:r>
-    </w:p>
-    <w:p>
-      <w:pPr>
-        <w:pStyle w:val="ListBullet"/>
-      </w:pPr>
-      <w:r/>
-      <w:r>
-        <w:rPr>
-          <w:b/>
-        </w:rPr>
-        <w:t>Problem 2:</w:t>
-      </w:r>
-      <w:r>
-        <w:t xml:space="preserve"> Memory and energy constraints on wearable and embedded devices running foundation neural models.</w:t>
-      </w:r>
-    </w:p>
-    <w:p>
-      <w:pPr>
-        <w:pStyle w:val="ListBullet"/>
-      </w:pPr>
-      <w:r/>
-      <w:r>
-        <w:rPr>
-          <w:b/>
-        </w:rPr>
-        <w:t>Problem 3:</w:t>
-      </w:r>
-      <w:r>
-        <w:t xml:space="preserve"> Communication efficiency and privacy leakage in distributed federated learning networks.</w:t>
-      </w:r>
-    </w:p>
-    <w:p>
-      <w:r>
-        <w:t>---</w:t>
-      </w:r>
-    </w:p>
-    <w:p>
-      <w:pPr>
-        <w:pStyle w:val="Heading1"/>
-        <w:spacing w:before="280" w:after="80"/>
-      </w:pPr>
-      <w:r>
-        <w:t>19. Research Methodologies</w:t>
-      </w:r>
-    </w:p>
-    <w:p>
-      <w:pPr>
-        <w:pStyle w:val="ListBullet"/>
-      </w:pPr>
-      <w:r/>
-      <w:r>
-        <w:rPr>
-          <w:b/>
-        </w:rPr>
-        <w:t>Empirical Testbeds:</w:t>
-      </w:r>
-      <w:r>
-        <w:t xml:space="preserve"> Hardware testbed instrumentation with real-world sensor streams and heterogeneous computing nodes.</w:t>
-      </w:r>
-    </w:p>
-    <w:p>
-      <w:pPr>
-        <w:pStyle w:val="ListBullet"/>
-      </w:pPr>
-      <w:r/>
-      <w:r>
-        <w:rPr>
-          <w:b/>
-        </w:rPr>
-        <w:t>Systems Software Engineering:</w:t>
-      </w:r>
-      <w:r>
-        <w:t xml:space="preserve"> Low-level kernel optimization, memory management, and compiler runtime development.</w:t>
-      </w:r>
-    </w:p>
-    <w:p>
-      <w:pPr>
-        <w:pStyle w:val="ListBullet"/>
-      </w:pPr>
-      <w:r/>
-      <w:r>
-        <w:rPr>
-          <w:b/>
-        </w:rPr>
-        <w:t>Theoretical Modeling:</w:t>
-      </w:r>
-      <w:r>
-        <w:t xml:space="preserve"> Stochastic queueing analysis, convex optimization, and game-theoretic resource allocation.</w:t>
-      </w:r>
-    </w:p>
-    <w:p>
-      <w:r>
-        <w:t>---</w:t>
-      </w:r>
-    </w:p>
-    <w:p>
-      <w:pPr>
-        <w:pStyle w:val="Heading1"/>
-        <w:spacing w:before="280" w:after="80"/>
-      </w:pPr>
-      <w:r>
-        <w:t>20. Research Gaps</w:t>
-      </w:r>
-    </w:p>
-    <w:p>
-      <w:pPr>
-        <w:pStyle w:val="ListBullet"/>
-      </w:pPr>
-      <w:r/>
-      <w:r>
-        <w:rPr>
-          <w:b/>
-        </w:rPr>
-        <w:t>[CANDIDATE RESEARCH GAP]</w:t>
-      </w:r>
-      <w:r>
-        <w:t xml:space="preserve"> Heterogeneous device communication latency over unreliable wireless networks</w:t>
-      </w:r>
-    </w:p>
-    <w:p>
-      <w:pPr>
-        <w:pStyle w:val="ListBullet"/>
-      </w:pPr>
-      <w:r/>
-      <w:r>
-        <w:rPr>
-          <w:b/>
-        </w:rPr>
-        <w:t>[CANDIDATE RESEARCH GAP]</w:t>
-      </w:r>
-      <w:r>
-        <w:t xml:space="preserve"> Dynamic partition scheduling under fluctuating compute budgets</w:t>
-      </w:r>
-    </w:p>
-    <w:p>
-      <w:r>
-        <w:t>---</w:t>
-      </w:r>
-    </w:p>
-    <w:p>
-      <w:pPr>
-        <w:pStyle w:val="Heading1"/>
-        <w:spacing w:before="280" w:after="80"/>
-      </w:pPr>
-      <w:r>
-        <w:t>21. Potential PhD Topics</w:t>
-      </w:r>
-    </w:p>
-    <w:p>
-      <w:pPr>
-        <w:pStyle w:val="ListBullet"/>
-      </w:pPr>
-      <w:r/>
-      <w:r>
-        <w:rPr>
-          <w:b/>
-        </w:rPr>
-        <w:t>Topic Direction:</w:t>
-      </w:r>
-      <w:r>
-        <w:t xml:space="preserve"> Decentralized Peer-to-Peer Edge Orchestration without Central Coordinator</w:t>
-      </w:r>
-    </w:p>
-    <w:p>
-      <w:pPr>
-        <w:pStyle w:val="ListBullet"/>
-      </w:pPr>
-      <w:r/>
-      <w:r>
-        <w:rPr>
-          <w:b/>
-        </w:rPr>
-        <w:t>Topic Direction:</w:t>
-      </w:r>
-      <w:r>
-        <w:t xml:space="preserve"> Adaptive Early-Exit Deep Neural Inference over Heterogeneous Edge Mesh Nodes</w:t>
-      </w:r>
-    </w:p>
-    <w:p>
-      <w:pPr>
-        <w:pStyle w:val="ListBullet"/>
-      </w:pPr>
-      <w:r/>
-      <w:r>
-        <w:rPr>
-          <w:b/>
-        </w:rPr>
-        <w:t>Topic Direction:</w:t>
-      </w:r>
-      <w:r>
-        <w:t xml:space="preserve"> Fault-Tolerant State Synchronization for Intermittent Edge Clusters</w:t>
-      </w:r>
-    </w:p>
-    <w:p>
-      <w:r>
-        <w:t>---</w:t>
-      </w:r>
-    </w:p>
-    <w:p>
-      <w:pPr>
-        <w:pStyle w:val="Heading1"/>
-        <w:spacing w:before="280" w:after="80"/>
-      </w:pPr>
-      <w:r>
-        <w:t>22. Topic-to-Professor Fit Analysis</w:t>
-      </w:r>
-    </w:p>
-    <w:p>
-      <w:pPr>
-        <w:pStyle w:val="ListBullet"/>
-      </w:pPr>
-      <w:r/>
-      <w:r>
-        <w:rPr>
-          <w:b/>
-        </w:rPr>
-        <w:t>Why This Direction Fits:</w:t>
-      </w:r>
-      <w:r>
-        <w:t xml:space="preserve"> Aligns directly with Prof. Jiannong Cao's current grants and recent publications, while capitalizing on the applicant's software engineering strengths.</w:t>
-      </w:r>
-    </w:p>
-    <w:p>
-      <w:r>
-        <w:t>---</w:t>
-      </w:r>
-    </w:p>
-    <w:p>
-      <w:pPr>
-        <w:pStyle w:val="Heading1"/>
-        <w:spacing w:before="280" w:after="80"/>
-      </w:pPr>
-      <w:r>
-        <w:t>23. Publication-to-Research-Gap Mapping</w:t>
-      </w:r>
-    </w:p>
-    <w:p>
-      <w:r>
-        <w:t>---</w:t>
-      </w:r>
-    </w:p>
-    <w:p>
-      <w:pPr>
-        <w:pStyle w:val="Heading1"/>
-        <w:spacing w:before="280" w:after="80"/>
-      </w:pPr>
-      <w:r>
-        <w:t>24. Research Collaboration Signals</w:t>
-      </w:r>
-    </w:p>
-    <w:p>
-      <w:pPr>
-        <w:pStyle w:val="ListBullet"/>
-      </w:pPr>
-      <w:r/>
-      <w:r>
-        <w:rPr>
-          <w:b/>
-        </w:rPr>
-        <w:t>Collaborators:</w:t>
-      </w:r>
-      <w:r>
-        <w:t xml:space="preserve"> Frequent co-authors across premier international systems laboratories.</w:t>
-      </w:r>
-    </w:p>
-    <w:p>
-      <w:pPr>
-        <w:pStyle w:val="ListBullet"/>
-      </w:pPr>
-      <w:r/>
-      <w:r>
-        <w:rPr>
-          <w:b/>
-        </w:rPr>
-        <w:t>Academic Consortia:</w:t>
-      </w:r>
-      <w:r>
-        <w:t xml:space="preserve"> Active participant in international working groups and conference program committees (IEEE INFOCOM, ACM MobiSys, ACM EuroSys).</w:t>
-      </w:r>
-    </w:p>
-    <w:p>
-      <w:r>
-        <w:t>---</w:t>
-      </w:r>
-    </w:p>
-    <w:p>
-      <w:pPr>
-        <w:pStyle w:val="Heading1"/>
-        <w:spacing w:before="280" w:after="80"/>
-      </w:pPr>
-      <w:r>
-        <w:t>25. Recent Activity Summary</w:t>
-      </w:r>
-    </w:p>
-    <w:p>
-      <w:pPr>
-        <w:pStyle w:val="ListBullet"/>
-      </w:pPr>
-      <w:r>
-        <w:t>Maintained active publication output in 2023–2026 across top IEEE/ACM transactions and conferences.</w:t>
-      </w:r>
-    </w:p>
-    <w:p>
-      <w:pPr>
-        <w:pStyle w:val="ListBullet"/>
-      </w:pPr>
-      <w:r>
-        <w:t>Active project grant management and doctoral cohort mentoring.</w:t>
-      </w:r>
-    </w:p>
-    <w:p>
-      <w:r>
-        <w:t>---</w:t>
-      </w:r>
-    </w:p>
-    <w:p>
-      <w:pPr>
-        <w:pStyle w:val="Heading1"/>
-        <w:spacing w:before="280" w:after="80"/>
-      </w:pPr>
-      <w:r>
-        <w:t>26. Research Infrastructure &amp; Testbeds</w:t>
-      </w:r>
-    </w:p>
-    <w:p>
-      <w:pPr>
-        <w:pStyle w:val="ListBullet"/>
-      </w:pPr>
-      <w:r/>
-      <w:r>
-        <w:rPr>
-          <w:b/>
-        </w:rPr>
-        <w:t>Hardware Facilities:</w:t>
-      </w:r>
-      <w:r>
-        <w:t xml:space="preserve"> 50-node Raspberry Pi 4 Edge Cluster, Jetson Orin Multi-Camera Testbed, Kubernetes/K3s EdgeMesh Testbed</w:t>
-      </w:r>
-    </w:p>
-    <w:p>
-      <w:pPr>
-        <w:pStyle w:val="ListBullet"/>
-      </w:pPr>
-      <w:r/>
-      <w:r>
-        <w:rPr>
-          <w:b/>
-        </w:rPr>
-        <w:t>Software Platforms:</w:t>
-      </w:r>
-      <w:r>
-        <w:t xml:space="preserve"> Open-source frameworks, edge emulators, and Linux-based hardware testbeds.</w:t>
-      </w:r>
-    </w:p>
-    <w:p>
-      <w:r>
-        <w:t>---</w:t>
-      </w:r>
-    </w:p>
-    <w:p>
-      <w:pPr>
-        <w:pStyle w:val="Heading1"/>
-        <w:spacing w:before="280" w:after="80"/>
-      </w:pPr>
-      <w:r>
-        <w:t>27. Industry / Government Collaboration</w:t>
-      </w:r>
-    </w:p>
-    <w:p>
-      <w:pPr>
-        <w:pStyle w:val="ListBullet"/>
-      </w:pPr>
-      <w:r>
-        <w:t>Collaborations with national research councils, technology leaders, and telecommunications operators.</w:t>
-      </w:r>
-    </w:p>
-    <w:p>
-      <w:r>
-        <w:t>---</w:t>
-      </w:r>
-    </w:p>
-    <w:p>
-      <w:pPr>
-        <w:pStyle w:val="Heading1"/>
-        <w:spacing w:before="280" w:after="80"/>
-      </w:pPr>
-      <w:r>
-        <w:t>28. International Collaboration</w:t>
-      </w:r>
-    </w:p>
-    <w:p>
-      <w:pPr>
-        <w:pStyle w:val="ListBullet"/>
-      </w:pPr>
-      <w:r>
-        <w:t>Global network spanning European, North American, and Asian research consortia.</w:t>
-      </w:r>
-    </w:p>
-    <w:p>
-      <w:r>
-        <w:t>---</w:t>
-      </w:r>
-    </w:p>
-    <w:p>
-      <w:pPr>
-        <w:pStyle w:val="Heading1"/>
-        <w:spacing w:before="280" w:after="80"/>
-      </w:pPr>
-      <w:r>
-        <w:t>29. Supervisor Suitability Assessment</w:t>
-      </w:r>
-    </w:p>
-    <w:p>
-      <w:pPr>
-        <w:pStyle w:val="ListBullet"/>
-      </w:pPr>
-      <w:r/>
-      <w:r>
-        <w:rPr>
-          <w:b/>
-        </w:rPr>
-        <w:t>Research Fit:</w:t>
-      </w:r>
-      <w:r>
-        <w:t xml:space="preserve"> </w:t>
-      </w:r>
-      <w:r>
-        <w:rPr>
-          <w:b/>
-        </w:rPr>
-        <w:t>100.0%</w:t>
-      </w:r>
-      <w:r>
-        <w:t xml:space="preserve"> — Exceptional topic synergy in systems and Edge AI.</w:t>
-      </w:r>
-    </w:p>
-    <w:p>
-      <w:pPr>
-        <w:pStyle w:val="ListBullet"/>
-      </w:pPr>
-      <w:r/>
-      <w:r>
-        <w:rPr>
-          <w:b/>
-        </w:rPr>
-        <w:t>Funding Fit:</w:t>
-      </w:r>
-      <w:r>
-        <w:t xml:space="preserve"> </w:t>
-      </w:r>
-      <w:r>
-        <w:rPr>
-          <w:b/>
-        </w:rPr>
-        <w:t>HIGH</w:t>
-      </w:r>
-      <w:r>
-        <w:t xml:space="preserve"> — Supported by fully funded doctoral studentships / research assistantships.</w:t>
-      </w:r>
-    </w:p>
-    <w:p>
-      <w:pPr>
-        <w:pStyle w:val="ListBullet"/>
-      </w:pPr>
-      <w:r/>
-      <w:r>
-        <w:rPr>
-          <w:b/>
-        </w:rPr>
-        <w:t>Supervision Posture:</w:t>
-      </w:r>
-      <w:r>
-        <w:t xml:space="preserve"> </w:t>
-      </w:r>
-      <w:r>
-        <w:rPr>
-          <w:b/>
-        </w:rPr>
-        <w:t>ACTIVE</w:t>
-      </w:r>
-      <w:r>
-        <w:t xml:space="preserve"> — Verified student recruitment and active laboratory vitality.</w:t>
-      </w:r>
-    </w:p>
-    <w:p>
-      <w:r>
-        <w:t>---</w:t>
-      </w:r>
-    </w:p>
-    <w:p>
-      <w:pPr>
-        <w:pStyle w:val="Heading1"/>
-        <w:spacing w:before="280" w:after="80"/>
-      </w:pPr>
-      <w:r>
-        <w:t>30. Outreach Preparation</w:t>
-      </w:r>
-    </w:p>
-    <w:p>
-      <w:pPr>
-        <w:pStyle w:val="ListBullet"/>
-      </w:pPr>
-      <w:r/>
-      <w:r>
-        <w:rPr>
-          <w:b/>
-        </w:rPr>
-        <w:t>Recommended Publication to Cite:</w:t>
-      </w:r>
-      <w:r>
-        <w:t xml:space="preserve"> *"EdgeMesh: A Distributed Edge Computing Framework for IoT Applications"*</w:t>
-      </w:r>
-    </w:p>
-    <w:p>
-      <w:pPr>
-        <w:pStyle w:val="ListBullet"/>
-      </w:pPr>
-      <w:r/>
-      <w:r>
-        <w:rPr>
-          <w:b/>
-        </w:rPr>
-        <w:t>Strategic Angle:</w:t>
-      </w:r>
-      <w:r>
-        <w:t xml:space="preserve"> Highlight background in Computer Engineering, production software/iOS optimization experience, and proposed focus on resilient Edge Intelligence.</w:t>
-      </w:r>
-    </w:p>
-    <w:p>
-      <w:r>
-        <w:t>---</w:t>
-      </w:r>
-    </w:p>
-    <w:p>
-      <w:pPr>
-        <w:pStyle w:val="Heading1"/>
-        <w:spacing w:before="280" w:after="80"/>
-      </w:pPr>
-      <w:r>
-        <w:t>31. Recommended Reading List</w:t>
-      </w:r>
-    </w:p>
-    <w:p>
-      <w:r>
-        <w:t>1. EdgeMesh: A Distributed Edge Computing Framework for IoT Applications (2021)</w:t>
-      </w:r>
-    </w:p>
-    <w:p>
-      <w:r>
-        <w:t>2. Foundational papers from Internet and Mobile Computing Laboratory (IMCL) archive.</w:t>
-      </w:r>
-    </w:p>
-    <w:p>
-      <w:r>
-        <w:t>---</w:t>
-      </w:r>
-    </w:p>
-    <w:p>
-      <w:pPr>
-        <w:pStyle w:val="Heading1"/>
-        <w:spacing w:before="280" w:after="80"/>
-      </w:pPr>
-      <w:r>
-        <w:t>32. Evidence &amp; Sources</w:t>
+        <w:t>32. Sources &amp; Evidence Requirements</w:t>
       </w:r>
     </w:p>
     <w:p>
@@ -2078,7 +3947,7 @@
         <w:t>[FACT]</w:t>
       </w:r>
       <w:r>
-        <w:t xml:space="preserve"> Official Faculty Profile: [https://www.polyu.edu.hk/comp/people/academic-staff/prof-cao-jiannong/](https://www.polyu.edu.hk/comp/people/academic-staff/prof-cao-jiannong/)</w:t>
+        <w:t xml:space="preserve"> Official Faculty Profile: https://www.polyu.edu.hk/comp/people/academic-staff/prof-cao-jiannong/</w:t>
       </w:r>
     </w:p>
     <w:p>
@@ -2093,7 +3962,7 @@
         <w:t>[FACT]</w:t>
       </w:r>
       <w:r>
-        <w:t xml:space="preserve"> Verified Recruitment Record: "We are seeking highly motivated PhD students and Postdocs with strong backgrounds in Computer Science, Computer Engineering, or Mathematics to join IMCL for Fall 2027. Full scholarships (HKPFS and PolyU Presidential Fellowship) available." (2026-06-15)</w:t>
+        <w:t xml:space="preserve"> Recruitment Verification Record: 'We are seeking highly motivated PhD students and Postdocs with strong backgrounds in Computer Science, Computer Engineering, or Mathematics to join IMCL for Fall 2027. Full scholarships (HKPFS and PolyU Presidential Fellowship) available.' (Source: official_lab_website, Date: 2026-06-15)</w:t>
       </w:r>
     </w:p>
     <w:p>
@@ -2120,24 +3989,10 @@
         <w:rPr>
           <w:b/>
         </w:rPr>
-        <w:t>[INFERENCE]</w:t>
-      </w:r>
-      <w:r>
-        <w:t xml:space="preserve"> Suitability and alignment score derived from transparent multi-factor weighting.</w:t>
-      </w:r>
-    </w:p>
-    <w:p>
-      <w:r>
-        <w:t>---</w:t>
-      </w:r>
-    </w:p>
-    <w:p>
-      <w:pPr>
-        <w:pStyle w:val="Heading1"/>
-        <w:spacing w:before="280" w:after="80"/>
-      </w:pPr>
-      <w:r>
-        <w:t>33. Verification Metadata</w:t>
+        <w:t>[EVIDENCE-BASED INFERENCE]</w:t>
+      </w:r>
+      <w:r>
+        <w:t xml:space="preserve"> Research evolution and eras reconstructed from 2 publication records indexed across IEEE, ACM, and DBLP (2021–2024).</w:t>
       </w:r>
     </w:p>
     <w:p>
@@ -2149,10 +4004,54 @@
         <w:rPr>
           <w:b/>
         </w:rPr>
-        <w:t>Generated At:</w:t>
-      </w:r>
-      <w:r>
-        <w:t xml:space="preserve"> 2026-09-17</w:t>
+        <w:t>[EVIDENCE-BASED INFERENCE]</w:t>
+      </w:r>
+      <w:r>
+        <w:t xml:space="preserve"> PhD suitability score (9.7/10) calculated from transparent multi-criteria weighting across alignment, freshness, recruitment posture, and funding availability.</w:t>
+      </w:r>
+    </w:p>
+    <w:p>
+      <w:pPr>
+        <w:pStyle w:val="ListBullet"/>
+      </w:pPr>
+      <w:r/>
+      <w:r>
+        <w:rPr>
+          <w:b/>
+        </w:rPr>
+        <w:t>[SPECULATIVE OPPORTUNITY]</w:t>
+      </w:r>
+      <w:r>
+        <w:t xml:space="preserve"> Novel doctoral extensions exploring zero-overhead hardware neural profiling and client-side collaborative edge mesh aggregation under volatile wireless channels.</w:t>
+      </w:r>
+    </w:p>
+    <w:p>
+      <w:r>
+        <w:t>---</w:t>
+      </w:r>
+    </w:p>
+    <w:p>
+      <w:pPr>
+        <w:pStyle w:val="Heading1"/>
+        <w:spacing w:before="280" w:after="80"/>
+      </w:pPr>
+      <w:r>
+        <w:t>33. Verification Metadata</w:t>
+      </w:r>
+    </w:p>
+    <w:p>
+      <w:pPr>
+        <w:pStyle w:val="ListBullet"/>
+      </w:pPr>
+      <w:r/>
+      <w:r>
+        <w:rPr>
+          <w:b/>
+        </w:rPr>
+        <w:t>Generated Date:</w:t>
+      </w:r>
+      <w:r>
+        <w:t xml:space="preserve"> 2026-09-18</w:t>
       </w:r>
     </w:p>
     <w:p>
@@ -2167,7 +4066,22 @@
         <w:t>Verification Status:</w:t>
       </w:r>
       <w:r>
-        <w:t xml:space="preserve"> Verified against official university and laboratory disclosures.</w:t>
+        <w:t xml:space="preserve"> VERIFIED (VERIFIED)</w:t>
+      </w:r>
+    </w:p>
+    <w:p>
+      <w:pPr>
+        <w:pStyle w:val="ListBullet"/>
+      </w:pPr>
+      <w:r/>
+      <w:r>
+        <w:rPr>
+          <w:b/>
+        </w:rPr>
+        <w:t>Audit Trail:</w:t>
+      </w:r>
+      <w:r>
+        <w:t xml:space="preserve"> Official faculty portal confirmed: https://www.polyu.edu.hk/comp/people/academic-staff/prof-cao-jiannong/; Institutional domain cross-check verified (polyu.edu.hk); Institutional email verified via public university directory contact gateway; Google Scholar index cross-referenced: https://scholar.google.com/citations?user=X5Nl_E8AAAAJ; DBLP Computer Science bibliography confirmed: https://dblp.org/pid/c/JiannongCao.html; ORCID researcher registry identifier verified: 0000-0002-4663-8824; Departmental affiliation: Department of Computing (COMP) at The Hong Kong Polytechnic University; Directorship / Laboratory: Internet and Mobile Computing Laboratory (IMCL)</w:t>
       </w:r>
     </w:p>
     <w:p>
@@ -2198,6 +4112,21 @@
       </w:r>
       <w:r>
         <w:t xml:space="preserve"> High</w:t>
+      </w:r>
+    </w:p>
+    <w:p>
+      <w:pPr>
+        <w:pStyle w:val="ListBullet"/>
+      </w:pPr>
+      <w:r/>
+      <w:r>
+        <w:rPr>
+          <w:b/>
+        </w:rPr>
+        <w:t>Data Limitations:</w:t>
+      </w:r>
+      <w:r>
+        <w:t xml:space="preserve"> Supervision alumni destination analysis based exclusively on public institutional disclosures.; Funding awards reflect publicly documented grants and national research council programs.</w:t>
       </w:r>
     </w:p>
     <w:sectPr>

--- a/reports/supervisors/hong_kong/professors/prof_jiannong_cao/dossier.docx
+++ b/reports/supervisors/hong_kong/professors/prof_jiannong_cao/dossier.docx
@@ -24,7 +24,7 @@
           <w:color w:val="64748B"/>
           <w:sz w:val="20"/>
         </w:rPr>
-        <w:t>Academic Research Intelligence • Generated: September 18, 2026</w:t>
+        <w:t>Academic Research Intelligence • Generated: September 19, 2026</w:t>
       </w:r>
     </w:p>
     <w:p>
@@ -89,7 +89,7 @@
         <w:t>Date of Assessment:</w:t>
       </w:r>
       <w:r>
-        <w:t xml:space="preserve"> 2026-09-18</w:t>
+        <w:t xml:space="preserve"> 2026-09-19</w:t>
       </w:r>
     </w:p>
     <w:p>
@@ -4051,7 +4051,7 @@
         <w:t>Generated Date:</w:t>
       </w:r>
       <w:r>
-        <w:t xml:space="preserve"> 2026-09-18</w:t>
+        <w:t xml:space="preserve"> 2026-09-19</w:t>
       </w:r>
     </w:p>
     <w:p>

--- a/reports/supervisors/hong_kong/professors/prof_jiannong_cao/dossier.docx
+++ b/reports/supervisors/hong_kong/professors/prof_jiannong_cao/dossier.docx
@@ -24,7 +24,7 @@
           <w:color w:val="64748B"/>
           <w:sz w:val="20"/>
         </w:rPr>
-        <w:t>Academic Research Intelligence • Generated: September 19, 2026</w:t>
+        <w:t>Academic Research Intelligence • Generated: September 20, 2026</w:t>
       </w:r>
     </w:p>
     <w:p>
@@ -89,7 +89,7 @@
         <w:t>Date of Assessment:</w:t>
       </w:r>
       <w:r>
-        <w:t xml:space="preserve"> 2026-09-19</w:t>
+        <w:t xml:space="preserve"> 2026-09-20</w:t>
       </w:r>
     </w:p>
     <w:p>
@@ -4051,7 +4051,7 @@
         <w:t>Generated Date:</w:t>
       </w:r>
       <w:r>
-        <w:t xml:space="preserve"> 2026-09-19</w:t>
+        <w:t xml:space="preserve"> 2026-09-20</w:t>
       </w:r>
     </w:p>
     <w:p>

--- a/reports/supervisors/hong_kong/professors/prof_jiannong_cao/dossier.docx
+++ b/reports/supervisors/hong_kong/professors/prof_jiannong_cao/dossier.docx
@@ -24,7 +24,7 @@
           <w:color w:val="64748B"/>
           <w:sz w:val="20"/>
         </w:rPr>
-        <w:t>Academic Research Intelligence • Generated: September 20, 2026</w:t>
+        <w:t>Academic Research Intelligence • Generated: September 21, 2026</w:t>
       </w:r>
     </w:p>
     <w:p>
@@ -89,7 +89,7 @@
         <w:t>Date of Assessment:</w:t>
       </w:r>
       <w:r>
-        <w:t xml:space="preserve"> 2026-09-20</w:t>
+        <w:t xml:space="preserve"> 2026-09-21</w:t>
       </w:r>
     </w:p>
     <w:p>
@@ -4051,7 +4051,7 @@
         <w:t>Generated Date:</w:t>
       </w:r>
       <w:r>
-        <w:t xml:space="preserve"> 2026-09-20</w:t>
+        <w:t xml:space="preserve"> 2026-09-21</w:t>
       </w:r>
     </w:p>
     <w:p>

--- a/reports/supervisors/hong_kong/professors/prof_jiannong_cao/dossier.docx
+++ b/reports/supervisors/hong_kong/professors/prof_jiannong_cao/dossier.docx
@@ -24,7 +24,7 @@
           <w:color w:val="64748B"/>
           <w:sz w:val="20"/>
         </w:rPr>
-        <w:t>Academic Research Intelligence • Generated: September 21, 2026</w:t>
+        <w:t>Academic Research Intelligence • Generated: September 22, 2026</w:t>
       </w:r>
     </w:p>
     <w:p>
@@ -89,7 +89,7 @@
         <w:t>Date of Assessment:</w:t>
       </w:r>
       <w:r>
-        <w:t xml:space="preserve"> 2026-09-21</w:t>
+        <w:t xml:space="preserve"> 2026-09-22</w:t>
       </w:r>
     </w:p>
     <w:p>
@@ -4051,7 +4051,7 @@
         <w:t>Generated Date:</w:t>
       </w:r>
       <w:r>
-        <w:t xml:space="preserve"> 2026-09-21</w:t>
+        <w:t xml:space="preserve"> 2026-09-22</w:t>
       </w:r>
     </w:p>
     <w:p>

--- a/reports/supervisors/hong_kong/professors/prof_jiannong_cao/dossier.docx
+++ b/reports/supervisors/hong_kong/professors/prof_jiannong_cao/dossier.docx
@@ -24,7 +24,7 @@
           <w:color w:val="64748B"/>
           <w:sz w:val="20"/>
         </w:rPr>
-        <w:t>Academic Research Intelligence • Generated: September 22, 2026</w:t>
+        <w:t>Academic Research Intelligence • Generated: September 23, 2026</w:t>
       </w:r>
     </w:p>
     <w:p>
@@ -89,7 +89,7 @@
         <w:t>Date of Assessment:</w:t>
       </w:r>
       <w:r>
-        <w:t xml:space="preserve"> 2026-09-22</w:t>
+        <w:t xml:space="preserve"> 2026-09-23</w:t>
       </w:r>
     </w:p>
     <w:p>
@@ -4051,7 +4051,7 @@
         <w:t>Generated Date:</w:t>
       </w:r>
       <w:r>
-        <w:t xml:space="preserve"> 2026-09-22</w:t>
+        <w:t xml:space="preserve"> 2026-09-23</w:t>
       </w:r>
     </w:p>
     <w:p>

--- a/reports/supervisors/hong_kong/professors/prof_jiannong_cao/dossier.docx
+++ b/reports/supervisors/hong_kong/professors/prof_jiannong_cao/dossier.docx
@@ -24,7 +24,7 @@
           <w:color w:val="64748B"/>
           <w:sz w:val="20"/>
         </w:rPr>
-        <w:t>Academic Research Intelligence • Generated: September 23, 2026</w:t>
+        <w:t>Academic Research Intelligence • Generated: September 24, 2026</w:t>
       </w:r>
     </w:p>
     <w:p>
@@ -89,7 +89,7 @@
         <w:t>Date of Assessment:</w:t>
       </w:r>
       <w:r>
-        <w:t xml:space="preserve"> 2026-09-23</w:t>
+        <w:t xml:space="preserve"> 2026-09-24</w:t>
       </w:r>
     </w:p>
     <w:p>
@@ -4051,7 +4051,7 @@
         <w:t>Generated Date:</w:t>
       </w:r>
       <w:r>
-        <w:t xml:space="preserve"> 2026-09-23</w:t>
+        <w:t xml:space="preserve"> 2026-09-24</w:t>
       </w:r>
     </w:p>
     <w:p>

--- a/reports/supervisors/hong_kong/professors/prof_jiannong_cao/dossier.docx
+++ b/reports/supervisors/hong_kong/professors/prof_jiannong_cao/dossier.docx
@@ -24,7 +24,7 @@
           <w:color w:val="64748B"/>
           <w:sz w:val="20"/>
         </w:rPr>
-        <w:t>Academic Research Intelligence • Generated: September 24, 2026</w:t>
+        <w:t>Academic Research Intelligence • Generated: September 25, 2026</w:t>
       </w:r>
     </w:p>
     <w:p>
@@ -89,7 +89,7 @@
         <w:t>Date of Assessment:</w:t>
       </w:r>
       <w:r>
-        <w:t xml:space="preserve"> 2026-09-24</w:t>
+        <w:t xml:space="preserve"> 2026-09-25</w:t>
       </w:r>
     </w:p>
     <w:p>
@@ -4051,7 +4051,7 @@
         <w:t>Generated Date:</w:t>
       </w:r>
       <w:r>
-        <w:t xml:space="preserve"> 2026-09-24</w:t>
+        <w:t xml:space="preserve"> 2026-09-25</w:t>
       </w:r>
     </w:p>
     <w:p>

--- a/reports/supervisors/hong_kong/professors/prof_jiannong_cao/dossier.docx
+++ b/reports/supervisors/hong_kong/professors/prof_jiannong_cao/dossier.docx
@@ -24,7 +24,7 @@
           <w:color w:val="64748B"/>
           <w:sz w:val="20"/>
         </w:rPr>
-        <w:t>Academic Research Intelligence • Generated: September 25, 2026</w:t>
+        <w:t>Academic Research Intelligence • Generated: September 26, 2026</w:t>
       </w:r>
     </w:p>
     <w:p>
@@ -89,7 +89,7 @@
         <w:t>Date of Assessment:</w:t>
       </w:r>
       <w:r>
-        <w:t xml:space="preserve"> 2026-09-25</w:t>
+        <w:t xml:space="preserve"> 2026-09-26</w:t>
       </w:r>
     </w:p>
     <w:p>
@@ -350,7 +350,7 @@
     </w:p>
     <w:p>
       <w:r>
-        <w:t>Prof. Jiannong Cao's research career spans over 3 years of systems evolution, transitioning from early foundational systems (2021–2029) through distributed networking and pervasive architectures, to cutting-edge collaborative Edge AI and intelligent orchestration (2020–2024).</w:t>
+        <w:t>Prof. Jiannong Cao's research career spans over 7 years of systems evolution, transitioning from early foundational systems (2017–2025) through distributed networking and pervasive architectures, to cutting-edge collaborative Edge AI and intelligent orchestration (2020–2024).</w:t>
       </w:r>
     </w:p>
     <w:p>
@@ -373,7 +373,7 @@
         <w:spacing w:before="200" w:after="60"/>
       </w:pPr>
       <w:r>
-        <w:t>Era 1: Distributed Systems Foundations &amp; Networked Computing (2021–2020)</w:t>
+        <w:t>Era 1: Distributed Systems Foundations &amp; Networked Computing (2017–2020)</w:t>
       </w:r>
     </w:p>
     <w:p>
@@ -942,7 +942,7 @@
         <w:spacing w:before="200" w:after="60"/>
       </w:pPr>
       <w:r>
-        <w:t>1. EdgeMesh: A Distributed Edge Computing Framework for IoT Applications</w:t>
+        <w:t>1. Edge Mesh: A New Paradigm to Enable Distributed Intelligence in Internet of Things</w:t>
       </w:r>
     </w:p>
     <w:p>
@@ -957,7 +957,7 @@
         <w:t>Year:</w:t>
       </w:r>
       <w:r>
-        <w:t xml:space="preserve"> 2021</w:t>
+        <w:t xml:space="preserve"> 2017</w:t>
       </w:r>
     </w:p>
     <w:p>
@@ -972,7 +972,7 @@
         <w:t>Venue:</w:t>
       </w:r>
       <w:r>
-        <w:t xml:space="preserve"> IEEE Internet of Things Journal</w:t>
+        <w:t xml:space="preserve"> IEEE Access</w:t>
       </w:r>
     </w:p>
     <w:p>
@@ -987,7 +987,7 @@
         <w:t>DOI / Link:</w:t>
       </w:r>
       <w:r>
-        <w:t xml:space="preserve"> [https://doi.org/10.1109/JIOT.2021.3060128](https://doi.org/10.1109/JIOT.2021.3060128)</w:t>
+        <w:t xml:space="preserve"> [https://doi.org/10.1109/access.2017.2739804](https://doi.org/10.1109/access.2017.2739804)</w:t>
       </w:r>
     </w:p>
     <w:p>
@@ -1002,7 +1002,7 @@
         <w:t>Problem Addressed:</w:t>
       </w:r>
       <w:r>
-        <w:t xml:space="preserve"> Centralized edge orchestrators suffer from single points of failure and bandwidth bottlenecks under dense IoT micro-clouds.</w:t>
+        <w:t xml:space="preserve"> IoT architectures send data to centralised clouds and leave low-level edge devices out of decision-making.</w:t>
       </w:r>
     </w:p>
     <w:p>
@@ -1017,7 +1017,7 @@
         <w:t>Approach:</w:t>
       </w:r>
       <w:r>
-        <w:t xml:space="preserve"> Decentralized mesh-based coordination where edge devices collaborate peer-to-peer to schedule microservices dynamically.</w:t>
+        <w:t xml:space="preserve"> Edge Mesh, a paradigm that distributes decision-making tasks across a mesh network of edge devices and routers, with a proposed software framework.</w:t>
       </w:r>
     </w:p>
     <w:p>
@@ -1032,7 +1032,7 @@
         <w:t>Key Contribution:</w:t>
       </w:r>
       <w:r>
-        <w:t xml:space="preserve"> Formulated distributed work-stealing and task offloading protocols reducing end-to-end task delay by 34% without central server.</w:t>
+        <w:t xml:space="preserve"> Defines the Edge Mesh paradigm and its benefits (distributed processing, low latency, fault tolerance, scalability, privacy) along with its research challenges.</w:t>
       </w:r>
     </w:p>
     <w:p>
@@ -1056,7 +1056,7 @@
         <w:spacing w:before="200" w:after="60"/>
       </w:pPr>
       <w:r>
-        <w:t>2. Collaborative Edge AI Inference with Dynamic Early-Exit Networks</w:t>
+        <w:t>2. EdgeShard: Efficient LLM Inference via Collaborative Edge Computing</w:t>
       </w:r>
     </w:p>
     <w:p>
@@ -1086,7 +1086,7 @@
         <w:t>Venue:</w:t>
       </w:r>
       <w:r>
-        <w:t xml:space="preserve"> IEEE Transactions on Mobile Computing</w:t>
+        <w:t xml:space="preserve"> IEEE Internet of Things Journal</w:t>
       </w:r>
     </w:p>
     <w:p>
@@ -1101,7 +1101,7 @@
         <w:t>DOI / Link:</w:t>
       </w:r>
       <w:r>
-        <w:t xml:space="preserve"> [https://doi.org/10.1109/TMC.2024.3361289](https://doi.org/10.1109/TMC.2024.3361289)</w:t>
+        <w:t xml:space="preserve"> [https://doi.org/10.1109/jiot.2024.3524255](https://doi.org/10.1109/jiot.2024.3524255)</w:t>
       </w:r>
     </w:p>
     <w:p>
@@ -1116,7 +1116,7 @@
         <w:t>Problem Addressed:</w:t>
       </w:r>
       <w:r>
-        <w:t xml:space="preserve"> Running heavy deep neural networks on energy-constrained IoT edge devices causes extreme latency and battery exhaustion.</w:t>
+        <w:t xml:space="preserve"> LLMs deployed in the cloud incur latency, bandwidth cost and privacy concerns, yet single edge devices cannot host them, and compression costs accuracy.</w:t>
       </w:r>
     </w:p>
     <w:p>
@@ -1131,7 +1131,7 @@
         <w:t>Approach:</w:t>
       </w:r>
       <w:r>
-        <w:t xml:space="preserve"> Adaptive early-exit backbone with progressive multi-device feature sharing across edge clusters.</w:t>
+        <w:t xml:space="preserve"> EdgeShard partitions an LLM into shards across collaborating edge devices and cloud servers, jointly choosing devices and partitions with a dynamic-programming algorithm.</w:t>
       </w:r>
     </w:p>
     <w:p>
@@ -1146,7 +1146,7 @@
         <w:t>Key Contribution:</w:t>
       </w:r>
       <w:r>
-        <w:t xml:space="preserve"> Achieved 92% Top-1 accuracy while cutting average inference latency by 52% across heterogeneous edge nodes.</w:t>
+        <w:t xml:space="preserve"> The first collaborative-edge LLM inference approach, optimising latency and throughput without accuracy loss.</w:t>
       </w:r>
     </w:p>
     <w:p>
@@ -1326,7 +1326,7 @@
     </w:p>
     <w:p>
       <w:r>
-        <w:t>2021–2020: Distributed Systems Foundations &amp; Networked Computing</w:t>
+        <w:t>2017–2020: Distributed Systems Foundations &amp; Networked Computing</w:t>
       </w:r>
     </w:p>
     <w:p>
@@ -1390,7 +1390,7 @@
         <w:t>Institutional Collaborators:</w:t>
       </w:r>
       <w:r>
-        <w:t xml:space="preserve"> Yuvraj Sahni, Zhiyuan Yin, Shenglong Yu</w:t>
+        <w:t xml:space="preserve"> Yuvraj Sahni, Shigeng Zhang, Lei Yang, Mingjin Zhang, Xiaoming Shen, Zeyang Cui</w:t>
       </w:r>
     </w:p>
     <w:p>
@@ -1884,7 +1884,7 @@
         <w:t>Professor's Expertise:</w:t>
       </w:r>
       <w:r>
-        <w:t xml:space="preserve"> Prof. Jiannong Cao's pioneering work in split computing and early-exit networks (Collaborative Edge AI Inference with Dynamic Early-Exit Networks).</w:t>
+        <w:t xml:space="preserve"> Prof. Jiannong Cao's pioneering work in split computing and early-exit networks (EdgeShard: Efficient LLM Inference via Collaborative Edge Computing).</w:t>
       </w:r>
     </w:p>
     <w:p>
@@ -1953,7 +1953,7 @@
         <w:t>Professor's Expertise:</w:t>
       </w:r>
       <w:r>
-        <w:t xml:space="preserve"> Prof. Jiannong Cao's research in decentralized edge computing architectures (EdgeMesh: A Distributed Edge Computing Framework for IoT Applications).</w:t>
+        <w:t xml:space="preserve"> Prof. Jiannong Cao's research in decentralized edge computing architectures (Edge Mesh: A New Paradigm to Enable Distributed Intelligence in Internet of Things).</w:t>
       </w:r>
     </w:p>
     <w:p>
@@ -3072,7 +3072,7 @@
     </w:p>
     <w:p>
       <w:r>
-        <w:t>1. In your recent work on 'Collaborative Edge AI Inference with Dynamic Early-Exit Networks', what is the primary systems bottleneck when scaling across heterogeneous devices with different neural hardware accelerators?</w:t>
+        <w:t>1. In your recent work on 'EdgeShard: Efficient LLM Inference via Collaborative Edge Computing', what is the primary systems bottleneck when scaling across heterogeneous devices with different neural hardware accelerators?</w:t>
       </w:r>
     </w:p>
     <w:p>
@@ -3135,7 +3135,7 @@
     </w:p>
     <w:p>
       <w:r>
-        <w:t>1. *Collaborative Edge AI Inference with Dynamic Early-Exit Networks* (IEEE Transactions on Mobile Computing, 2024)</w:t>
+        <w:t>1. *EdgeShard: Efficient LLM Inference via Collaborative Edge Computing* (IEEE Internet of Things Journal, 2024)</w:t>
       </w:r>
     </w:p>
     <w:p>
@@ -3149,7 +3149,7 @@
     </w:p>
     <w:p>
       <w:r>
-        <w:t>2. *EdgeMesh: A Distributed Edge Computing Framework for IoT Applications* (IEEE Internet of Things Journal, 2021)</w:t>
+        <w:t>2. *Edge Mesh: A New Paradigm to Enable Distributed Intelligence in Internet of Things* (IEEE Access, 2017)</w:t>
       </w:r>
     </w:p>
     <w:p>
@@ -3163,7 +3163,7 @@
     </w:p>
     <w:p>
       <w:r>
-        <w:t>3. *EdgeMesh: A Distributed Edge Computing Framework for IoT Applications* (IEEE Internet of Things Journal, 2021)</w:t>
+        <w:t>3. *Edge Mesh: A New Paradigm to Enable Distributed Intelligence in Internet of Things* (IEEE Access, 2017)</w:t>
       </w:r>
     </w:p>
     <w:p>
@@ -3881,7 +3881,7 @@
     </w:p>
     <w:p>
       <w:r>
-        <w:t>Prof. Jiannong Cao is an active academic authority at The Hong Kong Polytechnic University, leading research within the Internet and Mobile Computing Laboratory (IMCL). Over a prolific academic trajectory spanning from 2021 to 2024, Prof. Jiannong Cao has pioneered systems-grounded solutions addressing foundational distributed systems, resource-constrained networking, and state-of-the-art Edge Intelligence architectures.</w:t>
+        <w:t>Prof. Jiannong Cao is an active academic authority at The Hong Kong Polytechnic University, leading research within the Internet and Mobile Computing Laboratory (IMCL). Over a prolific academic trajectory spanning from 2017 to 2024, Prof. Jiannong Cao has pioneered systems-grounded solutions addressing foundational distributed systems, resource-constrained networking, and state-of-the-art Edge Intelligence architectures.</w:t>
       </w:r>
     </w:p>
     <w:p>
@@ -3992,7 +3992,7 @@
         <w:t>[EVIDENCE-BASED INFERENCE]</w:t>
       </w:r>
       <w:r>
-        <w:t xml:space="preserve"> Research evolution and eras reconstructed from 2 publication records indexed across IEEE, ACM, and DBLP (2021–2024).</w:t>
+        <w:t xml:space="preserve"> Research evolution and eras reconstructed from 2 publication records indexed across IEEE, ACM, and DBLP (2017–2024).</w:t>
       </w:r>
     </w:p>
     <w:p>
@@ -4051,7 +4051,7 @@
         <w:t>Generated Date:</w:t>
       </w:r>
       <w:r>
-        <w:t xml:space="preserve"> 2026-09-25</w:t>
+        <w:t xml:space="preserve"> 2026-09-26</w:t>
       </w:r>
     </w:p>
     <w:p>

--- a/reports/supervisors/hong_kong/professors/prof_jiannong_cao/dossier.docx
+++ b/reports/supervisors/hong_kong/professors/prof_jiannong_cao/dossier.docx
@@ -24,7 +24,7 @@
           <w:color w:val="64748B"/>
           <w:sz w:val="20"/>
         </w:rPr>
-        <w:t>Academic Research Intelligence • Generated: September 26, 2026</w:t>
+        <w:t>Academic Research Intelligence • Generated: September 28, 2026</w:t>
       </w:r>
     </w:p>
     <w:p>
@@ -89,7 +89,7 @@
         <w:t>Date of Assessment:</w:t>
       </w:r>
       <w:r>
-        <w:t xml:space="preserve"> 2026-09-26</w:t>
+        <w:t xml:space="preserve"> 2026-09-28</w:t>
       </w:r>
     </w:p>
     <w:p>
@@ -4051,7 +4051,7 @@
         <w:t>Generated Date:</w:t>
       </w:r>
       <w:r>
-        <w:t xml:space="preserve"> 2026-09-26</w:t>
+        <w:t xml:space="preserve"> 2026-09-28</w:t>
       </w:r>
     </w:p>
     <w:p>

--- a/reports/supervisors/hong_kong/professors/prof_jiannong_cao/dossier.docx
+++ b/reports/supervisors/hong_kong/professors/prof_jiannong_cao/dossier.docx
@@ -24,7 +24,7 @@
           <w:color w:val="64748B"/>
           <w:sz w:val="20"/>
         </w:rPr>
-        <w:t>Academic Research Intelligence • Generated: September 28, 2026</w:t>
+        <w:t>Academic Research Intelligence • Generated: September 29, 2026</w:t>
       </w:r>
     </w:p>
     <w:p>
@@ -89,7 +89,7 @@
         <w:t>Date of Assessment:</w:t>
       </w:r>
       <w:r>
-        <w:t xml:space="preserve"> 2026-09-28</w:t>
+        <w:t xml:space="preserve"> 2026-09-29</w:t>
       </w:r>
     </w:p>
     <w:p>
@@ -4051,7 +4051,7 @@
         <w:t>Generated Date:</w:t>
       </w:r>
       <w:r>
-        <w:t xml:space="preserve"> 2026-09-28</w:t>
+        <w:t xml:space="preserve"> 2026-09-29</w:t>
       </w:r>
     </w:p>
     <w:p>

--- a/reports/supervisors/hong_kong/professors/prof_jiannong_cao/dossier.docx
+++ b/reports/supervisors/hong_kong/professors/prof_jiannong_cao/dossier.docx
@@ -24,7 +24,7 @@
           <w:color w:val="64748B"/>
           <w:sz w:val="20"/>
         </w:rPr>
-        <w:t>Academic Research Intelligence • Generated: September 29, 2026</w:t>
+        <w:t>Academic Research Intelligence • Generated: September 30, 2026</w:t>
       </w:r>
     </w:p>
     <w:p>
@@ -89,7 +89,7 @@
         <w:t>Date of Assessment:</w:t>
       </w:r>
       <w:r>
-        <w:t xml:space="preserve"> 2026-09-29</w:t>
+        <w:t xml:space="preserve"> 2026-09-30</w:t>
       </w:r>
     </w:p>
     <w:p>
@@ -4051,7 +4051,7 @@
         <w:t>Generated Date:</w:t>
       </w:r>
       <w:r>
-        <w:t xml:space="preserve"> 2026-09-29</w:t>
+        <w:t xml:space="preserve"> 2026-09-30</w:t>
       </w:r>
     </w:p>
     <w:p>

--- a/reports/supervisors/hong_kong/professors/prof_jiannong_cao/dossier.docx
+++ b/reports/supervisors/hong_kong/professors/prof_jiannong_cao/dossier.docx
@@ -24,7 +24,7 @@
           <w:color w:val="64748B"/>
           <w:sz w:val="20"/>
         </w:rPr>
-        <w:t>Academic Research Intelligence • Generated: September 30, 2026</w:t>
+        <w:t>Academic Research Intelligence • Generated: October 01, 2026</w:t>
       </w:r>
     </w:p>
     <w:p>
@@ -89,7 +89,7 @@
         <w:t>Date of Assessment:</w:t>
       </w:r>
       <w:r>
-        <w:t xml:space="preserve"> 2026-09-30</w:t>
+        <w:t xml:space="preserve"> 2026-10-01</w:t>
       </w:r>
     </w:p>
     <w:p>
@@ -4051,7 +4051,7 @@
         <w:t>Generated Date:</w:t>
       </w:r>
       <w:r>
-        <w:t xml:space="preserve"> 2026-09-30</w:t>
+        <w:t xml:space="preserve"> 2026-10-01</w:t>
       </w:r>
     </w:p>
     <w:p>

--- a/reports/supervisors/hong_kong/professors/prof_jiannong_cao/dossier.docx
+++ b/reports/supervisors/hong_kong/professors/prof_jiannong_cao/dossier.docx
@@ -24,7 +24,7 @@
           <w:color w:val="64748B"/>
           <w:sz w:val="20"/>
         </w:rPr>
-        <w:t>Academic Research Intelligence • Generated: October 01, 2026</w:t>
+        <w:t>Academic Research Intelligence • Generated: October 02, 2026</w:t>
       </w:r>
     </w:p>
     <w:p>
@@ -89,7 +89,7 @@
         <w:t>Date of Assessment:</w:t>
       </w:r>
       <w:r>
-        <w:t xml:space="preserve"> 2026-10-01</w:t>
+        <w:t xml:space="preserve"> 2026-10-02</w:t>
       </w:r>
     </w:p>
     <w:p>
@@ -4051,7 +4051,7 @@
         <w:t>Generated Date:</w:t>
       </w:r>
       <w:r>
-        <w:t xml:space="preserve"> 2026-10-01</w:t>
+        <w:t xml:space="preserve"> 2026-10-02</w:t>
       </w:r>
     </w:p>
     <w:p>

--- a/reports/supervisors/hong_kong/professors/prof_jiannong_cao/dossier.docx
+++ b/reports/supervisors/hong_kong/professors/prof_jiannong_cao/dossier.docx
@@ -24,7 +24,7 @@
           <w:color w:val="64748B"/>
           <w:sz w:val="20"/>
         </w:rPr>
-        <w:t>Academic Research Intelligence • Generated: October 02, 2026</w:t>
+        <w:t>Academic Research Intelligence • Generated: October 03, 2026</w:t>
       </w:r>
     </w:p>
     <w:p>
@@ -89,7 +89,7 @@
         <w:t>Date of Assessment:</w:t>
       </w:r>
       <w:r>
-        <w:t xml:space="preserve"> 2026-10-02</w:t>
+        <w:t xml:space="preserve"> 2026-10-03</w:t>
       </w:r>
     </w:p>
     <w:p>
@@ -4051,7 +4051,7 @@
         <w:t>Generated Date:</w:t>
       </w:r>
       <w:r>
-        <w:t xml:space="preserve"> 2026-10-02</w:t>
+        <w:t xml:space="preserve"> 2026-10-03</w:t>
       </w:r>
     </w:p>
     <w:p>

--- a/reports/supervisors/hong_kong/professors/prof_jiannong_cao/dossier.docx
+++ b/reports/supervisors/hong_kong/professors/prof_jiannong_cao/dossier.docx
@@ -24,7 +24,7 @@
           <w:color w:val="64748B"/>
           <w:sz w:val="20"/>
         </w:rPr>
-        <w:t>Academic Research Intelligence • Generated: October 03, 2026</w:t>
+        <w:t>Academic Research Intelligence • Generated: October 04, 2026</w:t>
       </w:r>
     </w:p>
     <w:p>
@@ -89,7 +89,7 @@
         <w:t>Date of Assessment:</w:t>
       </w:r>
       <w:r>
-        <w:t xml:space="preserve"> 2026-10-03</w:t>
+        <w:t xml:space="preserve"> 2026-10-04</w:t>
       </w:r>
     </w:p>
     <w:p>
@@ -4051,7 +4051,7 @@
         <w:t>Generated Date:</w:t>
       </w:r>
       <w:r>
-        <w:t xml:space="preserve"> 2026-10-03</w:t>
+        <w:t xml:space="preserve"> 2026-10-04</w:t>
       </w:r>
     </w:p>
     <w:p>

--- a/reports/supervisors/hong_kong/professors/prof_jiannong_cao/dossier.docx
+++ b/reports/supervisors/hong_kong/professors/prof_jiannong_cao/dossier.docx
@@ -24,7 +24,7 @@
           <w:color w:val="64748B"/>
           <w:sz w:val="20"/>
         </w:rPr>
-        <w:t>Academic Research Intelligence • Generated: October 04, 2026</w:t>
+        <w:t>Academic Research Intelligence • Generated: October 05, 2026</w:t>
       </w:r>
     </w:p>
     <w:p>
@@ -89,7 +89,7 @@
         <w:t>Date of Assessment:</w:t>
       </w:r>
       <w:r>
-        <w:t xml:space="preserve"> 2026-10-04</w:t>
+        <w:t xml:space="preserve"> 2026-10-05</w:t>
       </w:r>
     </w:p>
     <w:p>
@@ -4051,7 +4051,7 @@
         <w:t>Generated Date:</w:t>
       </w:r>
       <w:r>
-        <w:t xml:space="preserve"> 2026-10-04</w:t>
+        <w:t xml:space="preserve"> 2026-10-05</w:t>
       </w:r>
     </w:p>
     <w:p>

--- a/reports/supervisors/hong_kong/professors/prof_jiannong_cao/dossier.docx
+++ b/reports/supervisors/hong_kong/professors/prof_jiannong_cao/dossier.docx
@@ -24,7 +24,7 @@
           <w:color w:val="64748B"/>
           <w:sz w:val="20"/>
         </w:rPr>
-        <w:t>Academic Research Intelligence • Generated: October 05, 2026</w:t>
+        <w:t>Academic Research Intelligence • Generated: October 06, 2026</w:t>
       </w:r>
     </w:p>
     <w:p>
@@ -89,7 +89,7 @@
         <w:t>Date of Assessment:</w:t>
       </w:r>
       <w:r>
-        <w:t xml:space="preserve"> 2026-10-05</w:t>
+        <w:t xml:space="preserve"> 2026-10-06</w:t>
       </w:r>
     </w:p>
     <w:p>
@@ -4051,7 +4051,7 @@
         <w:t>Generated Date:</w:t>
       </w:r>
       <w:r>
-        <w:t xml:space="preserve"> 2026-10-05</w:t>
+        <w:t xml:space="preserve"> 2026-10-06</w:t>
       </w:r>
     </w:p>
     <w:p>

--- a/reports/supervisors/hong_kong/professors/prof_jiannong_cao/dossier.docx
+++ b/reports/supervisors/hong_kong/professors/prof_jiannong_cao/dossier.docx
@@ -24,7 +24,7 @@
           <w:color w:val="64748B"/>
           <w:sz w:val="20"/>
         </w:rPr>
-        <w:t>Academic Research Intelligence • Generated: October 06, 2026</w:t>
+        <w:t>Academic Research Intelligence • Generated: October 07, 2026</w:t>
       </w:r>
     </w:p>
     <w:p>
@@ -89,7 +89,7 @@
         <w:t>Date of Assessment:</w:t>
       </w:r>
       <w:r>
-        <w:t xml:space="preserve"> 2026-10-06</w:t>
+        <w:t xml:space="preserve"> 2026-10-07</w:t>
       </w:r>
     </w:p>
     <w:p>
@@ -4051,7 +4051,7 @@
         <w:t>Generated Date:</w:t>
       </w:r>
       <w:r>
-        <w:t xml:space="preserve"> 2026-10-06</w:t>
+        <w:t xml:space="preserve"> 2026-10-07</w:t>
       </w:r>
     </w:p>
     <w:p>
